--- a/docs/SmartPot_Documentacion_Tecnica.docx
+++ b/docs/SmartPot_Documentacion_Tecnica.docx
@@ -4416,7 +4416,7 @@
                 <w:sz w:val="17"/>
                 <w:szCs w:val="17"/>
               </w:rPr>
-              <w:t xml:space="preserve">MQTT con TLS 1.2 y WebSocket; una cuenta por maceta</w:t>
+              <w:t xml:space="preserve">MQTT con TLS 1.2+ y WebSocket; una cuenta por maceta</w:t>
             </w:r>
           </w:p>
         </w:tc>
@@ -7313,7 +7313,7 @@
                 <w:sz w:val="17"/>
                 <w:szCs w:val="17"/>
               </w:rPr>
-              <w:t xml:space="preserve">, MQTT sobre TLS 1.2</w:t>
+              <w:t xml:space="preserve">, MQTT sobre TLS 1.3 (mínimo 1.2)</w:t>
             </w:r>
           </w:p>
         </w:tc>
@@ -18742,7 +18742,7 @@
                 <w:sz w:val="17"/>
                 <w:szCs w:val="17"/>
               </w:rPr>
-              <w:t xml:space="preserve">HTTPS con HSTS; MQTT sobre TLS 1.2 con CA propia; WebSocket seguro</w:t>
+              <w:t xml:space="preserve">HTTPS con HSTS; MQTT sobre TLS 1.2+ con CA propia; WebSocket seguro</w:t>
             </w:r>
           </w:p>
         </w:tc>

--- a/docs/SmartPot_Documentacion_Tecnica.docx
+++ b/docs/SmartPot_Documentacion_Tecnica.docx
@@ -1374,10 +1374,42 @@
     </w:p>
     <w:p>
       <w:pPr>
+        <w:ind w:left="420"/>
+        <w:spacing w:before="0" w:after="30" w:line="252" w:lineRule="auto"/>
+      </w:pPr>
+      <w:hyperlink w:anchor="sec_136" w:history="1">
+        <w:r>
+          <w:rPr>
+            <w:color w:val="17261F"/>
+            <w:sz w:val="18"/>
+            <w:szCs w:val="18"/>
+          </w:rPr>
+          <w:t xml:space="preserve">6.6 Pronóstico de tendencias</w:t>
+        </w:r>
+      </w:hyperlink>
+    </w:p>
+    <w:p>
+      <w:pPr>
+        <w:ind w:left="420"/>
+        <w:spacing w:before="0" w:after="30" w:line="252" w:lineRule="auto"/>
+      </w:pPr>
+      <w:hyperlink w:anchor="sec_137" w:history="1">
+        <w:r>
+          <w:rPr>
+            <w:color w:val="17261F"/>
+            <w:sz w:val="18"/>
+            <w:szCs w:val="18"/>
+          </w:rPr>
+          <w:t xml:space="preserve">6.7 Análisis de todos los cultivos</w:t>
+        </w:r>
+      </w:hyperlink>
+    </w:p>
+    <w:p>
+      <w:pPr>
         <w:ind w:left="0"/>
         <w:spacing w:before="100" w:after="30" w:line="252" w:lineRule="auto"/>
       </w:pPr>
-      <w:hyperlink w:anchor="sec_136" w:history="1">
+      <w:hyperlink w:anchor="sec_138" w:history="1">
         <w:r>
           <w:rPr>
             <w:b/>
@@ -1395,7 +1427,7 @@
         <w:ind w:left="0"/>
         <w:spacing w:before="100" w:after="30" w:line="252" w:lineRule="auto"/>
       </w:pPr>
-      <w:hyperlink w:anchor="sec_138" w:history="1">
+      <w:hyperlink w:anchor="sec_140" w:history="1">
         <w:r>
           <w:rPr>
             <w:b/>
@@ -1413,7 +1445,7 @@
         <w:ind w:left="420"/>
         <w:spacing w:before="0" w:after="30" w:line="252" w:lineRule="auto"/>
       </w:pPr>
-      <w:hyperlink w:anchor="sec_140" w:history="1">
+      <w:hyperlink w:anchor="sec_142" w:history="1">
         <w:r>
           <w:rPr>
             <w:color w:val="17261F"/>
@@ -1429,7 +1461,7 @@
         <w:ind w:left="420"/>
         <w:spacing w:before="0" w:after="30" w:line="252" w:lineRule="auto"/>
       </w:pPr>
-      <w:hyperlink w:anchor="sec_141" w:history="1">
+      <w:hyperlink w:anchor="sec_143" w:history="1">
         <w:r>
           <w:rPr>
             <w:color w:val="17261F"/>
@@ -1445,7 +1477,7 @@
         <w:ind w:left="0"/>
         <w:spacing w:before="100" w:after="30" w:line="252" w:lineRule="auto"/>
       </w:pPr>
-      <w:hyperlink w:anchor="sec_142" w:history="1">
+      <w:hyperlink w:anchor="sec_144" w:history="1">
         <w:r>
           <w:rPr>
             <w:b/>
@@ -1463,7 +1495,7 @@
         <w:ind w:left="420"/>
         <w:spacing w:before="0" w:after="30" w:line="252" w:lineRule="auto"/>
       </w:pPr>
-      <w:hyperlink w:anchor="sec_143" w:history="1">
+      <w:hyperlink w:anchor="sec_145" w:history="1">
         <w:r>
           <w:rPr>
             <w:color w:val="17261F"/>
@@ -1479,7 +1511,7 @@
         <w:ind w:left="420"/>
         <w:spacing w:before="0" w:after="30" w:line="252" w:lineRule="auto"/>
       </w:pPr>
-      <w:hyperlink w:anchor="sec_144" w:history="1">
+      <w:hyperlink w:anchor="sec_146" w:history="1">
         <w:r>
           <w:rPr>
             <w:color w:val="17261F"/>
@@ -1495,7 +1527,7 @@
         <w:ind w:left="0"/>
         <w:spacing w:before="100" w:after="30" w:line="252" w:lineRule="auto"/>
       </w:pPr>
-      <w:hyperlink w:anchor="sec_145" w:history="1">
+      <w:hyperlink w:anchor="sec_147" w:history="1">
         <w:r>
           <w:rPr>
             <w:b/>
@@ -1513,7 +1545,7 @@
         <w:ind w:left="0"/>
         <w:spacing w:before="100" w:after="30" w:line="252" w:lineRule="auto"/>
       </w:pPr>
-      <w:hyperlink w:anchor="sec_147" w:history="1">
+      <w:hyperlink w:anchor="sec_149" w:history="1">
         <w:r>
           <w:rPr>
             <w:b/>
@@ -1531,7 +1563,7 @@
         <w:ind w:left="420"/>
         <w:spacing w:before="0" w:after="30" w:line="252" w:lineRule="auto"/>
       </w:pPr>
-      <w:hyperlink w:anchor="sec_148" w:history="1">
+      <w:hyperlink w:anchor="sec_150" w:history="1">
         <w:r>
           <w:rPr>
             <w:color w:val="17261F"/>
@@ -1547,7 +1579,7 @@
         <w:ind w:left="420"/>
         <w:spacing w:before="0" w:after="30" w:line="252" w:lineRule="auto"/>
       </w:pPr>
-      <w:hyperlink w:anchor="sec_149" w:history="1">
+      <w:hyperlink w:anchor="sec_151" w:history="1">
         <w:r>
           <w:rPr>
             <w:color w:val="17261F"/>
@@ -1563,7 +1595,7 @@
         <w:ind w:left="420"/>
         <w:spacing w:before="0" w:after="30" w:line="252" w:lineRule="auto"/>
       </w:pPr>
-      <w:hyperlink w:anchor="sec_151" w:history="1">
+      <w:hyperlink w:anchor="sec_153" w:history="1">
         <w:r>
           <w:rPr>
             <w:color w:val="17261F"/>
@@ -1579,7 +1611,7 @@
         <w:ind w:left="0"/>
         <w:spacing w:before="100" w:after="30" w:line="252" w:lineRule="auto"/>
       </w:pPr>
-      <w:hyperlink w:anchor="sec_153" w:history="1">
+      <w:hyperlink w:anchor="sec_155" w:history="1">
         <w:r>
           <w:rPr>
             <w:b/>
@@ -1597,7 +1629,7 @@
         <w:ind w:left="0"/>
         <w:spacing w:before="100" w:after="30" w:line="252" w:lineRule="auto"/>
       </w:pPr>
-      <w:hyperlink w:anchor="sec_155" w:history="1">
+      <w:hyperlink w:anchor="sec_157" w:history="1">
         <w:r>
           <w:rPr>
             <w:b/>
@@ -1615,7 +1647,7 @@
         <w:ind w:left="0"/>
         <w:spacing w:before="100" w:after="30" w:line="252" w:lineRule="auto"/>
       </w:pPr>
-      <w:hyperlink w:anchor="sec_156" w:history="1">
+      <w:hyperlink w:anchor="sec_158" w:history="1">
         <w:r>
           <w:rPr>
             <w:b/>
@@ -8394,9 +8426,9 @@
         <w:tblLook w:val="04A0" w:firstRow="1" w:firstColumn="1" w:noVBand="1"/>
       </w:tblPr>
       <w:tblGrid>
-        <w:gridCol w:w="2002"/>
-        <w:gridCol w:w="6291"/>
-        <w:gridCol w:w="1067"/>
+        <w:gridCol w:w="1415"/>
+        <w:gridCol w:w="5924"/>
+        <w:gridCol w:w="2021"/>
       </w:tblGrid>
       <w:tr>
         <w:trPr>
@@ -8405,7 +8437,7 @@
         </w:trPr>
         <w:tc>
           <w:tcPr>
-            <w:tcW w:w="2002" w:type="dxa"/>
+            <w:tcW w:w="1415" w:type="dxa"/>
             <w:shd w:val="clear" w:color="auto" w:fill="0B3D2B"/>
             <w:tcMar>
               <w:top w:w="70" w:type="dxa"/>
@@ -8434,7 +8466,7 @@
         </w:tc>
         <w:tc>
           <w:tcPr>
-            <w:tcW w:w="6291" w:type="dxa"/>
+            <w:tcW w:w="5924" w:type="dxa"/>
             <w:shd w:val="clear" w:color="auto" w:fill="0B3D2B"/>
             <w:tcMar>
               <w:top w:w="70" w:type="dxa"/>
@@ -8463,7 +8495,7 @@
         </w:tc>
         <w:tc>
           <w:tcPr>
-            <w:tcW w:w="1067" w:type="dxa"/>
+            <w:tcW w:w="2021" w:type="dxa"/>
             <w:shd w:val="clear" w:color="auto" w:fill="0B3D2B"/>
             <w:tcMar>
               <w:top w:w="70" w:type="dxa"/>
@@ -8497,7 +8529,7 @@
         </w:trPr>
         <w:tc>
           <w:tcPr>
-            <w:tcW w:w="2002" w:type="dxa"/>
+            <w:tcW w:w="1415" w:type="dxa"/>
             <w:shd w:val="clear" w:color="auto" w:fill="FFFFFF"/>
             <w:tcMar>
               <w:top w:w="70" w:type="dxa"/>
@@ -8525,7 +8557,7 @@
         </w:tc>
         <w:tc>
           <w:tcPr>
-            <w:tcW w:w="6291" w:type="dxa"/>
+            <w:tcW w:w="5924" w:type="dxa"/>
             <w:shd w:val="clear" w:color="auto" w:fill="FFFFFF"/>
             <w:tcMar>
               <w:top w:w="70" w:type="dxa"/>
@@ -8552,7 +8584,7 @@
         </w:tc>
         <w:tc>
           <w:tcPr>
-            <w:tcW w:w="1067" w:type="dxa"/>
+            <w:tcW w:w="2021" w:type="dxa"/>
             <w:shd w:val="clear" w:color="auto" w:fill="FFFFFF"/>
             <w:tcMar>
               <w:top w:w="70" w:type="dxa"/>
@@ -8583,7 +8615,7 @@
         </w:trPr>
         <w:tc>
           <w:tcPr>
-            <w:tcW w:w="2002" w:type="dxa"/>
+            <w:tcW w:w="1415" w:type="dxa"/>
             <w:shd w:val="clear" w:color="auto" w:fill="F2F7F4"/>
             <w:tcMar>
               <w:top w:w="70" w:type="dxa"/>
@@ -8611,7 +8643,7 @@
         </w:tc>
         <w:tc>
           <w:tcPr>
-            <w:tcW w:w="6291" w:type="dxa"/>
+            <w:tcW w:w="5924" w:type="dxa"/>
             <w:shd w:val="clear" w:color="auto" w:fill="F2F7F4"/>
             <w:tcMar>
               <w:top w:w="70" w:type="dxa"/>
@@ -8655,7 +8687,7 @@
         </w:tc>
         <w:tc>
           <w:tcPr>
-            <w:tcW w:w="1067" w:type="dxa"/>
+            <w:tcW w:w="2021" w:type="dxa"/>
             <w:shd w:val="clear" w:color="auto" w:fill="F2F7F4"/>
             <w:tcMar>
               <w:top w:w="70" w:type="dxa"/>
@@ -8686,7 +8718,7 @@
         </w:trPr>
         <w:tc>
           <w:tcPr>
-            <w:tcW w:w="2002" w:type="dxa"/>
+            <w:tcW w:w="1415" w:type="dxa"/>
             <w:shd w:val="clear" w:color="auto" w:fill="FFFFFF"/>
             <w:tcMar>
               <w:top w:w="70" w:type="dxa"/>
@@ -8714,7 +8746,7 @@
         </w:tc>
         <w:tc>
           <w:tcPr>
-            <w:tcW w:w="6291" w:type="dxa"/>
+            <w:tcW w:w="5924" w:type="dxa"/>
             <w:shd w:val="clear" w:color="auto" w:fill="FFFFFF"/>
             <w:tcMar>
               <w:top w:w="70" w:type="dxa"/>
@@ -8758,7 +8790,7 @@
         </w:tc>
         <w:tc>
           <w:tcPr>
-            <w:tcW w:w="1067" w:type="dxa"/>
+            <w:tcW w:w="2021" w:type="dxa"/>
             <w:shd w:val="clear" w:color="auto" w:fill="FFFFFF"/>
             <w:tcMar>
               <w:top w:w="70" w:type="dxa"/>
@@ -8789,7 +8821,7 @@
         </w:trPr>
         <w:tc>
           <w:tcPr>
-            <w:tcW w:w="2002" w:type="dxa"/>
+            <w:tcW w:w="1415" w:type="dxa"/>
             <w:shd w:val="clear" w:color="auto" w:fill="F2F7F4"/>
             <w:tcMar>
               <w:top w:w="70" w:type="dxa"/>
@@ -8817,7 +8849,7 @@
         </w:tc>
         <w:tc>
           <w:tcPr>
-            <w:tcW w:w="6291" w:type="dxa"/>
+            <w:tcW w:w="5924" w:type="dxa"/>
             <w:shd w:val="clear" w:color="auto" w:fill="F2F7F4"/>
             <w:tcMar>
               <w:top w:w="70" w:type="dxa"/>
@@ -8844,7 +8876,7 @@
         </w:tc>
         <w:tc>
           <w:tcPr>
-            <w:tcW w:w="1067" w:type="dxa"/>
+            <w:tcW w:w="2021" w:type="dxa"/>
             <w:shd w:val="clear" w:color="auto" w:fill="F2F7F4"/>
             <w:tcMar>
               <w:top w:w="70" w:type="dxa"/>
@@ -8875,7 +8907,7 @@
         </w:trPr>
         <w:tc>
           <w:tcPr>
-            <w:tcW w:w="2002" w:type="dxa"/>
+            <w:tcW w:w="1415" w:type="dxa"/>
             <w:shd w:val="clear" w:color="auto" w:fill="FFFFFF"/>
             <w:tcMar>
               <w:top w:w="70" w:type="dxa"/>
@@ -8903,7 +8935,7 @@
         </w:tc>
         <w:tc>
           <w:tcPr>
-            <w:tcW w:w="6291" w:type="dxa"/>
+            <w:tcW w:w="5924" w:type="dxa"/>
             <w:shd w:val="clear" w:color="auto" w:fill="FFFFFF"/>
             <w:tcMar>
               <w:top w:w="70" w:type="dxa"/>
@@ -8947,7 +8979,7 @@
         </w:tc>
         <w:tc>
           <w:tcPr>
-            <w:tcW w:w="1067" w:type="dxa"/>
+            <w:tcW w:w="2021" w:type="dxa"/>
             <w:shd w:val="clear" w:color="auto" w:fill="FFFFFF"/>
             <w:tcMar>
               <w:top w:w="70" w:type="dxa"/>
@@ -8978,7 +9010,7 @@
         </w:trPr>
         <w:tc>
           <w:tcPr>
-            <w:tcW w:w="2002" w:type="dxa"/>
+            <w:tcW w:w="1415" w:type="dxa"/>
             <w:shd w:val="clear" w:color="auto" w:fill="F2F7F4"/>
             <w:tcMar>
               <w:top w:w="70" w:type="dxa"/>
@@ -9006,7 +9038,7 @@
         </w:tc>
         <w:tc>
           <w:tcPr>
-            <w:tcW w:w="6291" w:type="dxa"/>
+            <w:tcW w:w="5924" w:type="dxa"/>
             <w:shd w:val="clear" w:color="auto" w:fill="F2F7F4"/>
             <w:tcMar>
               <w:top w:w="70" w:type="dxa"/>
@@ -9033,7 +9065,7 @@
         </w:tc>
         <w:tc>
           <w:tcPr>
-            <w:tcW w:w="1067" w:type="dxa"/>
+            <w:tcW w:w="2021" w:type="dxa"/>
             <w:shd w:val="clear" w:color="auto" w:fill="F2F7F4"/>
             <w:tcMar>
               <w:top w:w="70" w:type="dxa"/>
@@ -9064,35 +9096,35 @@
         </w:trPr>
         <w:tc>
           <w:tcPr>
-            <w:tcW w:w="2002" w:type="dxa"/>
-            <w:shd w:val="clear" w:color="auto" w:fill="FFFFFF"/>
-            <w:tcMar>
-              <w:top w:w="70" w:type="dxa"/>
-              <w:left w:w="110" w:type="dxa"/>
-              <w:bottom w:w="70" w:type="dxa"/>
-              <w:right w:w="110" w:type="dxa"/>
-            </w:tcMar>
-            <w:vAlign w:val="center"/>
-          </w:tcPr>
-          <w:p>
-            <w:pPr>
-              <w:spacing w:before="0" w:after="0" w:line="252" w:lineRule="auto"/>
-            </w:pPr>
-            <w:r>
-              <w:rPr>
-                <w:b/>
-                <w:bCs/>
-                <w:color w:val="0A5A3C"/>
-                <w:sz w:val="17"/>
-                <w:szCs w:val="17"/>
-              </w:rPr>
-              <w:t xml:space="preserve">GET, PUT, DELETE</w:t>
-            </w:r>
-          </w:p>
-        </w:tc>
-        <w:tc>
-          <w:tcPr>
-            <w:tcW w:w="6291" w:type="dxa"/>
+            <w:tcW w:w="1415" w:type="dxa"/>
+            <w:shd w:val="clear" w:color="auto" w:fill="FFFFFF"/>
+            <w:tcMar>
+              <w:top w:w="70" w:type="dxa"/>
+              <w:left w:w="110" w:type="dxa"/>
+              <w:bottom w:w="70" w:type="dxa"/>
+              <w:right w:w="110" w:type="dxa"/>
+            </w:tcMar>
+            <w:vAlign w:val="center"/>
+          </w:tcPr>
+          <w:p>
+            <w:pPr>
+              <w:spacing w:before="0" w:after="0" w:line="252" w:lineRule="auto"/>
+            </w:pPr>
+            <w:r>
+              <w:rPr>
+                <w:b/>
+                <w:bCs/>
+                <w:color w:val="0A5A3C"/>
+                <w:sz w:val="17"/>
+                <w:szCs w:val="17"/>
+              </w:rPr>
+              <w:t xml:space="preserve">PUT</w:t>
+            </w:r>
+          </w:p>
+        </w:tc>
+        <w:tc>
+          <w:tcPr>
+            <w:tcW w:w="5924" w:type="dxa"/>
             <w:shd w:val="clear" w:color="auto" w:fill="FFFFFF"/>
             <w:tcMar>
               <w:top w:w="70" w:type="dxa"/>
@@ -9113,50 +9145,41 @@
                 <w:sz w:val="15"/>
                 <w:szCs w:val="15"/>
               </w:rPr>
-              <w:t xml:space="preserve">/api/v1/crops/{id}</w:t>
-            </w:r>
-            <w:r>
-              <w:rPr>
-                <w:color w:val="17261F"/>
-                <w:sz w:val="17"/>
-                <w:szCs w:val="17"/>
-              </w:rPr>
-              <w:t xml:space="preserve"> y PUT </w:t>
-            </w:r>
-            <w:r>
-              <w:rPr>
-                <w:rFonts w:ascii="JetBrains Mono" w:hAnsi="JetBrains Mono" w:eastAsia="JetBrains Mono" w:cs="JetBrains Mono"/>
-                <w:color w:val="0A5A3C"/>
-                <w:sz w:val="15"/>
-                <w:szCs w:val="15"/>
-              </w:rPr>
-              <w:t xml:space="preserve">/crops/{id}/automation</w:t>
-            </w:r>
-          </w:p>
-        </w:tc>
-        <w:tc>
-          <w:tcPr>
-            <w:tcW w:w="1067" w:type="dxa"/>
-            <w:shd w:val="clear" w:color="auto" w:fill="FFFFFF"/>
-            <w:tcMar>
-              <w:top w:w="70" w:type="dxa"/>
-              <w:left w:w="110" w:type="dxa"/>
-              <w:bottom w:w="70" w:type="dxa"/>
-              <w:right w:w="110" w:type="dxa"/>
-            </w:tcMar>
-            <w:vAlign w:val="center"/>
-          </w:tcPr>
-          <w:p>
-            <w:pPr>
-              <w:spacing w:before="0" w:after="0" w:line="252" w:lineRule="auto"/>
-            </w:pPr>
-            <w:r>
-              <w:rPr>
-                <w:color w:val="17261F"/>
-                <w:sz w:val="17"/>
-                <w:szCs w:val="17"/>
-              </w:rPr>
-              <w:t xml:space="preserve">Dueño</w:t>
+              <w:t xml:space="preserve">/api/v1/crops/automation</w:t>
+            </w:r>
+            <w:r>
+              <w:rPr>
+                <w:color w:val="17261F"/>
+                <w:sz w:val="17"/>
+                <w:szCs w:val="17"/>
+              </w:rPr>
+              <w:t xml:space="preserve"> (modo automático en varios cultivos)</w:t>
+            </w:r>
+          </w:p>
+        </w:tc>
+        <w:tc>
+          <w:tcPr>
+            <w:tcW w:w="2021" w:type="dxa"/>
+            <w:shd w:val="clear" w:color="auto" w:fill="FFFFFF"/>
+            <w:tcMar>
+              <w:top w:w="70" w:type="dxa"/>
+              <w:left w:w="110" w:type="dxa"/>
+              <w:bottom w:w="70" w:type="dxa"/>
+              <w:right w:w="110" w:type="dxa"/>
+            </w:tcMar>
+            <w:vAlign w:val="center"/>
+          </w:tcPr>
+          <w:p>
+            <w:pPr>
+              <w:spacing w:before="0" w:after="0" w:line="252" w:lineRule="auto"/>
+            </w:pPr>
+            <w:r>
+              <w:rPr>
+                <w:color w:val="17261F"/>
+                <w:sz w:val="17"/>
+                <w:szCs w:val="17"/>
+              </w:rPr>
+              <w:t xml:space="preserve">Sesión, solo cultivos propios</w:t>
             </w:r>
           </w:p>
         </w:tc>
@@ -9167,35 +9190,35 @@
         </w:trPr>
         <w:tc>
           <w:tcPr>
-            <w:tcW w:w="2002" w:type="dxa"/>
-            <w:shd w:val="clear" w:color="auto" w:fill="F2F7F4"/>
-            <w:tcMar>
-              <w:top w:w="70" w:type="dxa"/>
-              <w:left w:w="110" w:type="dxa"/>
-              <w:bottom w:w="70" w:type="dxa"/>
-              <w:right w:w="110" w:type="dxa"/>
-            </w:tcMar>
-            <w:vAlign w:val="center"/>
-          </w:tcPr>
-          <w:p>
-            <w:pPr>
-              <w:spacing w:before="0" w:after="0" w:line="252" w:lineRule="auto"/>
-            </w:pPr>
-            <w:r>
-              <w:rPr>
-                <w:b/>
-                <w:bCs/>
-                <w:color w:val="0A5A3C"/>
-                <w:sz w:val="17"/>
-                <w:szCs w:val="17"/>
-              </w:rPr>
-              <w:t xml:space="preserve">GET, POST</w:t>
-            </w:r>
-          </w:p>
-        </w:tc>
-        <w:tc>
-          <w:tcPr>
-            <w:tcW w:w="6291" w:type="dxa"/>
+            <w:tcW w:w="1415" w:type="dxa"/>
+            <w:shd w:val="clear" w:color="auto" w:fill="F2F7F4"/>
+            <w:tcMar>
+              <w:top w:w="70" w:type="dxa"/>
+              <w:left w:w="110" w:type="dxa"/>
+              <w:bottom w:w="70" w:type="dxa"/>
+              <w:right w:w="110" w:type="dxa"/>
+            </w:tcMar>
+            <w:vAlign w:val="center"/>
+          </w:tcPr>
+          <w:p>
+            <w:pPr>
+              <w:spacing w:before="0" w:after="0" w:line="252" w:lineRule="auto"/>
+            </w:pPr>
+            <w:r>
+              <w:rPr>
+                <w:b/>
+                <w:bCs/>
+                <w:color w:val="0A5A3C"/>
+                <w:sz w:val="17"/>
+                <w:szCs w:val="17"/>
+              </w:rPr>
+              <w:t xml:space="preserve">GET, PUT, DELETE</w:t>
+            </w:r>
+          </w:p>
+        </w:tc>
+        <w:tc>
+          <w:tcPr>
+            <w:tcW w:w="5924" w:type="dxa"/>
             <w:shd w:val="clear" w:color="auto" w:fill="F2F7F4"/>
             <w:tcMar>
               <w:top w:w="70" w:type="dxa"/>
@@ -9216,15 +9239,15 @@
                 <w:sz w:val="15"/>
                 <w:szCs w:val="15"/>
               </w:rPr>
-              <w:t xml:space="preserve">/api/v1/crops/{id}/device</w:t>
-            </w:r>
-            <w:r>
-              <w:rPr>
-                <w:color w:val="17261F"/>
-                <w:sz w:val="17"/>
-                <w:szCs w:val="17"/>
-              </w:rPr>
-              <w:t xml:space="preserve"> y </w:t>
+              <w:t xml:space="preserve">/api/v1/crops/{id}</w:t>
+            </w:r>
+            <w:r>
+              <w:rPr>
+                <w:color w:val="17261F"/>
+                <w:sz w:val="17"/>
+                <w:szCs w:val="17"/>
+              </w:rPr>
+              <w:t xml:space="preserve"> y PUT </w:t>
             </w:r>
             <w:r>
               <w:rPr>
@@ -9233,13 +9256,13 @@
                 <w:sz w:val="15"/>
                 <w:szCs w:val="15"/>
               </w:rPr>
-              <w:t xml:space="preserve">/device/key</w:t>
-            </w:r>
-          </w:p>
-        </w:tc>
-        <w:tc>
-          <w:tcPr>
-            <w:tcW w:w="1067" w:type="dxa"/>
+              <w:t xml:space="preserve">/crops/{id}/automation</w:t>
+            </w:r>
+          </w:p>
+        </w:tc>
+        <w:tc>
+          <w:tcPr>
+            <w:tcW w:w="2021" w:type="dxa"/>
             <w:shd w:val="clear" w:color="auto" w:fill="F2F7F4"/>
             <w:tcMar>
               <w:top w:w="70" w:type="dxa"/>
@@ -9270,7 +9293,7 @@
         </w:trPr>
         <w:tc>
           <w:tcPr>
-            <w:tcW w:w="2002" w:type="dxa"/>
+            <w:tcW w:w="1415" w:type="dxa"/>
             <w:shd w:val="clear" w:color="auto" w:fill="FFFFFF"/>
             <w:tcMar>
               <w:top w:w="70" w:type="dxa"/>
@@ -9298,7 +9321,7 @@
         </w:tc>
         <w:tc>
           <w:tcPr>
-            <w:tcW w:w="6291" w:type="dxa"/>
+            <w:tcW w:w="5924" w:type="dxa"/>
             <w:shd w:val="clear" w:color="auto" w:fill="FFFFFF"/>
             <w:tcMar>
               <w:top w:w="70" w:type="dxa"/>
@@ -9319,15 +9342,15 @@
                 <w:sz w:val="15"/>
                 <w:szCs w:val="15"/>
               </w:rPr>
-              <w:t xml:space="preserve">/api/v1/crops/{id}/readings</w:t>
-            </w:r>
-            <w:r>
-              <w:rPr>
-                <w:color w:val="17261F"/>
-                <w:sz w:val="17"/>
-                <w:szCs w:val="17"/>
-              </w:rPr>
-              <w:t xml:space="preserve">, </w:t>
+              <w:t xml:space="preserve">/api/v1/crops/{id}/device</w:t>
+            </w:r>
+            <w:r>
+              <w:rPr>
+                <w:color w:val="17261F"/>
+                <w:sz w:val="17"/>
+                <w:szCs w:val="17"/>
+              </w:rPr>
+              <w:t xml:space="preserve"> y </w:t>
             </w:r>
             <w:r>
               <w:rPr>
@@ -9336,47 +9359,13 @@
                 <w:sz w:val="15"/>
                 <w:szCs w:val="15"/>
               </w:rPr>
-              <w:t xml:space="preserve">/latest</w:t>
-            </w:r>
-            <w:r>
-              <w:rPr>
-                <w:color w:val="17261F"/>
-                <w:sz w:val="17"/>
-                <w:szCs w:val="17"/>
-              </w:rPr>
-              <w:t xml:space="preserve">, </w:t>
-            </w:r>
-            <w:r>
-              <w:rPr>
-                <w:rFonts w:ascii="JetBrains Mono" w:hAnsi="JetBrains Mono" w:eastAsia="JetBrains Mono" w:cs="JetBrains Mono"/>
-                <w:color w:val="0A5A3C"/>
-                <w:sz w:val="15"/>
-                <w:szCs w:val="15"/>
-              </w:rPr>
-              <w:t xml:space="preserve">/summary</w:t>
-            </w:r>
-            <w:r>
-              <w:rPr>
-                <w:color w:val="17261F"/>
-                <w:sz w:val="17"/>
-                <w:szCs w:val="17"/>
-              </w:rPr>
-              <w:t xml:space="preserve">, </w:t>
-            </w:r>
-            <w:r>
-              <w:rPr>
-                <w:rFonts w:ascii="JetBrains Mono" w:hAnsi="JetBrains Mono" w:eastAsia="JetBrains Mono" w:cs="JetBrains Mono"/>
-                <w:color w:val="0A5A3C"/>
-                <w:sz w:val="15"/>
-                <w:szCs w:val="15"/>
-              </w:rPr>
-              <w:t xml:space="preserve">/export</w:t>
-            </w:r>
-          </w:p>
-        </w:tc>
-        <w:tc>
-          <w:tcPr>
-            <w:tcW w:w="1067" w:type="dxa"/>
+              <w:t xml:space="preserve">/device/key</w:t>
+            </w:r>
+          </w:p>
+        </w:tc>
+        <w:tc>
+          <w:tcPr>
+            <w:tcW w:w="2021" w:type="dxa"/>
             <w:shd w:val="clear" w:color="auto" w:fill="FFFFFF"/>
             <w:tcMar>
               <w:top w:w="70" w:type="dxa"/>
@@ -9407,35 +9396,35 @@
         </w:trPr>
         <w:tc>
           <w:tcPr>
-            <w:tcW w:w="2002" w:type="dxa"/>
-            <w:shd w:val="clear" w:color="auto" w:fill="F2F7F4"/>
-            <w:tcMar>
-              <w:top w:w="70" w:type="dxa"/>
-              <w:left w:w="110" w:type="dxa"/>
-              <w:bottom w:w="70" w:type="dxa"/>
-              <w:right w:w="110" w:type="dxa"/>
-            </w:tcMar>
-            <w:vAlign w:val="center"/>
-          </w:tcPr>
-          <w:p>
-            <w:pPr>
-              <w:spacing w:before="0" w:after="0" w:line="252" w:lineRule="auto"/>
-            </w:pPr>
-            <w:r>
-              <w:rPr>
-                <w:b/>
-                <w:bCs/>
-                <w:color w:val="0A5A3C"/>
-                <w:sz w:val="17"/>
-                <w:szCs w:val="17"/>
-              </w:rPr>
-              <w:t xml:space="preserve">GET, POST, DELETE</w:t>
-            </w:r>
-          </w:p>
-        </w:tc>
-        <w:tc>
-          <w:tcPr>
-            <w:tcW w:w="6291" w:type="dxa"/>
+            <w:tcW w:w="1415" w:type="dxa"/>
+            <w:shd w:val="clear" w:color="auto" w:fill="F2F7F4"/>
+            <w:tcMar>
+              <w:top w:w="70" w:type="dxa"/>
+              <w:left w:w="110" w:type="dxa"/>
+              <w:bottom w:w="70" w:type="dxa"/>
+              <w:right w:w="110" w:type="dxa"/>
+            </w:tcMar>
+            <w:vAlign w:val="center"/>
+          </w:tcPr>
+          <w:p>
+            <w:pPr>
+              <w:spacing w:before="0" w:after="0" w:line="252" w:lineRule="auto"/>
+            </w:pPr>
+            <w:r>
+              <w:rPr>
+                <w:b/>
+                <w:bCs/>
+                <w:color w:val="0A5A3C"/>
+                <w:sz w:val="17"/>
+                <w:szCs w:val="17"/>
+              </w:rPr>
+              <w:t xml:space="preserve">GET, POST</w:t>
+            </w:r>
+          </w:p>
+        </w:tc>
+        <w:tc>
+          <w:tcPr>
+            <w:tcW w:w="5924" w:type="dxa"/>
             <w:shd w:val="clear" w:color="auto" w:fill="F2F7F4"/>
             <w:tcMar>
               <w:top w:w="70" w:type="dxa"/>
@@ -9456,13 +9445,64 @@
                 <w:sz w:val="15"/>
                 <w:szCs w:val="15"/>
               </w:rPr>
-              <w:t xml:space="preserve">/api/v1/crops/{id}/actuators</w:t>
-            </w:r>
-          </w:p>
-        </w:tc>
-        <w:tc>
-          <w:tcPr>
-            <w:tcW w:w="1067" w:type="dxa"/>
+              <w:t xml:space="preserve">/api/v1/crops/{id}/readings</w:t>
+            </w:r>
+            <w:r>
+              <w:rPr>
+                <w:color w:val="17261F"/>
+                <w:sz w:val="17"/>
+                <w:szCs w:val="17"/>
+              </w:rPr>
+              <w:t xml:space="preserve">, </w:t>
+            </w:r>
+            <w:r>
+              <w:rPr>
+                <w:rFonts w:ascii="JetBrains Mono" w:hAnsi="JetBrains Mono" w:eastAsia="JetBrains Mono" w:cs="JetBrains Mono"/>
+                <w:color w:val="0A5A3C"/>
+                <w:sz w:val="15"/>
+                <w:szCs w:val="15"/>
+              </w:rPr>
+              <w:t xml:space="preserve">/latest</w:t>
+            </w:r>
+            <w:r>
+              <w:rPr>
+                <w:color w:val="17261F"/>
+                <w:sz w:val="17"/>
+                <w:szCs w:val="17"/>
+              </w:rPr>
+              <w:t xml:space="preserve">, </w:t>
+            </w:r>
+            <w:r>
+              <w:rPr>
+                <w:rFonts w:ascii="JetBrains Mono" w:hAnsi="JetBrains Mono" w:eastAsia="JetBrains Mono" w:cs="JetBrains Mono"/>
+                <w:color w:val="0A5A3C"/>
+                <w:sz w:val="15"/>
+                <w:szCs w:val="15"/>
+              </w:rPr>
+              <w:t xml:space="preserve">/summary</w:t>
+            </w:r>
+            <w:r>
+              <w:rPr>
+                <w:color w:val="17261F"/>
+                <w:sz w:val="17"/>
+                <w:szCs w:val="17"/>
+              </w:rPr>
+              <w:t xml:space="preserve">, </w:t>
+            </w:r>
+            <w:r>
+              <w:rPr>
+                <w:rFonts w:ascii="JetBrains Mono" w:hAnsi="JetBrains Mono" w:eastAsia="JetBrains Mono" w:cs="JetBrains Mono"/>
+                <w:color w:val="0A5A3C"/>
+                <w:sz w:val="15"/>
+                <w:szCs w:val="15"/>
+              </w:rPr>
+              <w:t xml:space="preserve">/export</w:t>
+            </w:r>
+          </w:p>
+        </w:tc>
+        <w:tc>
+          <w:tcPr>
+            <w:tcW w:w="2021" w:type="dxa"/>
             <w:shd w:val="clear" w:color="auto" w:fill="F2F7F4"/>
             <w:tcMar>
               <w:top w:w="70" w:type="dxa"/>
@@ -9493,35 +9533,35 @@
         </w:trPr>
         <w:tc>
           <w:tcPr>
-            <w:tcW w:w="2002" w:type="dxa"/>
-            <w:shd w:val="clear" w:color="auto" w:fill="FFFFFF"/>
-            <w:tcMar>
-              <w:top w:w="70" w:type="dxa"/>
-              <w:left w:w="110" w:type="dxa"/>
-              <w:bottom w:w="70" w:type="dxa"/>
-              <w:right w:w="110" w:type="dxa"/>
-            </w:tcMar>
-            <w:vAlign w:val="center"/>
-          </w:tcPr>
-          <w:p>
-            <w:pPr>
-              <w:spacing w:before="0" w:after="0" w:line="252" w:lineRule="auto"/>
-            </w:pPr>
-            <w:r>
-              <w:rPr>
-                <w:b/>
-                <w:bCs/>
-                <w:color w:val="0A5A3C"/>
-                <w:sz w:val="17"/>
-                <w:szCs w:val="17"/>
-              </w:rPr>
-              <w:t xml:space="preserve">GET, POST</w:t>
-            </w:r>
-          </w:p>
-        </w:tc>
-        <w:tc>
-          <w:tcPr>
-            <w:tcW w:w="6291" w:type="dxa"/>
+            <w:tcW w:w="1415" w:type="dxa"/>
+            <w:shd w:val="clear" w:color="auto" w:fill="FFFFFF"/>
+            <w:tcMar>
+              <w:top w:w="70" w:type="dxa"/>
+              <w:left w:w="110" w:type="dxa"/>
+              <w:bottom w:w="70" w:type="dxa"/>
+              <w:right w:w="110" w:type="dxa"/>
+            </w:tcMar>
+            <w:vAlign w:val="center"/>
+          </w:tcPr>
+          <w:p>
+            <w:pPr>
+              <w:spacing w:before="0" w:after="0" w:line="252" w:lineRule="auto"/>
+            </w:pPr>
+            <w:r>
+              <w:rPr>
+                <w:b/>
+                <w:bCs/>
+                <w:color w:val="0A5A3C"/>
+                <w:sz w:val="17"/>
+                <w:szCs w:val="17"/>
+              </w:rPr>
+              <w:t xml:space="preserve">GET, POST, DELETE</w:t>
+            </w:r>
+          </w:p>
+        </w:tc>
+        <w:tc>
+          <w:tcPr>
+            <w:tcW w:w="5924" w:type="dxa"/>
             <w:shd w:val="clear" w:color="auto" w:fill="FFFFFF"/>
             <w:tcMar>
               <w:top w:w="70" w:type="dxa"/>
@@ -9542,13 +9582,13 @@
                 <w:sz w:val="15"/>
                 <w:szCs w:val="15"/>
               </w:rPr>
-              <w:t xml:space="preserve">/api/v1/crops/{id}/commands</w:t>
-            </w:r>
-          </w:p>
-        </w:tc>
-        <w:tc>
-          <w:tcPr>
-            <w:tcW w:w="1067" w:type="dxa"/>
+              <w:t xml:space="preserve">/api/v1/crops/{id}/actuators</w:t>
+            </w:r>
+          </w:p>
+        </w:tc>
+        <w:tc>
+          <w:tcPr>
+            <w:tcW w:w="2021" w:type="dxa"/>
             <w:shd w:val="clear" w:color="auto" w:fill="FFFFFF"/>
             <w:tcMar>
               <w:top w:w="70" w:type="dxa"/>
@@ -9579,35 +9619,35 @@
         </w:trPr>
         <w:tc>
           <w:tcPr>
-            <w:tcW w:w="2002" w:type="dxa"/>
-            <w:shd w:val="clear" w:color="auto" w:fill="F2F7F4"/>
-            <w:tcMar>
-              <w:top w:w="70" w:type="dxa"/>
-              <w:left w:w="110" w:type="dxa"/>
-              <w:bottom w:w="70" w:type="dxa"/>
-              <w:right w:w="110" w:type="dxa"/>
-            </w:tcMar>
-            <w:vAlign w:val="center"/>
-          </w:tcPr>
-          <w:p>
-            <w:pPr>
-              <w:spacing w:before="0" w:after="0" w:line="252" w:lineRule="auto"/>
-            </w:pPr>
-            <w:r>
-              <w:rPr>
-                <w:b/>
-                <w:bCs/>
-                <w:color w:val="0A5A3C"/>
-                <w:sz w:val="17"/>
-                <w:szCs w:val="17"/>
-              </w:rPr>
-              <w:t xml:space="preserve">GET</w:t>
-            </w:r>
-          </w:p>
-        </w:tc>
-        <w:tc>
-          <w:tcPr>
-            <w:tcW w:w="6291" w:type="dxa"/>
+            <w:tcW w:w="1415" w:type="dxa"/>
+            <w:shd w:val="clear" w:color="auto" w:fill="F2F7F4"/>
+            <w:tcMar>
+              <w:top w:w="70" w:type="dxa"/>
+              <w:left w:w="110" w:type="dxa"/>
+              <w:bottom w:w="70" w:type="dxa"/>
+              <w:right w:w="110" w:type="dxa"/>
+            </w:tcMar>
+            <w:vAlign w:val="center"/>
+          </w:tcPr>
+          <w:p>
+            <w:pPr>
+              <w:spacing w:before="0" w:after="0" w:line="252" w:lineRule="auto"/>
+            </w:pPr>
+            <w:r>
+              <w:rPr>
+                <w:b/>
+                <w:bCs/>
+                <w:color w:val="0A5A3C"/>
+                <w:sz w:val="17"/>
+                <w:szCs w:val="17"/>
+              </w:rPr>
+              <w:t xml:space="preserve">GET, POST</w:t>
+            </w:r>
+          </w:p>
+        </w:tc>
+        <w:tc>
+          <w:tcPr>
+            <w:tcW w:w="5924" w:type="dxa"/>
             <w:shd w:val="clear" w:color="auto" w:fill="F2F7F4"/>
             <w:tcMar>
               <w:top w:w="70" w:type="dxa"/>
@@ -9628,13 +9668,13 @@
                 <w:sz w:val="15"/>
                 <w:szCs w:val="15"/>
               </w:rPr>
-              <w:t xml:space="preserve">/api/v1/crops/{id}/insights</w:t>
-            </w:r>
-          </w:p>
-        </w:tc>
-        <w:tc>
-          <w:tcPr>
-            <w:tcW w:w="1067" w:type="dxa"/>
+              <w:t xml:space="preserve">/api/v1/crops/{id}/commands</w:t>
+            </w:r>
+          </w:p>
+        </w:tc>
+        <w:tc>
+          <w:tcPr>
+            <w:tcW w:w="2021" w:type="dxa"/>
             <w:shd w:val="clear" w:color="auto" w:fill="F2F7F4"/>
             <w:tcMar>
               <w:top w:w="70" w:type="dxa"/>
@@ -9665,35 +9705,35 @@
         </w:trPr>
         <w:tc>
           <w:tcPr>
-            <w:tcW w:w="2002" w:type="dxa"/>
-            <w:shd w:val="clear" w:color="auto" w:fill="FFFFFF"/>
-            <w:tcMar>
-              <w:top w:w="70" w:type="dxa"/>
-              <w:left w:w="110" w:type="dxa"/>
-              <w:bottom w:w="70" w:type="dxa"/>
-              <w:right w:w="110" w:type="dxa"/>
-            </w:tcMar>
-            <w:vAlign w:val="center"/>
-          </w:tcPr>
-          <w:p>
-            <w:pPr>
-              <w:spacing w:before="0" w:after="0" w:line="252" w:lineRule="auto"/>
-            </w:pPr>
-            <w:r>
-              <w:rPr>
-                <w:b/>
-                <w:bCs/>
-                <w:color w:val="0A5A3C"/>
-                <w:sz w:val="17"/>
-                <w:szCs w:val="17"/>
-              </w:rPr>
-              <w:t xml:space="preserve">GET, PUT, DELETE</w:t>
-            </w:r>
-          </w:p>
-        </w:tc>
-        <w:tc>
-          <w:tcPr>
-            <w:tcW w:w="6291" w:type="dxa"/>
+            <w:tcW w:w="1415" w:type="dxa"/>
+            <w:shd w:val="clear" w:color="auto" w:fill="FFFFFF"/>
+            <w:tcMar>
+              <w:top w:w="70" w:type="dxa"/>
+              <w:left w:w="110" w:type="dxa"/>
+              <w:bottom w:w="70" w:type="dxa"/>
+              <w:right w:w="110" w:type="dxa"/>
+            </w:tcMar>
+            <w:vAlign w:val="center"/>
+          </w:tcPr>
+          <w:p>
+            <w:pPr>
+              <w:spacing w:before="0" w:after="0" w:line="252" w:lineRule="auto"/>
+            </w:pPr>
+            <w:r>
+              <w:rPr>
+                <w:b/>
+                <w:bCs/>
+                <w:color w:val="0A5A3C"/>
+                <w:sz w:val="17"/>
+                <w:szCs w:val="17"/>
+              </w:rPr>
+              <w:t xml:space="preserve">GET</w:t>
+            </w:r>
+          </w:p>
+        </w:tc>
+        <w:tc>
+          <w:tcPr>
+            <w:tcW w:w="5924" w:type="dxa"/>
             <w:shd w:val="clear" w:color="auto" w:fill="FFFFFF"/>
             <w:tcMar>
               <w:top w:w="70" w:type="dxa"/>
@@ -9714,16 +9754,85 @@
                 <w:sz w:val="15"/>
                 <w:szCs w:val="15"/>
               </w:rPr>
-              <w:t xml:space="preserve">/api/v1/notifications</w:t>
-            </w:r>
-            <w:r>
-              <w:rPr>
-                <w:color w:val="17261F"/>
-                <w:sz w:val="17"/>
-                <w:szCs w:val="17"/>
-              </w:rPr>
-              <w:t xml:space="preserve">, </w:t>
-            </w:r>
+              <w:t xml:space="preserve">/api/v1/crops/{id}/insights</w:t>
+            </w:r>
+          </w:p>
+        </w:tc>
+        <w:tc>
+          <w:tcPr>
+            <w:tcW w:w="2021" w:type="dxa"/>
+            <w:shd w:val="clear" w:color="auto" w:fill="FFFFFF"/>
+            <w:tcMar>
+              <w:top w:w="70" w:type="dxa"/>
+              <w:left w:w="110" w:type="dxa"/>
+              <w:bottom w:w="70" w:type="dxa"/>
+              <w:right w:w="110" w:type="dxa"/>
+            </w:tcMar>
+            <w:vAlign w:val="center"/>
+          </w:tcPr>
+          <w:p>
+            <w:pPr>
+              <w:spacing w:before="0" w:after="0" w:line="252" w:lineRule="auto"/>
+            </w:pPr>
+            <w:r>
+              <w:rPr>
+                <w:color w:val="17261F"/>
+                <w:sz w:val="17"/>
+                <w:szCs w:val="17"/>
+              </w:rPr>
+              <w:t xml:space="preserve">Dueño</w:t>
+            </w:r>
+          </w:p>
+        </w:tc>
+      </w:tr>
+      <w:tr>
+        <w:trPr>
+          <w:cantSplit/>
+        </w:trPr>
+        <w:tc>
+          <w:tcPr>
+            <w:tcW w:w="1415" w:type="dxa"/>
+            <w:shd w:val="clear" w:color="auto" w:fill="F2F7F4"/>
+            <w:tcMar>
+              <w:top w:w="70" w:type="dxa"/>
+              <w:left w:w="110" w:type="dxa"/>
+              <w:bottom w:w="70" w:type="dxa"/>
+              <w:right w:w="110" w:type="dxa"/>
+            </w:tcMar>
+            <w:vAlign w:val="center"/>
+          </w:tcPr>
+          <w:p>
+            <w:pPr>
+              <w:spacing w:before="0" w:after="0" w:line="252" w:lineRule="auto"/>
+            </w:pPr>
+            <w:r>
+              <w:rPr>
+                <w:b/>
+                <w:bCs/>
+                <w:color w:val="0A5A3C"/>
+                <w:sz w:val="17"/>
+                <w:szCs w:val="17"/>
+              </w:rPr>
+              <w:t xml:space="preserve">GET</w:t>
+            </w:r>
+          </w:p>
+        </w:tc>
+        <w:tc>
+          <w:tcPr>
+            <w:tcW w:w="5924" w:type="dxa"/>
+            <w:shd w:val="clear" w:color="auto" w:fill="F2F7F4"/>
+            <w:tcMar>
+              <w:top w:w="70" w:type="dxa"/>
+              <w:left w:w="110" w:type="dxa"/>
+              <w:bottom w:w="70" w:type="dxa"/>
+              <w:right w:w="110" w:type="dxa"/>
+            </w:tcMar>
+            <w:vAlign w:val="center"/>
+          </w:tcPr>
+          <w:p>
+            <w:pPr>
+              <w:spacing w:before="0" w:after="0" w:line="252" w:lineRule="auto"/>
+            </w:pPr>
             <w:r>
               <w:rPr>
                 <w:rFonts w:ascii="JetBrains Mono" w:hAnsi="JetBrains Mono" w:eastAsia="JetBrains Mono" w:cs="JetBrains Mono"/>
@@ -9731,7 +9840,7 @@
                 <w:sz w:val="15"/>
                 <w:szCs w:val="15"/>
               </w:rPr>
-              <w:t xml:space="preserve">/unread-count</w:t>
+              <w:t xml:space="preserve">/api/v1/overview</w:t>
             </w:r>
             <w:r>
               <w:rPr>
@@ -9748,7 +9857,7 @@
                 <w:sz w:val="15"/>
                 <w:szCs w:val="15"/>
               </w:rPr>
-              <w:t xml:space="preserve">/{id}/read</w:t>
+              <w:t xml:space="preserve">/overview/series</w:t>
             </w:r>
             <w:r>
               <w:rPr>
@@ -9765,14 +9874,270 @@
                 <w:sz w:val="15"/>
                 <w:szCs w:val="15"/>
               </w:rPr>
+              <w:t xml:space="preserve">/overview/fleet</w:t>
+            </w:r>
+            <w:r>
+              <w:rPr>
+                <w:color w:val="17261F"/>
+                <w:sz w:val="17"/>
+                <w:szCs w:val="17"/>
+              </w:rPr>
+              <w:t xml:space="preserve"> (panel general)</w:t>
+            </w:r>
+          </w:p>
+        </w:tc>
+        <w:tc>
+          <w:tcPr>
+            <w:tcW w:w="2021" w:type="dxa"/>
+            <w:shd w:val="clear" w:color="auto" w:fill="F2F7F4"/>
+            <w:tcMar>
+              <w:top w:w="70" w:type="dxa"/>
+              <w:left w:w="110" w:type="dxa"/>
+              <w:bottom w:w="70" w:type="dxa"/>
+              <w:right w:w="110" w:type="dxa"/>
+            </w:tcMar>
+            <w:vAlign w:val="center"/>
+          </w:tcPr>
+          <w:p>
+            <w:pPr>
+              <w:spacing w:before="0" w:after="0" w:line="252" w:lineRule="auto"/>
+            </w:pPr>
+            <w:r>
+              <w:rPr>
+                <w:color w:val="17261F"/>
+                <w:sz w:val="17"/>
+                <w:szCs w:val="17"/>
+              </w:rPr>
+              <w:t xml:space="preserve">Sesión</w:t>
+            </w:r>
+          </w:p>
+        </w:tc>
+      </w:tr>
+      <w:tr>
+        <w:trPr>
+          <w:cantSplit/>
+        </w:trPr>
+        <w:tc>
+          <w:tcPr>
+            <w:tcW w:w="1415" w:type="dxa"/>
+            <w:shd w:val="clear" w:color="auto" w:fill="FFFFFF"/>
+            <w:tcMar>
+              <w:top w:w="70" w:type="dxa"/>
+              <w:left w:w="110" w:type="dxa"/>
+              <w:bottom w:w="70" w:type="dxa"/>
+              <w:right w:w="110" w:type="dxa"/>
+            </w:tcMar>
+            <w:vAlign w:val="center"/>
+          </w:tcPr>
+          <w:p>
+            <w:pPr>
+              <w:spacing w:before="0" w:after="0" w:line="252" w:lineRule="auto"/>
+            </w:pPr>
+            <w:r>
+              <w:rPr>
+                <w:b/>
+                <w:bCs/>
+                <w:color w:val="0A5A3C"/>
+                <w:sz w:val="17"/>
+                <w:szCs w:val="17"/>
+              </w:rPr>
+              <w:t xml:space="preserve">GET, POST</w:t>
+            </w:r>
+          </w:p>
+        </w:tc>
+        <w:tc>
+          <w:tcPr>
+            <w:tcW w:w="5924" w:type="dxa"/>
+            <w:shd w:val="clear" w:color="auto" w:fill="FFFFFF"/>
+            <w:tcMar>
+              <w:top w:w="70" w:type="dxa"/>
+              <w:left w:w="110" w:type="dxa"/>
+              <w:bottom w:w="70" w:type="dxa"/>
+              <w:right w:w="110" w:type="dxa"/>
+            </w:tcMar>
+            <w:vAlign w:val="center"/>
+          </w:tcPr>
+          <w:p>
+            <w:pPr>
+              <w:spacing w:before="0" w:after="0" w:line="252" w:lineRule="auto"/>
+            </w:pPr>
+            <w:r>
+              <w:rPr>
+                <w:rFonts w:ascii="JetBrains Mono" w:hAnsi="JetBrains Mono" w:eastAsia="JetBrains Mono" w:cs="JetBrains Mono"/>
+                <w:color w:val="0A5A3C"/>
+                <w:sz w:val="15"/>
+                <w:szCs w:val="15"/>
+              </w:rPr>
+              <w:t xml:space="preserve">/api/v1/commands</w:t>
+            </w:r>
+            <w:r>
+              <w:rPr>
+                <w:color w:val="17261F"/>
+                <w:sz w:val="17"/>
+                <w:szCs w:val="17"/>
+              </w:rPr>
+              <w:t xml:space="preserve"> y </w:t>
+            </w:r>
+            <w:r>
+              <w:rPr>
+                <w:rFonts w:ascii="JetBrains Mono" w:hAnsi="JetBrains Mono" w:eastAsia="JetBrains Mono" w:cs="JetBrains Mono"/>
+                <w:color w:val="0A5A3C"/>
+                <w:sz w:val="15"/>
+                <w:szCs w:val="15"/>
+              </w:rPr>
+              <w:t xml:space="preserve">/commands/bulk</w:t>
+            </w:r>
+            <w:r>
+              <w:rPr>
+                <w:color w:val="17261F"/>
+                <w:sz w:val="17"/>
+                <w:szCs w:val="17"/>
+              </w:rPr>
+              <w:t xml:space="preserve"> (historial de todos los cultivos y órdenes en bloque)</w:t>
+            </w:r>
+          </w:p>
+        </w:tc>
+        <w:tc>
+          <w:tcPr>
+            <w:tcW w:w="2021" w:type="dxa"/>
+            <w:shd w:val="clear" w:color="auto" w:fill="FFFFFF"/>
+            <w:tcMar>
+              <w:top w:w="70" w:type="dxa"/>
+              <w:left w:w="110" w:type="dxa"/>
+              <w:bottom w:w="70" w:type="dxa"/>
+              <w:right w:w="110" w:type="dxa"/>
+            </w:tcMar>
+            <w:vAlign w:val="center"/>
+          </w:tcPr>
+          <w:p>
+            <w:pPr>
+              <w:spacing w:before="0" w:after="0" w:line="252" w:lineRule="auto"/>
+            </w:pPr>
+            <w:r>
+              <w:rPr>
+                <w:color w:val="17261F"/>
+                <w:sz w:val="17"/>
+                <w:szCs w:val="17"/>
+              </w:rPr>
+              <w:t xml:space="preserve">Sesión, solo cultivos propios</w:t>
+            </w:r>
+          </w:p>
+        </w:tc>
+      </w:tr>
+      <w:tr>
+        <w:trPr>
+          <w:cantSplit/>
+        </w:trPr>
+        <w:tc>
+          <w:tcPr>
+            <w:tcW w:w="1415" w:type="dxa"/>
+            <w:shd w:val="clear" w:color="auto" w:fill="F2F7F4"/>
+            <w:tcMar>
+              <w:top w:w="70" w:type="dxa"/>
+              <w:left w:w="110" w:type="dxa"/>
+              <w:bottom w:w="70" w:type="dxa"/>
+              <w:right w:w="110" w:type="dxa"/>
+            </w:tcMar>
+            <w:vAlign w:val="center"/>
+          </w:tcPr>
+          <w:p>
+            <w:pPr>
+              <w:spacing w:before="0" w:after="0" w:line="252" w:lineRule="auto"/>
+            </w:pPr>
+            <w:r>
+              <w:rPr>
+                <w:b/>
+                <w:bCs/>
+                <w:color w:val="0A5A3C"/>
+                <w:sz w:val="17"/>
+                <w:szCs w:val="17"/>
+              </w:rPr>
+              <w:t xml:space="preserve">GET, PUT, DELETE</w:t>
+            </w:r>
+          </w:p>
+        </w:tc>
+        <w:tc>
+          <w:tcPr>
+            <w:tcW w:w="5924" w:type="dxa"/>
+            <w:shd w:val="clear" w:color="auto" w:fill="F2F7F4"/>
+            <w:tcMar>
+              <w:top w:w="70" w:type="dxa"/>
+              <w:left w:w="110" w:type="dxa"/>
+              <w:bottom w:w="70" w:type="dxa"/>
+              <w:right w:w="110" w:type="dxa"/>
+            </w:tcMar>
+            <w:vAlign w:val="center"/>
+          </w:tcPr>
+          <w:p>
+            <w:pPr>
+              <w:spacing w:before="0" w:after="0" w:line="252" w:lineRule="auto"/>
+            </w:pPr>
+            <w:r>
+              <w:rPr>
+                <w:rFonts w:ascii="JetBrains Mono" w:hAnsi="JetBrains Mono" w:eastAsia="JetBrains Mono" w:cs="JetBrains Mono"/>
+                <w:color w:val="0A5A3C"/>
+                <w:sz w:val="15"/>
+                <w:szCs w:val="15"/>
+              </w:rPr>
+              <w:t xml:space="preserve">/api/v1/notifications</w:t>
+            </w:r>
+            <w:r>
+              <w:rPr>
+                <w:color w:val="17261F"/>
+                <w:sz w:val="17"/>
+                <w:szCs w:val="17"/>
+              </w:rPr>
+              <w:t xml:space="preserve">, </w:t>
+            </w:r>
+            <w:r>
+              <w:rPr>
+                <w:rFonts w:ascii="JetBrains Mono" w:hAnsi="JetBrains Mono" w:eastAsia="JetBrains Mono" w:cs="JetBrains Mono"/>
+                <w:color w:val="0A5A3C"/>
+                <w:sz w:val="15"/>
+                <w:szCs w:val="15"/>
+              </w:rPr>
+              <w:t xml:space="preserve">/unread-count</w:t>
+            </w:r>
+            <w:r>
+              <w:rPr>
+                <w:color w:val="17261F"/>
+                <w:sz w:val="17"/>
+                <w:szCs w:val="17"/>
+              </w:rPr>
+              <w:t xml:space="preserve">, </w:t>
+            </w:r>
+            <w:r>
+              <w:rPr>
+                <w:rFonts w:ascii="JetBrains Mono" w:hAnsi="JetBrains Mono" w:eastAsia="JetBrains Mono" w:cs="JetBrains Mono"/>
+                <w:color w:val="0A5A3C"/>
+                <w:sz w:val="15"/>
+                <w:szCs w:val="15"/>
+              </w:rPr>
+              <w:t xml:space="preserve">/{id}/read</w:t>
+            </w:r>
+            <w:r>
+              <w:rPr>
+                <w:color w:val="17261F"/>
+                <w:sz w:val="17"/>
+                <w:szCs w:val="17"/>
+              </w:rPr>
+              <w:t xml:space="preserve">, </w:t>
+            </w:r>
+            <w:r>
+              <w:rPr>
+                <w:rFonts w:ascii="JetBrains Mono" w:hAnsi="JetBrains Mono" w:eastAsia="JetBrains Mono" w:cs="JetBrains Mono"/>
+                <w:color w:val="0A5A3C"/>
+                <w:sz w:val="15"/>
+                <w:szCs w:val="15"/>
+              </w:rPr>
               <w:t xml:space="preserve">/read-all</w:t>
             </w:r>
           </w:p>
         </w:tc>
         <w:tc>
           <w:tcPr>
-            <w:tcW w:w="1067" w:type="dxa"/>
-            <w:shd w:val="clear" w:color="auto" w:fill="FFFFFF"/>
+            <w:tcW w:w="2021" w:type="dxa"/>
+            <w:shd w:val="clear" w:color="auto" w:fill="F2F7F4"/>
             <w:tcMar>
               <w:top w:w="70" w:type="dxa"/>
               <w:left w:w="110" w:type="dxa"/>
@@ -10583,7 +10948,7 @@
       <w:r>
         <w:drawing>
           <wp:inline distT="0" distB="0" distL="0" distR="0">
-            <wp:extent cx="4074846" cy="7112000"/>
+            <wp:extent cx="5922448" cy="7112000"/>
             <wp:docPr id="130" name="SmartPot_03_Asistente_IA"/>
             <wp:cNvGraphicFramePr>
               <a:graphicFrameLocks noChangeAspect="1"/>
@@ -10604,7 +10969,7 @@
                   <pic:spPr>
                     <a:xfrm>
                       <a:off x="0" y="0"/>
-                      <a:ext cx="4074846" cy="7112000"/>
+                      <a:ext cx="5922448" cy="7112000"/>
                     </a:xfrm>
                     <a:prstGeom prst="rect">
                       <a:avLst/>
@@ -11467,8 +11832,8 @@
       </w:tblPr>
       <w:tblGrid>
         <w:gridCol w:w="1974"/>
-        <w:gridCol w:w="3781"/>
-        <w:gridCol w:w="3605"/>
+        <w:gridCol w:w="4083"/>
+        <w:gridCol w:w="3303"/>
       </w:tblGrid>
       <w:tr>
         <w:trPr>
@@ -11506,7 +11871,7 @@
         </w:tc>
         <w:tc>
           <w:tcPr>
-            <w:tcW w:w="3781" w:type="dxa"/>
+            <w:tcW w:w="4083" w:type="dxa"/>
             <w:shd w:val="clear" w:color="auto" w:fill="0B3D2B"/>
             <w:tcMar>
               <w:top w:w="70" w:type="dxa"/>
@@ -11535,7 +11900,7 @@
         </w:tc>
         <w:tc>
           <w:tcPr>
-            <w:tcW w:w="3605" w:type="dxa"/>
+            <w:tcW w:w="3303" w:type="dxa"/>
             <w:shd w:val="clear" w:color="auto" w:fill="0B3D2B"/>
             <w:tcMar>
               <w:top w:w="70" w:type="dxa"/>
@@ -11598,7 +11963,7 @@
         </w:tc>
         <w:tc>
           <w:tcPr>
-            <w:tcW w:w="3781" w:type="dxa"/>
+            <w:tcW w:w="4083" w:type="dxa"/>
             <w:shd w:val="clear" w:color="auto" w:fill="FFFFFF"/>
             <w:tcMar>
               <w:top w:w="70" w:type="dxa"/>
@@ -11624,7 +11989,7 @@
         </w:tc>
         <w:tc>
           <w:tcPr>
-            <w:tcW w:w="3605" w:type="dxa"/>
+            <w:tcW w:w="3303" w:type="dxa"/>
             <w:shd w:val="clear" w:color="auto" w:fill="FFFFFF"/>
             <w:tcMar>
               <w:top w:w="70" w:type="dxa"/>
@@ -11684,7 +12049,7 @@
         </w:tc>
         <w:tc>
           <w:tcPr>
-            <w:tcW w:w="3781" w:type="dxa"/>
+            <w:tcW w:w="4083" w:type="dxa"/>
             <w:shd w:val="clear" w:color="auto" w:fill="F2F7F4"/>
             <w:tcMar>
               <w:top w:w="70" w:type="dxa"/>
@@ -11710,7 +12075,7 @@
         </w:tc>
         <w:tc>
           <w:tcPr>
-            <w:tcW w:w="3605" w:type="dxa"/>
+            <w:tcW w:w="3303" w:type="dxa"/>
             <w:shd w:val="clear" w:color="auto" w:fill="F2F7F4"/>
             <w:tcMar>
               <w:top w:w="70" w:type="dxa"/>
@@ -11770,7 +12135,7 @@
         </w:tc>
         <w:tc>
           <w:tcPr>
-            <w:tcW w:w="3781" w:type="dxa"/>
+            <w:tcW w:w="4083" w:type="dxa"/>
             <w:shd w:val="clear" w:color="auto" w:fill="FFFFFF"/>
             <w:tcMar>
               <w:top w:w="70" w:type="dxa"/>
@@ -11796,7 +12161,7 @@
         </w:tc>
         <w:tc>
           <w:tcPr>
-            <w:tcW w:w="3605" w:type="dxa"/>
+            <w:tcW w:w="3303" w:type="dxa"/>
             <w:shd w:val="clear" w:color="auto" w:fill="FFFFFF"/>
             <w:tcMar>
               <w:top w:w="70" w:type="dxa"/>
@@ -11856,7 +12221,7 @@
         </w:tc>
         <w:tc>
           <w:tcPr>
-            <w:tcW w:w="3781" w:type="dxa"/>
+            <w:tcW w:w="4083" w:type="dxa"/>
             <w:shd w:val="clear" w:color="auto" w:fill="F2F7F4"/>
             <w:tcMar>
               <w:top w:w="70" w:type="dxa"/>
@@ -11882,7 +12247,7 @@
         </w:tc>
         <w:tc>
           <w:tcPr>
-            <w:tcW w:w="3605" w:type="dxa"/>
+            <w:tcW w:w="3303" w:type="dxa"/>
             <w:shd w:val="clear" w:color="auto" w:fill="F2F7F4"/>
             <w:tcMar>
               <w:top w:w="70" w:type="dxa"/>
@@ -11942,7 +12307,7 @@
         </w:tc>
         <w:tc>
           <w:tcPr>
-            <w:tcW w:w="3781" w:type="dxa"/>
+            <w:tcW w:w="4083" w:type="dxa"/>
             <w:shd w:val="clear" w:color="auto" w:fill="FFFFFF"/>
             <w:tcMar>
               <w:top w:w="70" w:type="dxa"/>
@@ -11968,7 +12333,7 @@
         </w:tc>
         <w:tc>
           <w:tcPr>
-            <w:tcW w:w="3605" w:type="dxa"/>
+            <w:tcW w:w="3303" w:type="dxa"/>
             <w:shd w:val="clear" w:color="auto" w:fill="FFFFFF"/>
             <w:tcMar>
               <w:top w:w="70" w:type="dxa"/>
@@ -12028,7 +12393,7 @@
         </w:tc>
         <w:tc>
           <w:tcPr>
-            <w:tcW w:w="3781" w:type="dxa"/>
+            <w:tcW w:w="4083" w:type="dxa"/>
             <w:shd w:val="clear" w:color="auto" w:fill="F2F7F4"/>
             <w:tcMar>
               <w:top w:w="70" w:type="dxa"/>
@@ -12054,7 +12419,7 @@
         </w:tc>
         <w:tc>
           <w:tcPr>
-            <w:tcW w:w="3605" w:type="dxa"/>
+            <w:tcW w:w="3303" w:type="dxa"/>
             <w:shd w:val="clear" w:color="auto" w:fill="F2F7F4"/>
             <w:tcMar>
               <w:top w:w="70" w:type="dxa"/>
@@ -12114,7 +12479,7 @@
         </w:tc>
         <w:tc>
           <w:tcPr>
-            <w:tcW w:w="3781" w:type="dxa"/>
+            <w:tcW w:w="4083" w:type="dxa"/>
             <w:shd w:val="clear" w:color="auto" w:fill="FFFFFF"/>
             <w:tcMar>
               <w:top w:w="70" w:type="dxa"/>
@@ -12140,7 +12505,7 @@
         </w:tc>
         <w:tc>
           <w:tcPr>
-            <w:tcW w:w="3605" w:type="dxa"/>
+            <w:tcW w:w="3303" w:type="dxa"/>
             <w:shd w:val="clear" w:color="auto" w:fill="FFFFFF"/>
             <w:tcMar>
               <w:top w:w="70" w:type="dxa"/>
@@ -12200,7 +12565,7 @@
         </w:tc>
         <w:tc>
           <w:tcPr>
-            <w:tcW w:w="3781" w:type="dxa"/>
+            <w:tcW w:w="4083" w:type="dxa"/>
             <w:shd w:val="clear" w:color="auto" w:fill="F2F7F4"/>
             <w:tcMar>
               <w:top w:w="70" w:type="dxa"/>
@@ -12226,7 +12591,7 @@
         </w:tc>
         <w:tc>
           <w:tcPr>
-            <w:tcW w:w="3605" w:type="dxa"/>
+            <w:tcW w:w="3303" w:type="dxa"/>
             <w:shd w:val="clear" w:color="auto" w:fill="F2F7F4"/>
             <w:tcMar>
               <w:top w:w="70" w:type="dxa"/>
@@ -12286,7 +12651,7 @@
         </w:tc>
         <w:tc>
           <w:tcPr>
-            <w:tcW w:w="3781" w:type="dxa"/>
+            <w:tcW w:w="4083" w:type="dxa"/>
             <w:shd w:val="clear" w:color="auto" w:fill="FFFFFF"/>
             <w:tcMar>
               <w:top w:w="70" w:type="dxa"/>
@@ -12312,7 +12677,7 @@
         </w:tc>
         <w:tc>
           <w:tcPr>
-            <w:tcW w:w="3605" w:type="dxa"/>
+            <w:tcW w:w="3303" w:type="dxa"/>
             <w:shd w:val="clear" w:color="auto" w:fill="FFFFFF"/>
             <w:tcMar>
               <w:top w:w="70" w:type="dxa"/>
@@ -12372,7 +12737,7 @@
         </w:tc>
         <w:tc>
           <w:tcPr>
-            <w:tcW w:w="3781" w:type="dxa"/>
+            <w:tcW w:w="4083" w:type="dxa"/>
             <w:shd w:val="clear" w:color="auto" w:fill="F2F7F4"/>
             <w:tcMar>
               <w:top w:w="70" w:type="dxa"/>
@@ -12398,7 +12763,7 @@
         </w:tc>
         <w:tc>
           <w:tcPr>
-            <w:tcW w:w="3605" w:type="dxa"/>
+            <w:tcW w:w="3303" w:type="dxa"/>
             <w:shd w:val="clear" w:color="auto" w:fill="F2F7F4"/>
             <w:tcMar>
               <w:top w:w="70" w:type="dxa"/>
@@ -12458,7 +12823,7 @@
         </w:tc>
         <w:tc>
           <w:tcPr>
-            <w:tcW w:w="3781" w:type="dxa"/>
+            <w:tcW w:w="4083" w:type="dxa"/>
             <w:shd w:val="clear" w:color="auto" w:fill="FFFFFF"/>
             <w:tcMar>
               <w:top w:w="70" w:type="dxa"/>
@@ -12484,7 +12849,7 @@
         </w:tc>
         <w:tc>
           <w:tcPr>
-            <w:tcW w:w="3605" w:type="dxa"/>
+            <w:tcW w:w="3303" w:type="dxa"/>
             <w:shd w:val="clear" w:color="auto" w:fill="FFFFFF"/>
             <w:tcMar>
               <w:top w:w="70" w:type="dxa"/>
@@ -12544,7 +12909,7 @@
         </w:tc>
         <w:tc>
           <w:tcPr>
-            <w:tcW w:w="3781" w:type="dxa"/>
+            <w:tcW w:w="4083" w:type="dxa"/>
             <w:shd w:val="clear" w:color="auto" w:fill="F2F7F4"/>
             <w:tcMar>
               <w:top w:w="70" w:type="dxa"/>
@@ -12570,7 +12935,7 @@
         </w:tc>
         <w:tc>
           <w:tcPr>
-            <w:tcW w:w="3605" w:type="dxa"/>
+            <w:tcW w:w="3303" w:type="dxa"/>
             <w:shd w:val="clear" w:color="auto" w:fill="F2F7F4"/>
             <w:tcMar>
               <w:top w:w="70" w:type="dxa"/>
@@ -12624,59 +12989,59 @@
                 <w:sz w:val="15"/>
                 <w:szCs w:val="15"/>
               </w:rPr>
-              <w:t xml:space="preserve">night_rest</w:t>
-            </w:r>
-          </w:p>
-        </w:tc>
-        <w:tc>
-          <w:tcPr>
-            <w:tcW w:w="3781" w:type="dxa"/>
-            <w:shd w:val="clear" w:color="auto" w:fill="FFFFFF"/>
-            <w:tcMar>
-              <w:top w:w="70" w:type="dxa"/>
-              <w:left w:w="110" w:type="dxa"/>
-              <w:bottom w:w="70" w:type="dxa"/>
-              <w:right w:w="110" w:type="dxa"/>
-            </w:tcMar>
-            <w:vAlign w:val="center"/>
-          </w:tcPr>
-          <w:p>
-            <w:pPr>
-              <w:spacing w:before="0" w:after="0" w:line="252" w:lineRule="auto"/>
-            </w:pPr>
-            <w:r>
-              <w:rPr>
-                <w:color w:val="17261F"/>
-                <w:sz w:val="17"/>
-                <w:szCs w:val="17"/>
-              </w:rPr>
-              <w:t xml:space="preserve">Luz baja durante el descanso nocturno</w:t>
-            </w:r>
-          </w:p>
-        </w:tc>
-        <w:tc>
-          <w:tcPr>
-            <w:tcW w:w="3605" w:type="dxa"/>
-            <w:shd w:val="clear" w:color="auto" w:fill="FFFFFF"/>
-            <w:tcMar>
-              <w:top w:w="70" w:type="dxa"/>
-              <w:left w:w="110" w:type="dxa"/>
-              <w:bottom w:w="70" w:type="dxa"/>
-              <w:right w:w="110" w:type="dxa"/>
-            </w:tcMar>
-            <w:vAlign w:val="center"/>
-          </w:tcPr>
-          <w:p>
-            <w:pPr>
-              <w:spacing w:before="0" w:after="0" w:line="252" w:lineRule="auto"/>
-            </w:pPr>
-            <w:r>
-              <w:rPr>
-                <w:color w:val="17261F"/>
-                <w:sz w:val="17"/>
-                <w:szCs w:val="17"/>
-              </w:rPr>
-              <w:t xml:space="preserve">Descanso nocturno</w:t>
+              <w:t xml:space="preserve">drying_trend</w:t>
+            </w:r>
+          </w:p>
+        </w:tc>
+        <w:tc>
+          <w:tcPr>
+            <w:tcW w:w="4083" w:type="dxa"/>
+            <w:shd w:val="clear" w:color="auto" w:fill="FFFFFF"/>
+            <w:tcMar>
+              <w:top w:w="70" w:type="dxa"/>
+              <w:left w:w="110" w:type="dxa"/>
+              <w:bottom w:w="70" w:type="dxa"/>
+              <w:right w:w="110" w:type="dxa"/>
+            </w:tcMar>
+            <w:vAlign w:val="center"/>
+          </w:tcPr>
+          <w:p>
+            <w:pPr>
+              <w:spacing w:before="0" w:after="0" w:line="252" w:lineRule="auto"/>
+            </w:pPr>
+            <w:r>
+              <w:rPr>
+                <w:color w:val="17261F"/>
+                <w:sz w:val="17"/>
+                <w:szCs w:val="17"/>
+              </w:rPr>
+              <w:t xml:space="preserve">El pronóstico lleva el sustrato al mínimo en 3 h o menos</w:t>
+            </w:r>
+          </w:p>
+        </w:tc>
+        <w:tc>
+          <w:tcPr>
+            <w:tcW w:w="3303" w:type="dxa"/>
+            <w:shd w:val="clear" w:color="auto" w:fill="FFFFFF"/>
+            <w:tcMar>
+              <w:top w:w="70" w:type="dxa"/>
+              <w:left w:w="110" w:type="dxa"/>
+              <w:bottom w:w="70" w:type="dxa"/>
+              <w:right w:w="110" w:type="dxa"/>
+            </w:tcMar>
+            <w:vAlign w:val="center"/>
+          </w:tcPr>
+          <w:p>
+            <w:pPr>
+              <w:spacing w:before="0" w:after="0" w:line="252" w:lineRule="auto"/>
+            </w:pPr>
+            <w:r>
+              <w:rPr>
+                <w:color w:val="17261F"/>
+                <w:sz w:val="17"/>
+                <w:szCs w:val="17"/>
+              </w:rPr>
+              <w:t xml:space="preserve">Secado acelerado: regar pronto</w:t>
             </w:r>
           </w:p>
         </w:tc>
@@ -12710,13 +13075,185 @@
                 <w:sz w:val="15"/>
                 <w:szCs w:val="15"/>
               </w:rPr>
+              <w:t xml:space="preserve">heat_building</w:t>
+            </w:r>
+          </w:p>
+        </w:tc>
+        <w:tc>
+          <w:tcPr>
+            <w:tcW w:w="4083" w:type="dxa"/>
+            <w:shd w:val="clear" w:color="auto" w:fill="F2F7F4"/>
+            <w:tcMar>
+              <w:top w:w="70" w:type="dxa"/>
+              <w:left w:w="110" w:type="dxa"/>
+              <w:bottom w:w="70" w:type="dxa"/>
+              <w:right w:w="110" w:type="dxa"/>
+            </w:tcMar>
+            <w:vAlign w:val="center"/>
+          </w:tcPr>
+          <w:p>
+            <w:pPr>
+              <w:spacing w:before="0" w:after="0" w:line="252" w:lineRule="auto"/>
+            </w:pPr>
+            <w:r>
+              <w:rPr>
+                <w:color w:val="17261F"/>
+                <w:sz w:val="17"/>
+                <w:szCs w:val="17"/>
+              </w:rPr>
+              <w:t xml:space="preserve">El pronóstico lleva la temperatura al máximo en 3 h o menos</w:t>
+            </w:r>
+          </w:p>
+        </w:tc>
+        <w:tc>
+          <w:tcPr>
+            <w:tcW w:w="3303" w:type="dxa"/>
+            <w:shd w:val="clear" w:color="auto" w:fill="F2F7F4"/>
+            <w:tcMar>
+              <w:top w:w="70" w:type="dxa"/>
+              <w:left w:w="110" w:type="dxa"/>
+              <w:bottom w:w="70" w:type="dxa"/>
+              <w:right w:w="110" w:type="dxa"/>
+            </w:tcMar>
+            <w:vAlign w:val="center"/>
+          </w:tcPr>
+          <w:p>
+            <w:pPr>
+              <w:spacing w:before="0" w:after="0" w:line="252" w:lineRule="auto"/>
+            </w:pPr>
+            <w:r>
+              <w:rPr>
+                <w:color w:val="17261F"/>
+                <w:sz w:val="17"/>
+                <w:szCs w:val="17"/>
+              </w:rPr>
+              <w:t xml:space="preserve">Calor en aumento</w:t>
+            </w:r>
+          </w:p>
+        </w:tc>
+      </w:tr>
+      <w:tr>
+        <w:trPr>
+          <w:cantSplit/>
+        </w:trPr>
+        <w:tc>
+          <w:tcPr>
+            <w:tcW w:w="1974" w:type="dxa"/>
+            <w:shd w:val="clear" w:color="auto" w:fill="FFFFFF"/>
+            <w:tcMar>
+              <w:top w:w="70" w:type="dxa"/>
+              <w:left w:w="110" w:type="dxa"/>
+              <w:bottom w:w="70" w:type="dxa"/>
+              <w:right w:w="110" w:type="dxa"/>
+            </w:tcMar>
+            <w:vAlign w:val="center"/>
+          </w:tcPr>
+          <w:p>
+            <w:pPr>
+              <w:spacing w:before="0" w:after="0" w:line="252" w:lineRule="auto"/>
+            </w:pPr>
+            <w:r>
+              <w:rPr>
+                <w:rFonts w:ascii="JetBrains Mono" w:hAnsi="JetBrains Mono" w:eastAsia="JetBrains Mono" w:cs="JetBrains Mono"/>
+                <w:b/>
+                <w:bCs/>
+                <w:color w:val="0A5A3C"/>
+                <w:sz w:val="15"/>
+                <w:szCs w:val="15"/>
+              </w:rPr>
+              <w:t xml:space="preserve">night_rest</w:t>
+            </w:r>
+          </w:p>
+        </w:tc>
+        <w:tc>
+          <w:tcPr>
+            <w:tcW w:w="4083" w:type="dxa"/>
+            <w:shd w:val="clear" w:color="auto" w:fill="FFFFFF"/>
+            <w:tcMar>
+              <w:top w:w="70" w:type="dxa"/>
+              <w:left w:w="110" w:type="dxa"/>
+              <w:bottom w:w="70" w:type="dxa"/>
+              <w:right w:w="110" w:type="dxa"/>
+            </w:tcMar>
+            <w:vAlign w:val="center"/>
+          </w:tcPr>
+          <w:p>
+            <w:pPr>
+              <w:spacing w:before="0" w:after="0" w:line="252" w:lineRule="auto"/>
+            </w:pPr>
+            <w:r>
+              <w:rPr>
+                <w:color w:val="17261F"/>
+                <w:sz w:val="17"/>
+                <w:szCs w:val="17"/>
+              </w:rPr>
+              <w:t xml:space="preserve">Luz baja durante el descanso nocturno</w:t>
+            </w:r>
+          </w:p>
+        </w:tc>
+        <w:tc>
+          <w:tcPr>
+            <w:tcW w:w="3303" w:type="dxa"/>
+            <w:shd w:val="clear" w:color="auto" w:fill="FFFFFF"/>
+            <w:tcMar>
+              <w:top w:w="70" w:type="dxa"/>
+              <w:left w:w="110" w:type="dxa"/>
+              <w:bottom w:w="70" w:type="dxa"/>
+              <w:right w:w="110" w:type="dxa"/>
+            </w:tcMar>
+            <w:vAlign w:val="center"/>
+          </w:tcPr>
+          <w:p>
+            <w:pPr>
+              <w:spacing w:before="0" w:after="0" w:line="252" w:lineRule="auto"/>
+            </w:pPr>
+            <w:r>
+              <w:rPr>
+                <w:color w:val="17261F"/>
+                <w:sz w:val="17"/>
+                <w:szCs w:val="17"/>
+              </w:rPr>
+              <w:t xml:space="preserve">Descanso nocturno</w:t>
+            </w:r>
+          </w:p>
+        </w:tc>
+      </w:tr>
+      <w:tr>
+        <w:trPr>
+          <w:cantSplit/>
+        </w:trPr>
+        <w:tc>
+          <w:tcPr>
+            <w:tcW w:w="1974" w:type="dxa"/>
+            <w:shd w:val="clear" w:color="auto" w:fill="F2F7F4"/>
+            <w:tcMar>
+              <w:top w:w="70" w:type="dxa"/>
+              <w:left w:w="110" w:type="dxa"/>
+              <w:bottom w:w="70" w:type="dxa"/>
+              <w:right w:w="110" w:type="dxa"/>
+            </w:tcMar>
+            <w:vAlign w:val="center"/>
+          </w:tcPr>
+          <w:p>
+            <w:pPr>
+              <w:spacing w:before="0" w:after="0" w:line="252" w:lineRule="auto"/>
+            </w:pPr>
+            <w:r>
+              <w:rPr>
+                <w:rFonts w:ascii="JetBrains Mono" w:hAnsi="JetBrains Mono" w:eastAsia="JetBrains Mono" w:cs="JetBrains Mono"/>
+                <w:b/>
+                <w:bCs/>
+                <w:color w:val="0A5A3C"/>
+                <w:sz w:val="15"/>
+                <w:szCs w:val="15"/>
+              </w:rPr>
               <w:t xml:space="preserve">ideal_conditions</w:t>
             </w:r>
           </w:p>
         </w:tc>
         <w:tc>
           <w:tcPr>
-            <w:tcW w:w="3781" w:type="dxa"/>
+            <w:tcW w:w="4083" w:type="dxa"/>
             <w:shd w:val="clear" w:color="auto" w:fill="F2F7F4"/>
             <w:tcMar>
               <w:top w:w="70" w:type="dxa"/>
@@ -12742,7 +13279,7 @@
         </w:tc>
         <w:tc>
           <w:tcPr>
-            <w:tcW w:w="3605" w:type="dxa"/>
+            <w:tcW w:w="3303" w:type="dxa"/>
             <w:shd w:val="clear" w:color="auto" w:fill="F2F7F4"/>
             <w:tcMar>
               <w:top w:w="70" w:type="dxa"/>
@@ -13498,8 +14035,8 @@
         <w:tblLook w:val="04A0" w:firstRow="1" w:firstColumn="1" w:noVBand="1"/>
       </w:tblPr>
       <w:tblGrid>
-        <w:gridCol w:w="5263"/>
-        <w:gridCol w:w="4097"/>
+        <w:gridCol w:w="5577"/>
+        <w:gridCol w:w="3783"/>
       </w:tblGrid>
       <w:tr>
         <w:trPr>
@@ -13508,7 +14045,7 @@
         </w:trPr>
         <w:tc>
           <w:tcPr>
-            <w:tcW w:w="5263" w:type="dxa"/>
+            <w:tcW w:w="5577" w:type="dxa"/>
             <w:shd w:val="clear" w:color="auto" w:fill="0B3D2B"/>
             <w:tcMar>
               <w:top w:w="70" w:type="dxa"/>
@@ -13537,7 +14074,7 @@
         </w:tc>
         <w:tc>
           <w:tcPr>
-            <w:tcW w:w="4097" w:type="dxa"/>
+            <w:tcW w:w="3783" w:type="dxa"/>
             <w:shd w:val="clear" w:color="auto" w:fill="0B3D2B"/>
             <w:tcMar>
               <w:top w:w="70" w:type="dxa"/>
@@ -13571,7 +14108,7 @@
         </w:trPr>
         <w:tc>
           <w:tcPr>
-            <w:tcW w:w="5263" w:type="dxa"/>
+            <w:tcW w:w="5577" w:type="dxa"/>
             <w:shd w:val="clear" w:color="auto" w:fill="FFFFFF"/>
             <w:tcMar>
               <w:top w:w="70" w:type="dxa"/>
@@ -13599,7 +14136,7 @@
         </w:tc>
         <w:tc>
           <w:tcPr>
-            <w:tcW w:w="4097" w:type="dxa"/>
+            <w:tcW w:w="3783" w:type="dxa"/>
             <w:shd w:val="clear" w:color="auto" w:fill="FFFFFF"/>
             <w:tcMar>
               <w:top w:w="70" w:type="dxa"/>
@@ -13639,35 +14176,35 @@
         </w:trPr>
         <w:tc>
           <w:tcPr>
-            <w:tcW w:w="5263" w:type="dxa"/>
-            <w:shd w:val="clear" w:color="auto" w:fill="F2F7F4"/>
-            <w:tcMar>
-              <w:top w:w="70" w:type="dxa"/>
-              <w:left w:w="110" w:type="dxa"/>
-              <w:bottom w:w="70" w:type="dxa"/>
-              <w:right w:w="110" w:type="dxa"/>
-            </w:tcMar>
-            <w:vAlign w:val="center"/>
-          </w:tcPr>
-          <w:p>
-            <w:pPr>
-              <w:spacing w:before="0" w:after="0" w:line="252" w:lineRule="auto"/>
-            </w:pPr>
-            <w:r>
-              <w:rPr>
-                <w:b/>
-                <w:bCs/>
-                <w:color w:val="0A5A3C"/>
-                <w:sz w:val="17"/>
-                <w:szCs w:val="17"/>
-              </w:rPr>
-              <w:t xml:space="preserve">Poca luz de día</w:t>
-            </w:r>
-          </w:p>
-        </w:tc>
-        <w:tc>
-          <w:tcPr>
-            <w:tcW w:w="4097" w:type="dxa"/>
+            <w:tcW w:w="5577" w:type="dxa"/>
+            <w:shd w:val="clear" w:color="auto" w:fill="F2F7F4"/>
+            <w:tcMar>
+              <w:top w:w="70" w:type="dxa"/>
+              <w:left w:w="110" w:type="dxa"/>
+              <w:bottom w:w="70" w:type="dxa"/>
+              <w:right w:w="110" w:type="dxa"/>
+            </w:tcMar>
+            <w:vAlign w:val="center"/>
+          </w:tcPr>
+          <w:p>
+            <w:pPr>
+              <w:spacing w:before="0" w:after="0" w:line="252" w:lineRule="auto"/>
+            </w:pPr>
+            <w:r>
+              <w:rPr>
+                <w:b/>
+                <w:bCs/>
+                <w:color w:val="0A5A3C"/>
+                <w:sz w:val="17"/>
+                <w:szCs w:val="17"/>
+              </w:rPr>
+              <w:t xml:space="preserve">Sustrato en rango, pero llegará al mínimo en menos de 1 h</w:t>
+            </w:r>
+          </w:p>
+        </w:tc>
+        <w:tc>
+          <w:tcPr>
+            <w:tcW w:w="3783" w:type="dxa"/>
             <w:shd w:val="clear" w:color="auto" w:fill="F2F7F4"/>
             <w:tcMar>
               <w:top w:w="70" w:type="dxa"/>
@@ -13688,15 +14225,15 @@
                 <w:sz w:val="15"/>
                 <w:szCs w:val="15"/>
               </w:rPr>
-              <w:t xml:space="preserve">UV_LIGHT</w:t>
-            </w:r>
-            <w:r>
-              <w:rPr>
-                <w:color w:val="17261F"/>
-                <w:sz w:val="17"/>
-                <w:szCs w:val="17"/>
-              </w:rPr>
-              <w:t xml:space="preserve"> 15 minutos</w:t>
+              <w:t xml:space="preserve">WATER_PUMP</w:t>
+            </w:r>
+            <w:r>
+              <w:rPr>
+                <w:color w:val="17261F"/>
+                <w:sz w:val="17"/>
+                <w:szCs w:val="17"/>
+              </w:rPr>
+              <w:t xml:space="preserve"> 10 s (riego preventivo)</w:t>
             </w:r>
           </w:p>
         </w:tc>
@@ -13707,56 +14244,48 @@
         </w:trPr>
         <w:tc>
           <w:tcPr>
-            <w:tcW w:w="5263" w:type="dxa"/>
-            <w:shd w:val="clear" w:color="auto" w:fill="FFFFFF"/>
-            <w:tcMar>
-              <w:top w:w="70" w:type="dxa"/>
-              <w:left w:w="110" w:type="dxa"/>
-              <w:bottom w:w="70" w:type="dxa"/>
-              <w:right w:w="110" w:type="dxa"/>
-            </w:tcMar>
-            <w:vAlign w:val="center"/>
-          </w:tcPr>
-          <w:p>
-            <w:pPr>
-              <w:spacing w:before="0" w:after="0" w:line="252" w:lineRule="auto"/>
-            </w:pPr>
-            <w:r>
-              <w:rPr>
-                <w:b/>
-                <w:bCs/>
-                <w:color w:val="0A5A3C"/>
-                <w:sz w:val="17"/>
-                <w:szCs w:val="17"/>
-              </w:rPr>
-              <w:t xml:space="preserve">Exceso de luz, o luz encendida de noche</w:t>
-            </w:r>
-          </w:p>
-        </w:tc>
-        <w:tc>
-          <w:tcPr>
-            <w:tcW w:w="4097" w:type="dxa"/>
-            <w:shd w:val="clear" w:color="auto" w:fill="FFFFFF"/>
-            <w:tcMar>
-              <w:top w:w="70" w:type="dxa"/>
-              <w:left w:w="110" w:type="dxa"/>
-              <w:bottom w:w="70" w:type="dxa"/>
-              <w:right w:w="110" w:type="dxa"/>
-            </w:tcMar>
-            <w:vAlign w:val="center"/>
-          </w:tcPr>
-          <w:p>
-            <w:pPr>
-              <w:spacing w:before="0" w:after="0" w:line="252" w:lineRule="auto"/>
-            </w:pPr>
-            <w:r>
-              <w:rPr>
-                <w:color w:val="17261F"/>
-                <w:sz w:val="17"/>
-                <w:szCs w:val="17"/>
-              </w:rPr>
-              <w:t xml:space="preserve">Apagar </w:t>
-            </w:r>
+            <w:tcW w:w="5577" w:type="dxa"/>
+            <w:shd w:val="clear" w:color="auto" w:fill="FFFFFF"/>
+            <w:tcMar>
+              <w:top w:w="70" w:type="dxa"/>
+              <w:left w:w="110" w:type="dxa"/>
+              <w:bottom w:w="70" w:type="dxa"/>
+              <w:right w:w="110" w:type="dxa"/>
+            </w:tcMar>
+            <w:vAlign w:val="center"/>
+          </w:tcPr>
+          <w:p>
+            <w:pPr>
+              <w:spacing w:before="0" w:after="0" w:line="252" w:lineRule="auto"/>
+            </w:pPr>
+            <w:r>
+              <w:rPr>
+                <w:b/>
+                <w:bCs/>
+                <w:color w:val="0A5A3C"/>
+                <w:sz w:val="17"/>
+                <w:szCs w:val="17"/>
+              </w:rPr>
+              <w:t xml:space="preserve">Poca luz de día</w:t>
+            </w:r>
+          </w:p>
+        </w:tc>
+        <w:tc>
+          <w:tcPr>
+            <w:tcW w:w="3783" w:type="dxa"/>
+            <w:shd w:val="clear" w:color="auto" w:fill="FFFFFF"/>
+            <w:tcMar>
+              <w:top w:w="70" w:type="dxa"/>
+              <w:left w:w="110" w:type="dxa"/>
+              <w:bottom w:w="70" w:type="dxa"/>
+              <w:right w:w="110" w:type="dxa"/>
+            </w:tcMar>
+            <w:vAlign w:val="center"/>
+          </w:tcPr>
+          <w:p>
+            <w:pPr>
+              <w:spacing w:before="0" w:after="0" w:line="252" w:lineRule="auto"/>
+            </w:pPr>
             <w:r>
               <w:rPr>
                 <w:rFonts w:ascii="JetBrains Mono" w:hAnsi="JetBrains Mono" w:eastAsia="JetBrains Mono" w:cs="JetBrains Mono"/>
@@ -13765,6 +14294,14 @@
                 <w:szCs w:val="15"/>
               </w:rPr>
               <w:t xml:space="preserve">UV_LIGHT</w:t>
+            </w:r>
+            <w:r>
+              <w:rPr>
+                <w:color w:val="17261F"/>
+                <w:sz w:val="17"/>
+                <w:szCs w:val="17"/>
+              </w:rPr>
+              <w:t xml:space="preserve"> 15 minutos</w:t>
             </w:r>
           </w:p>
         </w:tc>
@@ -13775,48 +14312,56 @@
         </w:trPr>
         <w:tc>
           <w:tcPr>
-            <w:tcW w:w="5263" w:type="dxa"/>
-            <w:shd w:val="clear" w:color="auto" w:fill="F2F7F4"/>
-            <w:tcMar>
-              <w:top w:w="70" w:type="dxa"/>
-              <w:left w:w="110" w:type="dxa"/>
-              <w:bottom w:w="70" w:type="dxa"/>
-              <w:right w:w="110" w:type="dxa"/>
-            </w:tcMar>
-            <w:vAlign w:val="center"/>
-          </w:tcPr>
-          <w:p>
-            <w:pPr>
-              <w:spacing w:before="0" w:after="0" w:line="252" w:lineRule="auto"/>
-            </w:pPr>
-            <w:r>
-              <w:rPr>
-                <w:b/>
-                <w:bCs/>
-                <w:color w:val="0A5A3C"/>
-                <w:sz w:val="17"/>
-                <w:szCs w:val="17"/>
-              </w:rPr>
-              <w:t xml:space="preserve">Calor, humedad alta o predicción de ventilación</w:t>
-            </w:r>
-          </w:p>
-        </w:tc>
-        <w:tc>
-          <w:tcPr>
-            <w:tcW w:w="4097" w:type="dxa"/>
-            <w:shd w:val="clear" w:color="auto" w:fill="F2F7F4"/>
-            <w:tcMar>
-              <w:top w:w="70" w:type="dxa"/>
-              <w:left w:w="110" w:type="dxa"/>
-              <w:bottom w:w="70" w:type="dxa"/>
-              <w:right w:w="110" w:type="dxa"/>
-            </w:tcMar>
-            <w:vAlign w:val="center"/>
-          </w:tcPr>
-          <w:p>
-            <w:pPr>
-              <w:spacing w:before="0" w:after="0" w:line="252" w:lineRule="auto"/>
-            </w:pPr>
+            <w:tcW w:w="5577" w:type="dxa"/>
+            <w:shd w:val="clear" w:color="auto" w:fill="F2F7F4"/>
+            <w:tcMar>
+              <w:top w:w="70" w:type="dxa"/>
+              <w:left w:w="110" w:type="dxa"/>
+              <w:bottom w:w="70" w:type="dxa"/>
+              <w:right w:w="110" w:type="dxa"/>
+            </w:tcMar>
+            <w:vAlign w:val="center"/>
+          </w:tcPr>
+          <w:p>
+            <w:pPr>
+              <w:spacing w:before="0" w:after="0" w:line="252" w:lineRule="auto"/>
+            </w:pPr>
+            <w:r>
+              <w:rPr>
+                <w:b/>
+                <w:bCs/>
+                <w:color w:val="0A5A3C"/>
+                <w:sz w:val="17"/>
+                <w:szCs w:val="17"/>
+              </w:rPr>
+              <w:t xml:space="preserve">Exceso de luz, o luz encendida de noche</w:t>
+            </w:r>
+          </w:p>
+        </w:tc>
+        <w:tc>
+          <w:tcPr>
+            <w:tcW w:w="3783" w:type="dxa"/>
+            <w:shd w:val="clear" w:color="auto" w:fill="F2F7F4"/>
+            <w:tcMar>
+              <w:top w:w="70" w:type="dxa"/>
+              <w:left w:w="110" w:type="dxa"/>
+              <w:bottom w:w="70" w:type="dxa"/>
+              <w:right w:w="110" w:type="dxa"/>
+            </w:tcMar>
+            <w:vAlign w:val="center"/>
+          </w:tcPr>
+          <w:p>
+            <w:pPr>
+              <w:spacing w:before="0" w:after="0" w:line="252" w:lineRule="auto"/>
+            </w:pPr>
+            <w:r>
+              <w:rPr>
+                <w:color w:val="17261F"/>
+                <w:sz w:val="17"/>
+                <w:szCs w:val="17"/>
+              </w:rPr>
+              <w:t xml:space="preserve">Apagar </w:t>
+            </w:r>
             <w:r>
               <w:rPr>
                 <w:rFonts w:ascii="JetBrains Mono" w:hAnsi="JetBrains Mono" w:eastAsia="JetBrains Mono" w:cs="JetBrains Mono"/>
@@ -13824,15 +14369,7 @@
                 <w:sz w:val="15"/>
                 <w:szCs w:val="15"/>
               </w:rPr>
-              <w:t xml:space="preserve">FAN</w:t>
-            </w:r>
-            <w:r>
-              <w:rPr>
-                <w:color w:val="17261F"/>
-                <w:sz w:val="17"/>
-                <w:szCs w:val="17"/>
-              </w:rPr>
-              <w:t xml:space="preserve"> 10 minutos</w:t>
+              <w:t xml:space="preserve">UV_LIGHT</w:t>
             </w:r>
           </w:p>
         </w:tc>
@@ -13843,56 +14380,48 @@
         </w:trPr>
         <w:tc>
           <w:tcPr>
-            <w:tcW w:w="5263" w:type="dxa"/>
-            <w:shd w:val="clear" w:color="auto" w:fill="FFFFFF"/>
-            <w:tcMar>
-              <w:top w:w="70" w:type="dxa"/>
-              <w:left w:w="110" w:type="dxa"/>
-              <w:bottom w:w="70" w:type="dxa"/>
-              <w:right w:w="110" w:type="dxa"/>
-            </w:tcMar>
-            <w:vAlign w:val="center"/>
-          </w:tcPr>
-          <w:p>
-            <w:pPr>
-              <w:spacing w:before="0" w:after="0" w:line="252" w:lineRule="auto"/>
-            </w:pPr>
-            <w:r>
-              <w:rPr>
-                <w:b/>
-                <w:bCs/>
-                <w:color w:val="0A5A3C"/>
-                <w:sz w:val="17"/>
-                <w:szCs w:val="17"/>
-              </w:rPr>
-              <w:t xml:space="preserve">Temperatura baja</w:t>
-            </w:r>
-          </w:p>
-        </w:tc>
-        <w:tc>
-          <w:tcPr>
-            <w:tcW w:w="4097" w:type="dxa"/>
-            <w:shd w:val="clear" w:color="auto" w:fill="FFFFFF"/>
-            <w:tcMar>
-              <w:top w:w="70" w:type="dxa"/>
-              <w:left w:w="110" w:type="dxa"/>
-              <w:bottom w:w="70" w:type="dxa"/>
-              <w:right w:w="110" w:type="dxa"/>
-            </w:tcMar>
-            <w:vAlign w:val="center"/>
-          </w:tcPr>
-          <w:p>
-            <w:pPr>
-              <w:spacing w:before="0" w:after="0" w:line="252" w:lineRule="auto"/>
-            </w:pPr>
-            <w:r>
-              <w:rPr>
-                <w:color w:val="17261F"/>
-                <w:sz w:val="17"/>
-                <w:szCs w:val="17"/>
-              </w:rPr>
-              <w:t xml:space="preserve">Apagar </w:t>
-            </w:r>
+            <w:tcW w:w="5577" w:type="dxa"/>
+            <w:shd w:val="clear" w:color="auto" w:fill="FFFFFF"/>
+            <w:tcMar>
+              <w:top w:w="70" w:type="dxa"/>
+              <w:left w:w="110" w:type="dxa"/>
+              <w:bottom w:w="70" w:type="dxa"/>
+              <w:right w:w="110" w:type="dxa"/>
+            </w:tcMar>
+            <w:vAlign w:val="center"/>
+          </w:tcPr>
+          <w:p>
+            <w:pPr>
+              <w:spacing w:before="0" w:after="0" w:line="252" w:lineRule="auto"/>
+            </w:pPr>
+            <w:r>
+              <w:rPr>
+                <w:b/>
+                <w:bCs/>
+                <w:color w:val="0A5A3C"/>
+                <w:sz w:val="17"/>
+                <w:szCs w:val="17"/>
+              </w:rPr>
+              <w:t xml:space="preserve">Calor, humedad alta o predicción de ventilación</w:t>
+            </w:r>
+          </w:p>
+        </w:tc>
+        <w:tc>
+          <w:tcPr>
+            <w:tcW w:w="3783" w:type="dxa"/>
+            <w:shd w:val="clear" w:color="auto" w:fill="FFFFFF"/>
+            <w:tcMar>
+              <w:top w:w="70" w:type="dxa"/>
+              <w:left w:w="110" w:type="dxa"/>
+              <w:bottom w:w="70" w:type="dxa"/>
+              <w:right w:w="110" w:type="dxa"/>
+            </w:tcMar>
+            <w:vAlign w:val="center"/>
+          </w:tcPr>
+          <w:p>
+            <w:pPr>
+              <w:spacing w:before="0" w:after="0" w:line="252" w:lineRule="auto"/>
+            </w:pPr>
             <w:r>
               <w:rPr>
                 <w:rFonts w:ascii="JetBrains Mono" w:hAnsi="JetBrains Mono" w:eastAsia="JetBrains Mono" w:cs="JetBrains Mono"/>
@@ -13901,6 +14430,14 @@
                 <w:szCs w:val="15"/>
               </w:rPr>
               <w:t xml:space="preserve">FAN</w:t>
+            </w:r>
+            <w:r>
+              <w:rPr>
+                <w:color w:val="17261F"/>
+                <w:sz w:val="17"/>
+                <w:szCs w:val="17"/>
+              </w:rPr>
+              <w:t xml:space="preserve"> 10 minutos</w:t>
             </w:r>
           </w:p>
         </w:tc>
@@ -13911,35 +14448,35 @@
         </w:trPr>
         <w:tc>
           <w:tcPr>
-            <w:tcW w:w="5263" w:type="dxa"/>
-            <w:shd w:val="clear" w:color="auto" w:fill="F2F7F4"/>
-            <w:tcMar>
-              <w:top w:w="70" w:type="dxa"/>
-              <w:left w:w="110" w:type="dxa"/>
-              <w:bottom w:w="70" w:type="dxa"/>
-              <w:right w:w="110" w:type="dxa"/>
-            </w:tcMar>
-            <w:vAlign w:val="center"/>
-          </w:tcPr>
-          <w:p>
-            <w:pPr>
-              <w:spacing w:before="0" w:after="0" w:line="252" w:lineRule="auto"/>
-            </w:pPr>
-            <w:r>
-              <w:rPr>
-                <w:b/>
-                <w:bCs/>
-                <w:color w:val="0A5A3C"/>
-                <w:sz w:val="17"/>
-                <w:szCs w:val="17"/>
-              </w:rPr>
-              <w:t xml:space="preserve">Aire seco</w:t>
-            </w:r>
-          </w:p>
-        </w:tc>
-        <w:tc>
-          <w:tcPr>
-            <w:tcW w:w="4097" w:type="dxa"/>
+            <w:tcW w:w="5577" w:type="dxa"/>
+            <w:shd w:val="clear" w:color="auto" w:fill="F2F7F4"/>
+            <w:tcMar>
+              <w:top w:w="70" w:type="dxa"/>
+              <w:left w:w="110" w:type="dxa"/>
+              <w:bottom w:w="70" w:type="dxa"/>
+              <w:right w:w="110" w:type="dxa"/>
+            </w:tcMar>
+            <w:vAlign w:val="center"/>
+          </w:tcPr>
+          <w:p>
+            <w:pPr>
+              <w:spacing w:before="0" w:after="0" w:line="252" w:lineRule="auto"/>
+            </w:pPr>
+            <w:r>
+              <w:rPr>
+                <w:b/>
+                <w:bCs/>
+                <w:color w:val="0A5A3C"/>
+                <w:sz w:val="17"/>
+                <w:szCs w:val="17"/>
+              </w:rPr>
+              <w:t xml:space="preserve">Temperatura en rango, pero pasará el máximo en menos de 1 h</w:t>
+            </w:r>
+          </w:p>
+        </w:tc>
+        <w:tc>
+          <w:tcPr>
+            <w:tcW w:w="3783" w:type="dxa"/>
             <w:shd w:val="clear" w:color="auto" w:fill="F2F7F4"/>
             <w:tcMar>
               <w:top w:w="70" w:type="dxa"/>
@@ -13960,15 +14497,15 @@
                 <w:sz w:val="15"/>
                 <w:szCs w:val="15"/>
               </w:rPr>
-              <w:t xml:space="preserve">HUMIDIFIER</w:t>
-            </w:r>
-            <w:r>
-              <w:rPr>
-                <w:color w:val="17261F"/>
-                <w:sz w:val="17"/>
-                <w:szCs w:val="17"/>
-              </w:rPr>
-              <w:t xml:space="preserve"> 5 minutos</w:t>
+              <w:t xml:space="preserve">FAN</w:t>
+            </w:r>
+            <w:r>
+              <w:rPr>
+                <w:color w:val="17261F"/>
+                <w:sz w:val="17"/>
+                <w:szCs w:val="17"/>
+              </w:rPr>
+              <w:t xml:space="preserve"> 10 minutos (ventilación preventiva)</w:t>
             </w:r>
           </w:p>
         </w:tc>
@@ -13979,48 +14516,56 @@
         </w:trPr>
         <w:tc>
           <w:tcPr>
-            <w:tcW w:w="5263" w:type="dxa"/>
-            <w:shd w:val="clear" w:color="auto" w:fill="FFFFFF"/>
-            <w:tcMar>
-              <w:top w:w="70" w:type="dxa"/>
-              <w:left w:w="110" w:type="dxa"/>
-              <w:bottom w:w="70" w:type="dxa"/>
-              <w:right w:w="110" w:type="dxa"/>
-            </w:tcMar>
-            <w:vAlign w:val="center"/>
-          </w:tcPr>
-          <w:p>
-            <w:pPr>
-              <w:spacing w:before="0" w:after="0" w:line="252" w:lineRule="auto"/>
-            </w:pPr>
-            <w:r>
-              <w:rPr>
-                <w:b/>
-                <w:bCs/>
-                <w:color w:val="0A5A3C"/>
-                <w:sz w:val="17"/>
-                <w:szCs w:val="17"/>
-              </w:rPr>
-              <w:t xml:space="preserve">pH alto</w:t>
-            </w:r>
-          </w:p>
-        </w:tc>
-        <w:tc>
-          <w:tcPr>
-            <w:tcW w:w="4097" w:type="dxa"/>
-            <w:shd w:val="clear" w:color="auto" w:fill="FFFFFF"/>
-            <w:tcMar>
-              <w:top w:w="70" w:type="dxa"/>
-              <w:left w:w="110" w:type="dxa"/>
-              <w:bottom w:w="70" w:type="dxa"/>
-              <w:right w:w="110" w:type="dxa"/>
-            </w:tcMar>
-            <w:vAlign w:val="center"/>
-          </w:tcPr>
-          <w:p>
-            <w:pPr>
-              <w:spacing w:before="0" w:after="0" w:line="252" w:lineRule="auto"/>
-            </w:pPr>
+            <w:tcW w:w="5577" w:type="dxa"/>
+            <w:shd w:val="clear" w:color="auto" w:fill="FFFFFF"/>
+            <w:tcMar>
+              <w:top w:w="70" w:type="dxa"/>
+              <w:left w:w="110" w:type="dxa"/>
+              <w:bottom w:w="70" w:type="dxa"/>
+              <w:right w:w="110" w:type="dxa"/>
+            </w:tcMar>
+            <w:vAlign w:val="center"/>
+          </w:tcPr>
+          <w:p>
+            <w:pPr>
+              <w:spacing w:before="0" w:after="0" w:line="252" w:lineRule="auto"/>
+            </w:pPr>
+            <w:r>
+              <w:rPr>
+                <w:b/>
+                <w:bCs/>
+                <w:color w:val="0A5A3C"/>
+                <w:sz w:val="17"/>
+                <w:szCs w:val="17"/>
+              </w:rPr>
+              <w:t xml:space="preserve">Temperatura baja</w:t>
+            </w:r>
+          </w:p>
+        </w:tc>
+        <w:tc>
+          <w:tcPr>
+            <w:tcW w:w="3783" w:type="dxa"/>
+            <w:shd w:val="clear" w:color="auto" w:fill="FFFFFF"/>
+            <w:tcMar>
+              <w:top w:w="70" w:type="dxa"/>
+              <w:left w:w="110" w:type="dxa"/>
+              <w:bottom w:w="70" w:type="dxa"/>
+              <w:right w:w="110" w:type="dxa"/>
+            </w:tcMar>
+            <w:vAlign w:val="center"/>
+          </w:tcPr>
+          <w:p>
+            <w:pPr>
+              <w:spacing w:before="0" w:after="0" w:line="252" w:lineRule="auto"/>
+            </w:pPr>
+            <w:r>
+              <w:rPr>
+                <w:color w:val="17261F"/>
+                <w:sz w:val="17"/>
+                <w:szCs w:val="17"/>
+              </w:rPr>
+              <w:t xml:space="preserve">Apagar </w:t>
+            </w:r>
             <w:r>
               <w:rPr>
                 <w:rFonts w:ascii="JetBrains Mono" w:hAnsi="JetBrains Mono" w:eastAsia="JetBrains Mono" w:cs="JetBrains Mono"/>
@@ -14028,15 +14573,7 @@
                 <w:sz w:val="15"/>
                 <w:szCs w:val="15"/>
               </w:rPr>
-              <w:t xml:space="preserve">PH_DOSER</w:t>
-            </w:r>
-            <w:r>
-              <w:rPr>
-                <w:color w:val="17261F"/>
-                <w:sz w:val="17"/>
-                <w:szCs w:val="17"/>
-              </w:rPr>
-              <w:t xml:space="preserve"> 3 s</w:t>
+              <w:t xml:space="preserve">FAN</w:t>
             </w:r>
           </w:p>
         </w:tc>
@@ -14047,35 +14584,35 @@
         </w:trPr>
         <w:tc>
           <w:tcPr>
-            <w:tcW w:w="5263" w:type="dxa"/>
-            <w:shd w:val="clear" w:color="auto" w:fill="F2F7F4"/>
-            <w:tcMar>
-              <w:top w:w="70" w:type="dxa"/>
-              <w:left w:w="110" w:type="dxa"/>
-              <w:bottom w:w="70" w:type="dxa"/>
-              <w:right w:w="110" w:type="dxa"/>
-            </w:tcMar>
-            <w:vAlign w:val="center"/>
-          </w:tcPr>
-          <w:p>
-            <w:pPr>
-              <w:spacing w:before="0" w:after="0" w:line="252" w:lineRule="auto"/>
-            </w:pPr>
-            <w:r>
-              <w:rPr>
-                <w:b/>
-                <w:bCs/>
-                <w:color w:val="0A5A3C"/>
-                <w:sz w:val="17"/>
-                <w:szCs w:val="17"/>
-              </w:rPr>
-              <w:t xml:space="preserve">Nutrientes bajos sin bloqueo de pH</w:t>
-            </w:r>
-          </w:p>
-        </w:tc>
-        <w:tc>
-          <w:tcPr>
-            <w:tcW w:w="4097" w:type="dxa"/>
+            <w:tcW w:w="5577" w:type="dxa"/>
+            <w:shd w:val="clear" w:color="auto" w:fill="F2F7F4"/>
+            <w:tcMar>
+              <w:top w:w="70" w:type="dxa"/>
+              <w:left w:w="110" w:type="dxa"/>
+              <w:bottom w:w="70" w:type="dxa"/>
+              <w:right w:w="110" w:type="dxa"/>
+            </w:tcMar>
+            <w:vAlign w:val="center"/>
+          </w:tcPr>
+          <w:p>
+            <w:pPr>
+              <w:spacing w:before="0" w:after="0" w:line="252" w:lineRule="auto"/>
+            </w:pPr>
+            <w:r>
+              <w:rPr>
+                <w:b/>
+                <w:bCs/>
+                <w:color w:val="0A5A3C"/>
+                <w:sz w:val="17"/>
+                <w:szCs w:val="17"/>
+              </w:rPr>
+              <w:t xml:space="preserve">Aire seco</w:t>
+            </w:r>
+          </w:p>
+        </w:tc>
+        <w:tc>
+          <w:tcPr>
+            <w:tcW w:w="3783" w:type="dxa"/>
             <w:shd w:val="clear" w:color="auto" w:fill="F2F7F4"/>
             <w:tcMar>
               <w:top w:w="70" w:type="dxa"/>
@@ -14096,15 +14633,15 @@
                 <w:sz w:val="15"/>
                 <w:szCs w:val="15"/>
               </w:rPr>
-              <w:t xml:space="preserve">NUTRIENT_DOSER</w:t>
-            </w:r>
-            <w:r>
-              <w:rPr>
-                <w:color w:val="17261F"/>
-                <w:sz w:val="17"/>
-                <w:szCs w:val="17"/>
-              </w:rPr>
-              <w:t xml:space="preserve"> 3 s</w:t>
+              <w:t xml:space="preserve">HUMIDIFIER</w:t>
+            </w:r>
+            <w:r>
+              <w:rPr>
+                <w:color w:val="17261F"/>
+                <w:sz w:val="17"/>
+                <w:szCs w:val="17"/>
+              </w:rPr>
+              <w:t xml:space="preserve"> 5 minutos</w:t>
             </w:r>
           </w:p>
         </w:tc>
@@ -14115,7 +14652,143 @@
         </w:trPr>
         <w:tc>
           <w:tcPr>
-            <w:tcW w:w="5263" w:type="dxa"/>
+            <w:tcW w:w="5577" w:type="dxa"/>
+            <w:shd w:val="clear" w:color="auto" w:fill="FFFFFF"/>
+            <w:tcMar>
+              <w:top w:w="70" w:type="dxa"/>
+              <w:left w:w="110" w:type="dxa"/>
+              <w:bottom w:w="70" w:type="dxa"/>
+              <w:right w:w="110" w:type="dxa"/>
+            </w:tcMar>
+            <w:vAlign w:val="center"/>
+          </w:tcPr>
+          <w:p>
+            <w:pPr>
+              <w:spacing w:before="0" w:after="0" w:line="252" w:lineRule="auto"/>
+            </w:pPr>
+            <w:r>
+              <w:rPr>
+                <w:b/>
+                <w:bCs/>
+                <w:color w:val="0A5A3C"/>
+                <w:sz w:val="17"/>
+                <w:szCs w:val="17"/>
+              </w:rPr>
+              <w:t xml:space="preserve">pH alto</w:t>
+            </w:r>
+          </w:p>
+        </w:tc>
+        <w:tc>
+          <w:tcPr>
+            <w:tcW w:w="3783" w:type="dxa"/>
+            <w:shd w:val="clear" w:color="auto" w:fill="FFFFFF"/>
+            <w:tcMar>
+              <w:top w:w="70" w:type="dxa"/>
+              <w:left w:w="110" w:type="dxa"/>
+              <w:bottom w:w="70" w:type="dxa"/>
+              <w:right w:w="110" w:type="dxa"/>
+            </w:tcMar>
+            <w:vAlign w:val="center"/>
+          </w:tcPr>
+          <w:p>
+            <w:pPr>
+              <w:spacing w:before="0" w:after="0" w:line="252" w:lineRule="auto"/>
+            </w:pPr>
+            <w:r>
+              <w:rPr>
+                <w:rFonts w:ascii="JetBrains Mono" w:hAnsi="JetBrains Mono" w:eastAsia="JetBrains Mono" w:cs="JetBrains Mono"/>
+                <w:color w:val="0A5A3C"/>
+                <w:sz w:val="15"/>
+                <w:szCs w:val="15"/>
+              </w:rPr>
+              <w:t xml:space="preserve">PH_DOSER</w:t>
+            </w:r>
+            <w:r>
+              <w:rPr>
+                <w:color w:val="17261F"/>
+                <w:sz w:val="17"/>
+                <w:szCs w:val="17"/>
+              </w:rPr>
+              <w:t xml:space="preserve"> 3 s</w:t>
+            </w:r>
+          </w:p>
+        </w:tc>
+      </w:tr>
+      <w:tr>
+        <w:trPr>
+          <w:cantSplit/>
+        </w:trPr>
+        <w:tc>
+          <w:tcPr>
+            <w:tcW w:w="5577" w:type="dxa"/>
+            <w:shd w:val="clear" w:color="auto" w:fill="F2F7F4"/>
+            <w:tcMar>
+              <w:top w:w="70" w:type="dxa"/>
+              <w:left w:w="110" w:type="dxa"/>
+              <w:bottom w:w="70" w:type="dxa"/>
+              <w:right w:w="110" w:type="dxa"/>
+            </w:tcMar>
+            <w:vAlign w:val="center"/>
+          </w:tcPr>
+          <w:p>
+            <w:pPr>
+              <w:spacing w:before="0" w:after="0" w:line="252" w:lineRule="auto"/>
+            </w:pPr>
+            <w:r>
+              <w:rPr>
+                <w:b/>
+                <w:bCs/>
+                <w:color w:val="0A5A3C"/>
+                <w:sz w:val="17"/>
+                <w:szCs w:val="17"/>
+              </w:rPr>
+              <w:t xml:space="preserve">Nutrientes bajos sin bloqueo de pH</w:t>
+            </w:r>
+          </w:p>
+        </w:tc>
+        <w:tc>
+          <w:tcPr>
+            <w:tcW w:w="3783" w:type="dxa"/>
+            <w:shd w:val="clear" w:color="auto" w:fill="F2F7F4"/>
+            <w:tcMar>
+              <w:top w:w="70" w:type="dxa"/>
+              <w:left w:w="110" w:type="dxa"/>
+              <w:bottom w:w="70" w:type="dxa"/>
+              <w:right w:w="110" w:type="dxa"/>
+            </w:tcMar>
+            <w:vAlign w:val="center"/>
+          </w:tcPr>
+          <w:p>
+            <w:pPr>
+              <w:spacing w:before="0" w:after="0" w:line="252" w:lineRule="auto"/>
+            </w:pPr>
+            <w:r>
+              <w:rPr>
+                <w:rFonts w:ascii="JetBrains Mono" w:hAnsi="JetBrains Mono" w:eastAsia="JetBrains Mono" w:cs="JetBrains Mono"/>
+                <w:color w:val="0A5A3C"/>
+                <w:sz w:val="15"/>
+                <w:szCs w:val="15"/>
+              </w:rPr>
+              <w:t xml:space="preserve">NUTRIENT_DOSER</w:t>
+            </w:r>
+            <w:r>
+              <w:rPr>
+                <w:color w:val="17261F"/>
+                <w:sz w:val="17"/>
+                <w:szCs w:val="17"/>
+              </w:rPr>
+              <w:t xml:space="preserve"> 3 s</w:t>
+            </w:r>
+          </w:p>
+        </w:tc>
+      </w:tr>
+      <w:tr>
+        <w:trPr>
+          <w:cantSplit/>
+        </w:trPr>
+        <w:tc>
+          <w:tcPr>
+            <w:tcW w:w="5577" w:type="dxa"/>
             <w:shd w:val="clear" w:color="auto" w:fill="FFFFFF"/>
             <w:tcMar>
               <w:top w:w="70" w:type="dxa"/>
@@ -14143,7 +14816,7 @@
         </w:tc>
         <w:tc>
           <w:tcPr>
-            <w:tcW w:w="4097" w:type="dxa"/>
+            <w:tcW w:w="3783" w:type="dxa"/>
             <w:shd w:val="clear" w:color="auto" w:fill="FFFFFF"/>
             <w:tcMar>
               <w:top w:w="70" w:type="dxa"/>
@@ -14164,6 +14837,937 @@
                 <w:szCs w:val="17"/>
               </w:rPr>
               <w:t xml:space="preserve">Ninguna acción</w:t>
+            </w:r>
+          </w:p>
+        </w:tc>
+      </w:tr>
+    </w:tbl>
+    <w:p>
+      <w:pPr>
+        <w:spacing w:before="160" w:after="0" w:line="240" w:lineRule="auto"/>
+        <w:rPr>
+          <w:sz w:val="8"/>
+        </w:rPr>
+      </w:pPr>
+    </w:p>
+    <w:p>
+      <w:pPr>
+        <w:pStyle w:val="Heading2"/>
+      </w:pPr>
+      <w:bookmarkStart w:id="136" w:name="sec_136"/>
+      <w:r>
+        <w:rPr>
+          <w:b/>
+          <w:bCs/>
+          <w:color w:val="067A52"/>
+          <w:sz w:val="25"/>
+          <w:szCs w:val="25"/>
+        </w:rPr>
+        <w:t xml:space="preserve">6.6 Pronóstico de tendencias</w:t>
+      </w:r>
+      <w:bookmarkEnd w:id="136"/>
+    </w:p>
+    <w:p>
+      <w:pPr>
+        <w:spacing w:before="0" w:after="140" w:line="288" w:lineRule="auto"/>
+      </w:pPr>
+      <w:r>
+        <w:rPr>
+          <w:color w:val="17261F"/>
+          <w:sz w:val="20"/>
+          <w:szCs w:val="20"/>
+        </w:rPr>
+        <w:t xml:space="preserve">La API envía el historial con la hora de cada lectura. Con al menos 6 lecturas que abarquen 20 minutos, el asistente ajusta una recta por variable con el estimador de </w:t>
+      </w:r>
+      <w:r>
+        <w:rPr>
+          <w:b/>
+          <w:bCs/>
+          <w:color w:val="17261F"/>
+          <w:sz w:val="20"/>
+          <w:szCs w:val="20"/>
+        </w:rPr>
+        <w:t xml:space="preserve">Theil-Sen</w:t>
+      </w:r>
+      <w:r>
+        <w:rPr>
+          <w:color w:val="17261F"/>
+          <w:sz w:val="20"/>
+          <w:szCs w:val="20"/>
+        </w:rPr>
+        <w:t xml:space="preserve"> (la mediana de las pendientes entre todos los pares de lecturas), que tolera lecturas atípicas mejor que los mínimos cuadrados. Con la pendiente por hora calcula el valor esperado en 3 horas y, si la tendencia empuja la variable fuera de su rango ideal, en cuántas horas cruzará el límite. La luz no se pronostica porque sigue el ciclo del día.</w:t>
+      </w:r>
+    </w:p>
+    <w:p>
+      <w:pPr>
+        <w:spacing w:before="60" w:after="0" w:line="240" w:lineRule="auto"/>
+        <w:rPr>
+          <w:sz w:val="8"/>
+        </w:rPr>
+      </w:pPr>
+    </w:p>
+    <w:tbl>
+      <w:tblPr>
+        <w:tblW w:w="9360" w:type="dxa"/>
+        <w:tblBorders>
+          <w:top w:val="single" w:sz="4" w:space="0" w:color="D5E3DC"/>
+          <w:left w:val="single" w:sz="4" w:space="0" w:color="D5E3DC"/>
+          <w:bottom w:val="single" w:sz="4" w:space="0" w:color="D5E3DC"/>
+          <w:right w:val="single" w:sz="4" w:space="0" w:color="D5E3DC"/>
+          <w:insideH w:val="single" w:sz="4" w:space="0" w:color="D5E3DC"/>
+          <w:insideV w:val="single" w:sz="4" w:space="0" w:color="D5E3DC"/>
+        </w:tblBorders>
+        <w:tblLayout w:type="fixed"/>
+        <w:tblCellMar>
+          <w:left w:w="0" w:type="dxa"/>
+          <w:right w:w="0" w:type="dxa"/>
+        </w:tblCellMar>
+        <w:tblLook w:val="04A0" w:firstRow="1" w:firstColumn="1" w:noVBand="1"/>
+      </w:tblPr>
+      <w:tblGrid>
+        <w:gridCol w:w="2037"/>
+        <w:gridCol w:w="7323"/>
+      </w:tblGrid>
+      <w:tr>
+        <w:trPr>
+          <w:cantSplit/>
+          <w:tblHeader/>
+        </w:trPr>
+        <w:tc>
+          <w:tcPr>
+            <w:tcW w:w="2037" w:type="dxa"/>
+            <w:shd w:val="clear" w:color="auto" w:fill="0B3D2B"/>
+            <w:tcMar>
+              <w:top w:w="70" w:type="dxa"/>
+              <w:left w:w="110" w:type="dxa"/>
+              <w:bottom w:w="70" w:type="dxa"/>
+              <w:right w:w="110" w:type="dxa"/>
+            </w:tcMar>
+            <w:vAlign w:val="center"/>
+          </w:tcPr>
+          <w:p>
+            <w:pPr>
+              <w:spacing w:before="0" w:after="0" w:line="252" w:lineRule="auto"/>
+            </w:pPr>
+            <w:r>
+              <w:rPr>
+                <w:b/>
+                <w:bCs/>
+                <w:color w:val="FFFFFF"/>
+                <w:spacing w:val="10"/>
+                <w:sz w:val="16"/>
+                <w:szCs w:val="16"/>
+              </w:rPr>
+              <w:t xml:space="preserve">SALIDA</w:t>
+            </w:r>
+          </w:p>
+        </w:tc>
+        <w:tc>
+          <w:tcPr>
+            <w:tcW w:w="7323" w:type="dxa"/>
+            <w:shd w:val="clear" w:color="auto" w:fill="0B3D2B"/>
+            <w:tcMar>
+              <w:top w:w="70" w:type="dxa"/>
+              <w:left w:w="110" w:type="dxa"/>
+              <w:bottom w:w="70" w:type="dxa"/>
+              <w:right w:w="110" w:type="dxa"/>
+            </w:tcMar>
+            <w:vAlign w:val="center"/>
+          </w:tcPr>
+          <w:p>
+            <w:pPr>
+              <w:spacing w:before="0" w:after="0" w:line="252" w:lineRule="auto"/>
+            </w:pPr>
+            <w:r>
+              <w:rPr>
+                <w:b/>
+                <w:bCs/>
+                <w:color w:val="FFFFFF"/>
+                <w:spacing w:val="10"/>
+                <w:sz w:val="16"/>
+                <w:szCs w:val="16"/>
+              </w:rPr>
+              <w:t xml:space="preserve">USO</w:t>
+            </w:r>
+          </w:p>
+        </w:tc>
+      </w:tr>
+      <w:tr>
+        <w:trPr>
+          <w:cantSplit/>
+        </w:trPr>
+        <w:tc>
+          <w:tcPr>
+            <w:tcW w:w="2037" w:type="dxa"/>
+            <w:shd w:val="clear" w:color="auto" w:fill="FFFFFF"/>
+            <w:tcMar>
+              <w:top w:w="70" w:type="dxa"/>
+              <w:left w:w="110" w:type="dxa"/>
+              <w:bottom w:w="70" w:type="dxa"/>
+              <w:right w:w="110" w:type="dxa"/>
+            </w:tcMar>
+            <w:vAlign w:val="center"/>
+          </w:tcPr>
+          <w:p>
+            <w:pPr>
+              <w:spacing w:before="0" w:after="0" w:line="252" w:lineRule="auto"/>
+            </w:pPr>
+            <w:r>
+              <w:rPr>
+                <w:rFonts w:ascii="JetBrains Mono" w:hAnsi="JetBrains Mono" w:eastAsia="JetBrains Mono" w:cs="JetBrains Mono"/>
+                <w:b/>
+                <w:bCs/>
+                <w:color w:val="0A5A3C"/>
+                <w:sz w:val="15"/>
+                <w:szCs w:val="15"/>
+              </w:rPr>
+              <w:t xml:space="preserve">trend</w:t>
+            </w:r>
+          </w:p>
+        </w:tc>
+        <w:tc>
+          <w:tcPr>
+            <w:tcW w:w="7323" w:type="dxa"/>
+            <w:shd w:val="clear" w:color="auto" w:fill="FFFFFF"/>
+            <w:tcMar>
+              <w:top w:w="70" w:type="dxa"/>
+              <w:left w:w="110" w:type="dxa"/>
+              <w:bottom w:w="70" w:type="dxa"/>
+              <w:right w:w="110" w:type="dxa"/>
+            </w:tcMar>
+            <w:vAlign w:val="center"/>
+          </w:tcPr>
+          <w:p>
+            <w:pPr>
+              <w:spacing w:before="0" w:after="0" w:line="252" w:lineRule="auto"/>
+            </w:pPr>
+            <w:r>
+              <w:rPr>
+                <w:rFonts w:ascii="JetBrains Mono" w:hAnsi="JetBrains Mono" w:eastAsia="JetBrains Mono" w:cs="JetBrains Mono"/>
+                <w:color w:val="0A5A3C"/>
+                <w:sz w:val="15"/>
+                <w:szCs w:val="15"/>
+              </w:rPr>
+              <w:t xml:space="preserve">RISING</w:t>
+            </w:r>
+            <w:r>
+              <w:rPr>
+                <w:color w:val="17261F"/>
+                <w:sz w:val="17"/>
+                <w:szCs w:val="17"/>
+              </w:rPr>
+              <w:t xml:space="preserve">, </w:t>
+            </w:r>
+            <w:r>
+              <w:rPr>
+                <w:rFonts w:ascii="JetBrains Mono" w:hAnsi="JetBrains Mono" w:eastAsia="JetBrains Mono" w:cs="JetBrains Mono"/>
+                <w:color w:val="0A5A3C"/>
+                <w:sz w:val="15"/>
+                <w:szCs w:val="15"/>
+              </w:rPr>
+              <w:t xml:space="preserve">FALLING</w:t>
+            </w:r>
+            <w:r>
+              <w:rPr>
+                <w:color w:val="17261F"/>
+                <w:sz w:val="17"/>
+                <w:szCs w:val="17"/>
+              </w:rPr>
+              <w:t xml:space="preserve"> o </w:t>
+            </w:r>
+            <w:r>
+              <w:rPr>
+                <w:rFonts w:ascii="JetBrains Mono" w:hAnsi="JetBrains Mono" w:eastAsia="JetBrains Mono" w:cs="JetBrains Mono"/>
+                <w:color w:val="0A5A3C"/>
+                <w:sz w:val="15"/>
+                <w:szCs w:val="15"/>
+              </w:rPr>
+              <w:t xml:space="preserve">STABLE</w:t>
+            </w:r>
+            <w:r>
+              <w:rPr>
+                <w:color w:val="17261F"/>
+                <w:sz w:val="17"/>
+                <w:szCs w:val="17"/>
+              </w:rPr>
+              <w:t xml:space="preserve"> (se mueve menos del 10 % del rango en 3 h)</w:t>
+            </w:r>
+          </w:p>
+        </w:tc>
+      </w:tr>
+      <w:tr>
+        <w:trPr>
+          <w:cantSplit/>
+        </w:trPr>
+        <w:tc>
+          <w:tcPr>
+            <w:tcW w:w="2037" w:type="dxa"/>
+            <w:shd w:val="clear" w:color="auto" w:fill="F2F7F4"/>
+            <w:tcMar>
+              <w:top w:w="70" w:type="dxa"/>
+              <w:left w:w="110" w:type="dxa"/>
+              <w:bottom w:w="70" w:type="dxa"/>
+              <w:right w:w="110" w:type="dxa"/>
+            </w:tcMar>
+            <w:vAlign w:val="center"/>
+          </w:tcPr>
+          <w:p>
+            <w:pPr>
+              <w:spacing w:before="0" w:after="0" w:line="252" w:lineRule="auto"/>
+            </w:pPr>
+            <w:r>
+              <w:rPr>
+                <w:rFonts w:ascii="JetBrains Mono" w:hAnsi="JetBrains Mono" w:eastAsia="JetBrains Mono" w:cs="JetBrains Mono"/>
+                <w:b/>
+                <w:bCs/>
+                <w:color w:val="0A5A3C"/>
+                <w:sz w:val="15"/>
+                <w:szCs w:val="15"/>
+              </w:rPr>
+              <w:t xml:space="preserve">expectedIn3h</w:t>
+            </w:r>
+          </w:p>
+        </w:tc>
+        <w:tc>
+          <w:tcPr>
+            <w:tcW w:w="7323" w:type="dxa"/>
+            <w:shd w:val="clear" w:color="auto" w:fill="F2F7F4"/>
+            <w:tcMar>
+              <w:top w:w="70" w:type="dxa"/>
+              <w:left w:w="110" w:type="dxa"/>
+              <w:bottom w:w="70" w:type="dxa"/>
+              <w:right w:w="110" w:type="dxa"/>
+            </w:tcMar>
+            <w:vAlign w:val="center"/>
+          </w:tcPr>
+          <w:p>
+            <w:pPr>
+              <w:spacing w:before="0" w:after="0" w:line="252" w:lineRule="auto"/>
+            </w:pPr>
+            <w:r>
+              <w:rPr>
+                <w:color w:val="17261F"/>
+                <w:sz w:val="17"/>
+                <w:szCs w:val="17"/>
+              </w:rPr>
+              <w:t xml:space="preserve">Valor esperado dentro de 3 horas</w:t>
+            </w:r>
+          </w:p>
+        </w:tc>
+      </w:tr>
+      <w:tr>
+        <w:trPr>
+          <w:cantSplit/>
+        </w:trPr>
+        <w:tc>
+          <w:tcPr>
+            <w:tcW w:w="2037" w:type="dxa"/>
+            <w:shd w:val="clear" w:color="auto" w:fill="FFFFFF"/>
+            <w:tcMar>
+              <w:top w:w="70" w:type="dxa"/>
+              <w:left w:w="110" w:type="dxa"/>
+              <w:bottom w:w="70" w:type="dxa"/>
+              <w:right w:w="110" w:type="dxa"/>
+            </w:tcMar>
+            <w:vAlign w:val="center"/>
+          </w:tcPr>
+          <w:p>
+            <w:pPr>
+              <w:spacing w:before="0" w:after="0" w:line="252" w:lineRule="auto"/>
+            </w:pPr>
+            <w:r>
+              <w:rPr>
+                <w:rFonts w:ascii="JetBrains Mono" w:hAnsi="JetBrains Mono" w:eastAsia="JetBrains Mono" w:cs="JetBrains Mono"/>
+                <w:b/>
+                <w:bCs/>
+                <w:color w:val="0A5A3C"/>
+                <w:sz w:val="15"/>
+                <w:szCs w:val="15"/>
+              </w:rPr>
+              <w:t xml:space="preserve">hoursToLimit</w:t>
+            </w:r>
+            <w:r>
+              <w:rPr>
+                <w:b/>
+                <w:bCs/>
+                <w:color w:val="0A5A3C"/>
+                <w:sz w:val="17"/>
+                <w:szCs w:val="17"/>
+              </w:rPr>
+              <w:t xml:space="preserve"> · </w:t>
+            </w:r>
+            <w:r>
+              <w:rPr>
+                <w:rFonts w:ascii="JetBrains Mono" w:hAnsi="JetBrains Mono" w:eastAsia="JetBrains Mono" w:cs="JetBrains Mono"/>
+                <w:b/>
+                <w:bCs/>
+                <w:color w:val="0A5A3C"/>
+                <w:sz w:val="15"/>
+                <w:szCs w:val="15"/>
+              </w:rPr>
+              <w:t xml:space="preserve">limit</w:t>
+            </w:r>
+          </w:p>
+        </w:tc>
+        <w:tc>
+          <w:tcPr>
+            <w:tcW w:w="7323" w:type="dxa"/>
+            <w:shd w:val="clear" w:color="auto" w:fill="FFFFFF"/>
+            <w:tcMar>
+              <w:top w:w="70" w:type="dxa"/>
+              <w:left w:w="110" w:type="dxa"/>
+              <w:bottom w:w="70" w:type="dxa"/>
+              <w:right w:w="110" w:type="dxa"/>
+            </w:tcMar>
+            <w:vAlign w:val="center"/>
+          </w:tcPr>
+          <w:p>
+            <w:pPr>
+              <w:spacing w:before="0" w:after="0" w:line="252" w:lineRule="auto"/>
+            </w:pPr>
+            <w:r>
+              <w:rPr>
+                <w:color w:val="17261F"/>
+                <w:sz w:val="17"/>
+                <w:szCs w:val="17"/>
+              </w:rPr>
+              <w:t xml:space="preserve">Horas hasta salir del rango y por qué lado (</w:t>
+            </w:r>
+            <w:r>
+              <w:rPr>
+                <w:rFonts w:ascii="JetBrains Mono" w:hAnsi="JetBrains Mono" w:eastAsia="JetBrains Mono" w:cs="JetBrains Mono"/>
+                <w:color w:val="0A5A3C"/>
+                <w:sz w:val="15"/>
+                <w:szCs w:val="15"/>
+              </w:rPr>
+              <w:t xml:space="preserve">MIN</w:t>
+            </w:r>
+            <w:r>
+              <w:rPr>
+                <w:color w:val="17261F"/>
+                <w:sz w:val="17"/>
+                <w:szCs w:val="17"/>
+              </w:rPr>
+              <w:t xml:space="preserve"> o </w:t>
+            </w:r>
+            <w:r>
+              <w:rPr>
+                <w:rFonts w:ascii="JetBrains Mono" w:hAnsi="JetBrains Mono" w:eastAsia="JetBrains Mono" w:cs="JetBrains Mono"/>
+                <w:color w:val="0A5A3C"/>
+                <w:sz w:val="15"/>
+                <w:szCs w:val="15"/>
+              </w:rPr>
+              <w:t xml:space="preserve">MAX</w:t>
+            </w:r>
+            <w:r>
+              <w:rPr>
+                <w:color w:val="17261F"/>
+                <w:sz w:val="17"/>
+                <w:szCs w:val="17"/>
+              </w:rPr>
+              <w:t xml:space="preserve">), si ocurre en menos de 24 h</w:t>
+            </w:r>
+          </w:p>
+        </w:tc>
+      </w:tr>
+      <w:tr>
+        <w:trPr>
+          <w:cantSplit/>
+        </w:trPr>
+        <w:tc>
+          <w:tcPr>
+            <w:tcW w:w="2037" w:type="dxa"/>
+            <w:shd w:val="clear" w:color="auto" w:fill="F2F7F4"/>
+            <w:tcMar>
+              <w:top w:w="70" w:type="dxa"/>
+              <w:left w:w="110" w:type="dxa"/>
+              <w:bottom w:w="70" w:type="dxa"/>
+              <w:right w:w="110" w:type="dxa"/>
+            </w:tcMar>
+            <w:vAlign w:val="center"/>
+          </w:tcPr>
+          <w:p>
+            <w:pPr>
+              <w:spacing w:before="0" w:after="0" w:line="252" w:lineRule="auto"/>
+            </w:pPr>
+            <w:r>
+              <w:rPr>
+                <w:rFonts w:ascii="JetBrains Mono" w:hAnsi="JetBrains Mono" w:eastAsia="JetBrains Mono" w:cs="JetBrains Mono"/>
+                <w:b/>
+                <w:bCs/>
+                <w:color w:val="0A5A3C"/>
+                <w:sz w:val="15"/>
+                <w:szCs w:val="15"/>
+              </w:rPr>
+              <w:t xml:space="preserve">confidence</w:t>
+            </w:r>
+          </w:p>
+        </w:tc>
+        <w:tc>
+          <w:tcPr>
+            <w:tcW w:w="7323" w:type="dxa"/>
+            <w:shd w:val="clear" w:color="auto" w:fill="F2F7F4"/>
+            <w:tcMar>
+              <w:top w:w="70" w:type="dxa"/>
+              <w:left w:w="110" w:type="dxa"/>
+              <w:bottom w:w="70" w:type="dxa"/>
+              <w:right w:w="110" w:type="dxa"/>
+            </w:tcMar>
+            <w:vAlign w:val="center"/>
+          </w:tcPr>
+          <w:p>
+            <w:pPr>
+              <w:spacing w:before="0" w:after="0" w:line="252" w:lineRule="auto"/>
+            </w:pPr>
+            <w:r>
+              <w:rPr>
+                <w:color w:val="17261F"/>
+                <w:sz w:val="17"/>
+                <w:szCs w:val="17"/>
+              </w:rPr>
+              <w:t xml:space="preserve">Fracción de pendientes que coinciden en el signo</w:t>
+            </w:r>
+          </w:p>
+        </w:tc>
+      </w:tr>
+    </w:tbl>
+    <w:p>
+      <w:pPr>
+        <w:spacing w:before="160" w:after="0" w:line="240" w:lineRule="auto"/>
+        <w:rPr>
+          <w:sz w:val="8"/>
+        </w:rPr>
+      </w:pPr>
+    </w:p>
+    <w:p>
+      <w:pPr>
+        <w:spacing w:before="0" w:after="140" w:line="288" w:lineRule="auto"/>
+      </w:pPr>
+      <w:r>
+        <w:rPr>
+          <w:color w:val="17261F"/>
+          <w:sz w:val="20"/>
+          <w:szCs w:val="20"/>
+        </w:rPr>
+        <w:t xml:space="preserve">Los pronósticos alimentan las reglas </w:t>
+      </w:r>
+      <w:r>
+        <w:rPr>
+          <w:rFonts w:ascii="JetBrains Mono" w:hAnsi="JetBrains Mono" w:eastAsia="JetBrains Mono" w:cs="JetBrains Mono"/>
+          <w:color w:val="0A5A3C"/>
+          <w:sz w:val="18"/>
+          <w:szCs w:val="18"/>
+        </w:rPr>
+        <w:t xml:space="preserve">drying_trend</w:t>
+      </w:r>
+      <w:r>
+        <w:rPr>
+          <w:color w:val="17261F"/>
+          <w:sz w:val="20"/>
+          <w:szCs w:val="20"/>
+        </w:rPr>
+        <w:t xml:space="preserve"> y </w:t>
+      </w:r>
+      <w:r>
+        <w:rPr>
+          <w:rFonts w:ascii="JetBrains Mono" w:hAnsi="JetBrains Mono" w:eastAsia="JetBrains Mono" w:cs="JetBrains Mono"/>
+          <w:color w:val="0A5A3C"/>
+          <w:sz w:val="18"/>
+          <w:szCs w:val="18"/>
+        </w:rPr>
+        <w:t xml:space="preserve">heat_building</w:t>
+      </w:r>
+      <w:r>
+        <w:rPr>
+          <w:color w:val="17261F"/>
+          <w:sz w:val="20"/>
+          <w:szCs w:val="20"/>
+        </w:rPr>
+        <w:t xml:space="preserve"> y las acciones preventivas del agente. En la PWA aparecen en «Pronóstico de las próximas horas», junto con «De qué depende el índice», la salud de cada variable que explica el índice difuso.</w:t>
+      </w:r>
+    </w:p>
+    <w:p>
+      <w:pPr>
+        <w:pStyle w:val="Heading2"/>
+      </w:pPr>
+      <w:bookmarkStart w:id="137" w:name="sec_137"/>
+      <w:r>
+        <w:rPr>
+          <w:b/>
+          <w:bCs/>
+          <w:color w:val="067A52"/>
+          <w:sz w:val="25"/>
+          <w:szCs w:val="25"/>
+        </w:rPr>
+        <w:t xml:space="preserve">6.7 Análisis de todos los cultivos</w:t>
+      </w:r>
+      <w:bookmarkEnd w:id="137"/>
+    </w:p>
+    <w:p>
+      <w:pPr>
+        <w:spacing w:before="0" w:after="140" w:line="288" w:lineRule="auto"/>
+      </w:pPr>
+      <w:r>
+        <w:rPr>
+          <w:color w:val="17261F"/>
+          <w:sz w:val="20"/>
+          <w:szCs w:val="20"/>
+        </w:rPr>
+        <w:t xml:space="preserve">El panel general pide al asistente una mirada de conjunto (</w:t>
+      </w:r>
+      <w:r>
+        <w:rPr>
+          <w:rFonts w:ascii="JetBrains Mono" w:hAnsi="JetBrains Mono" w:eastAsia="JetBrains Mono" w:cs="JetBrains Mono"/>
+          <w:color w:val="0A5A3C"/>
+          <w:sz w:val="18"/>
+          <w:szCs w:val="18"/>
+        </w:rPr>
+        <w:t xml:space="preserve">POST /v1/fleet</w:t>
+      </w:r>
+      <w:r>
+        <w:rPr>
+          <w:color w:val="17261F"/>
+          <w:sz w:val="20"/>
+          <w:szCs w:val="20"/>
+        </w:rPr>
+        <w:t xml:space="preserve">):</w:t>
+      </w:r>
+    </w:p>
+    <w:p>
+      <w:pPr>
+        <w:spacing w:before="60" w:after="0" w:line="240" w:lineRule="auto"/>
+        <w:rPr>
+          <w:sz w:val="8"/>
+        </w:rPr>
+      </w:pPr>
+    </w:p>
+    <w:tbl>
+      <w:tblPr>
+        <w:tblW w:w="9360" w:type="dxa"/>
+        <w:tblBorders>
+          <w:top w:val="single" w:sz="4" w:space="0" w:color="D5E3DC"/>
+          <w:left w:val="single" w:sz="4" w:space="0" w:color="D5E3DC"/>
+          <w:bottom w:val="single" w:sz="4" w:space="0" w:color="D5E3DC"/>
+          <w:right w:val="single" w:sz="4" w:space="0" w:color="D5E3DC"/>
+          <w:insideH w:val="single" w:sz="4" w:space="0" w:color="D5E3DC"/>
+          <w:insideV w:val="single" w:sz="4" w:space="0" w:color="D5E3DC"/>
+        </w:tblBorders>
+        <w:tblLayout w:type="fixed"/>
+        <w:tblCellMar>
+          <w:left w:w="0" w:type="dxa"/>
+          <w:right w:w="0" w:type="dxa"/>
+        </w:tblCellMar>
+        <w:tblLook w:val="04A0" w:firstRow="1" w:firstColumn="1" w:noVBand="1"/>
+      </w:tblPr>
+      <w:tblGrid>
+        <w:gridCol w:w="2717"/>
+        <w:gridCol w:w="6643"/>
+      </w:tblGrid>
+      <w:tr>
+        <w:trPr>
+          <w:cantSplit/>
+          <w:tblHeader/>
+        </w:trPr>
+        <w:tc>
+          <w:tcPr>
+            <w:tcW w:w="2717" w:type="dxa"/>
+            <w:shd w:val="clear" w:color="auto" w:fill="0B3D2B"/>
+            <w:tcMar>
+              <w:top w:w="70" w:type="dxa"/>
+              <w:left w:w="110" w:type="dxa"/>
+              <w:bottom w:w="70" w:type="dxa"/>
+              <w:right w:w="110" w:type="dxa"/>
+            </w:tcMar>
+            <w:vAlign w:val="center"/>
+          </w:tcPr>
+          <w:p>
+            <w:pPr>
+              <w:spacing w:before="0" w:after="0" w:line="252" w:lineRule="auto"/>
+            </w:pPr>
+            <w:r>
+              <w:rPr>
+                <w:b/>
+                <w:bCs/>
+                <w:color w:val="FFFFFF"/>
+                <w:spacing w:val="10"/>
+                <w:sz w:val="16"/>
+                <w:szCs w:val="16"/>
+              </w:rPr>
+              <w:t xml:space="preserve">TÉCNICA</w:t>
+            </w:r>
+          </w:p>
+        </w:tc>
+        <w:tc>
+          <w:tcPr>
+            <w:tcW w:w="6643" w:type="dxa"/>
+            <w:shd w:val="clear" w:color="auto" w:fill="0B3D2B"/>
+            <w:tcMar>
+              <w:top w:w="70" w:type="dxa"/>
+              <w:left w:w="110" w:type="dxa"/>
+              <w:bottom w:w="70" w:type="dxa"/>
+              <w:right w:w="110" w:type="dxa"/>
+            </w:tcMar>
+            <w:vAlign w:val="center"/>
+          </w:tcPr>
+          <w:p>
+            <w:pPr>
+              <w:spacing w:before="0" w:after="0" w:line="252" w:lineRule="auto"/>
+            </w:pPr>
+            <w:r>
+              <w:rPr>
+                <w:b/>
+                <w:bCs/>
+                <w:color w:val="FFFFFF"/>
+                <w:spacing w:val="10"/>
+                <w:sz w:val="16"/>
+                <w:szCs w:val="16"/>
+              </w:rPr>
+              <w:t xml:space="preserve">RESULTADO</w:t>
+            </w:r>
+          </w:p>
+        </w:tc>
+      </w:tr>
+      <w:tr>
+        <w:trPr>
+          <w:cantSplit/>
+        </w:trPr>
+        <w:tc>
+          <w:tcPr>
+            <w:tcW w:w="2717" w:type="dxa"/>
+            <w:shd w:val="clear" w:color="auto" w:fill="FFFFFF"/>
+            <w:tcMar>
+              <w:top w:w="70" w:type="dxa"/>
+              <w:left w:w="110" w:type="dxa"/>
+              <w:bottom w:w="70" w:type="dxa"/>
+              <w:right w:w="110" w:type="dxa"/>
+            </w:tcMar>
+            <w:vAlign w:val="center"/>
+          </w:tcPr>
+          <w:p>
+            <w:pPr>
+              <w:spacing w:before="0" w:after="0" w:line="252" w:lineRule="auto"/>
+            </w:pPr>
+            <w:r>
+              <w:rPr>
+                <w:b/>
+                <w:bCs/>
+                <w:color w:val="0A5A3C"/>
+                <w:sz w:val="17"/>
+                <w:szCs w:val="17"/>
+              </w:rPr>
+              <w:t xml:space="preserve">Índice difuso por cultivo</w:t>
+            </w:r>
+          </w:p>
+        </w:tc>
+        <w:tc>
+          <w:tcPr>
+            <w:tcW w:w="6643" w:type="dxa"/>
+            <w:shd w:val="clear" w:color="auto" w:fill="FFFFFF"/>
+            <w:tcMar>
+              <w:top w:w="70" w:type="dxa"/>
+              <w:left w:w="110" w:type="dxa"/>
+              <w:bottom w:w="70" w:type="dxa"/>
+              <w:right w:w="110" w:type="dxa"/>
+            </w:tcMar>
+            <w:vAlign w:val="center"/>
+          </w:tcPr>
+          <w:p>
+            <w:pPr>
+              <w:spacing w:before="0" w:after="0" w:line="252" w:lineRule="auto"/>
+            </w:pPr>
+            <w:r>
+              <w:rPr>
+                <w:color w:val="17261F"/>
+                <w:sz w:val="17"/>
+                <w:szCs w:val="17"/>
+              </w:rPr>
+              <w:t xml:space="preserve">Ranking del que más atención necesita al que menos y salud promedio</w:t>
+            </w:r>
+          </w:p>
+        </w:tc>
+      </w:tr>
+      <w:tr>
+        <w:trPr>
+          <w:cantSplit/>
+        </w:trPr>
+        <w:tc>
+          <w:tcPr>
+            <w:tcW w:w="2717" w:type="dxa"/>
+            <w:shd w:val="clear" w:color="auto" w:fill="F2F7F4"/>
+            <w:tcMar>
+              <w:top w:w="70" w:type="dxa"/>
+              <w:left w:w="110" w:type="dxa"/>
+              <w:bottom w:w="70" w:type="dxa"/>
+              <w:right w:w="110" w:type="dxa"/>
+            </w:tcMar>
+            <w:vAlign w:val="center"/>
+          </w:tcPr>
+          <w:p>
+            <w:pPr>
+              <w:spacing w:before="0" w:after="0" w:line="252" w:lineRule="auto"/>
+            </w:pPr>
+            <w:r>
+              <w:rPr>
+                <w:b/>
+                <w:bCs/>
+                <w:color w:val="0A5A3C"/>
+                <w:sz w:val="17"/>
+                <w:szCs w:val="17"/>
+              </w:rPr>
+              <w:t xml:space="preserve">Problemas compartidos</w:t>
+            </w:r>
+          </w:p>
+        </w:tc>
+        <w:tc>
+          <w:tcPr>
+            <w:tcW w:w="6643" w:type="dxa"/>
+            <w:shd w:val="clear" w:color="auto" w:fill="F2F7F4"/>
+            <w:tcMar>
+              <w:top w:w="70" w:type="dxa"/>
+              <w:left w:w="110" w:type="dxa"/>
+              <w:bottom w:w="70" w:type="dxa"/>
+              <w:right w:w="110" w:type="dxa"/>
+            </w:tcMar>
+            <w:vAlign w:val="center"/>
+          </w:tcPr>
+          <w:p>
+            <w:pPr>
+              <w:spacing w:before="0" w:after="0" w:line="252" w:lineRule="auto"/>
+            </w:pPr>
+            <w:r>
+              <w:rPr>
+                <w:color w:val="17261F"/>
+                <w:sz w:val="17"/>
+                <w:szCs w:val="17"/>
+              </w:rPr>
+              <w:t xml:space="preserve">La misma variable fuera de rango en la mitad o más de los cultivos: probablemente es el entorno (la habitación, el agua, la solución) y no una maceta</w:t>
+            </w:r>
+          </w:p>
+        </w:tc>
+      </w:tr>
+      <w:tr>
+        <w:trPr>
+          <w:cantSplit/>
+        </w:trPr>
+        <w:tc>
+          <w:tcPr>
+            <w:tcW w:w="2717" w:type="dxa"/>
+            <w:shd w:val="clear" w:color="auto" w:fill="FFFFFF"/>
+            <w:tcMar>
+              <w:top w:w="70" w:type="dxa"/>
+              <w:left w:w="110" w:type="dxa"/>
+              <w:bottom w:w="70" w:type="dxa"/>
+              <w:right w:w="110" w:type="dxa"/>
+            </w:tcMar>
+            <w:vAlign w:val="center"/>
+          </w:tcPr>
+          <w:p>
+            <w:pPr>
+              <w:spacing w:before="0" w:after="0" w:line="252" w:lineRule="auto"/>
+            </w:pPr>
+            <w:r>
+              <w:rPr>
+                <w:b/>
+                <w:bCs/>
+                <w:color w:val="0A5A3C"/>
+                <w:sz w:val="17"/>
+                <w:szCs w:val="17"/>
+              </w:rPr>
+              <w:t xml:space="preserve">K-Means sobre variables normalizadas</w:t>
+            </w:r>
+          </w:p>
+        </w:tc>
+        <w:tc>
+          <w:tcPr>
+            <w:tcW w:w="6643" w:type="dxa"/>
+            <w:shd w:val="clear" w:color="auto" w:fill="FFFFFF"/>
+            <w:tcMar>
+              <w:top w:w="70" w:type="dxa"/>
+              <w:left w:w="110" w:type="dxa"/>
+              <w:bottom w:w="70" w:type="dxa"/>
+              <w:right w:w="110" w:type="dxa"/>
+            </w:tcMar>
+            <w:vAlign w:val="center"/>
+          </w:tcPr>
+          <w:p>
+            <w:pPr>
+              <w:spacing w:before="0" w:after="0" w:line="252" w:lineRule="auto"/>
+            </w:pPr>
+            <w:r>
+              <w:rPr>
+                <w:color w:val="17261F"/>
+                <w:sz w:val="17"/>
+                <w:szCs w:val="17"/>
+              </w:rPr>
+              <w:t xml:space="preserve">Grupos de cultivos con condiciones parecidas; la cantidad de grupos se elige por el coeficiente de silueta y los grupos con la misma descripción se fusionan</w:t>
+            </w:r>
+          </w:p>
+        </w:tc>
+      </w:tr>
+      <w:tr>
+        <w:trPr>
+          <w:cantSplit/>
+        </w:trPr>
+        <w:tc>
+          <w:tcPr>
+            <w:tcW w:w="2717" w:type="dxa"/>
+            <w:shd w:val="clear" w:color="auto" w:fill="F2F7F4"/>
+            <w:tcMar>
+              <w:top w:w="70" w:type="dxa"/>
+              <w:left w:w="110" w:type="dxa"/>
+              <w:bottom w:w="70" w:type="dxa"/>
+              <w:right w:w="110" w:type="dxa"/>
+            </w:tcMar>
+            <w:vAlign w:val="center"/>
+          </w:tcPr>
+          <w:p>
+            <w:pPr>
+              <w:spacing w:before="0" w:after="0" w:line="252" w:lineRule="auto"/>
+            </w:pPr>
+            <w:r>
+              <w:rPr>
+                <w:b/>
+                <w:bCs/>
+                <w:color w:val="0A5A3C"/>
+                <w:sz w:val="17"/>
+                <w:szCs w:val="17"/>
+              </w:rPr>
+              <w:t xml:space="preserve">Agente reactivo por cultivo</w:t>
+            </w:r>
+          </w:p>
+        </w:tc>
+        <w:tc>
+          <w:tcPr>
+            <w:tcW w:w="6643" w:type="dxa"/>
+            <w:shd w:val="clear" w:color="auto" w:fill="F2F7F4"/>
+            <w:tcMar>
+              <w:top w:w="70" w:type="dxa"/>
+              <w:left w:w="110" w:type="dxa"/>
+              <w:bottom w:w="70" w:type="dxa"/>
+              <w:right w:w="110" w:type="dxa"/>
+            </w:tcMar>
+            <w:vAlign w:val="center"/>
+          </w:tcPr>
+          <w:p>
+            <w:pPr>
+              <w:spacing w:before="0" w:after="0" w:line="252" w:lineRule="auto"/>
+            </w:pPr>
+            <w:r>
+              <w:rPr>
+                <w:color w:val="17261F"/>
+                <w:sz w:val="17"/>
+                <w:szCs w:val="17"/>
+              </w:rPr>
+              <w:t xml:space="preserve">Acciones reunidas por actuador para aplicarlas en bloque con </w:t>
+            </w:r>
+            <w:r>
+              <w:rPr>
+                <w:rFonts w:ascii="JetBrains Mono" w:hAnsi="JetBrains Mono" w:eastAsia="JetBrains Mono" w:cs="JetBrains Mono"/>
+                <w:color w:val="0A5A3C"/>
+                <w:sz w:val="15"/>
+                <w:szCs w:val="15"/>
+              </w:rPr>
+              <w:t xml:space="preserve">/api/v1/commands/bulk</w:t>
             </w:r>
           </w:p>
         </w:tc>
@@ -14198,7 +15802,7 @@
       <w:pPr>
         <w:pStyle w:val="Heading1"/>
       </w:pPr>
-      <w:bookmarkStart w:id="136" w:name="sec_136"/>
+      <w:bookmarkStart w:id="138" w:name="sec_138"/>
       <w:r>
         <w:rPr>
           <w:b/>
@@ -14209,7 +15813,7 @@
         </w:rPr>
         <w:t xml:space="preserve">Modelo de datos</w:t>
       </w:r>
-      <w:bookmarkEnd w:id="136"/>
+      <w:bookmarkEnd w:id="138"/>
     </w:p>
     <w:p>
       <w:pPr>
@@ -14221,7 +15825,7 @@
         <w:drawing>
           <wp:inline distT="0" distB="0" distL="0" distR="0">
             <wp:extent cx="5943600" cy="5918157"/>
-            <wp:docPr id="137" name="SmartPot_04_Modelo_Datos"/>
+            <wp:docPr id="139" name="SmartPot_04_Modelo_Datos"/>
             <wp:cNvGraphicFramePr>
               <a:graphicFrameLocks noChangeAspect="1"/>
             </wp:cNvGraphicFramePr>
@@ -14229,7 +15833,7 @@
               <a:graphicData uri="http://schemas.openxmlformats.org/drawingml/2006/picture">
                 <pic:pic>
                   <pic:nvPicPr>
-                    <pic:cNvPr id="137" name="SmartPot_04_Modelo_Datos"/>
+                    <pic:cNvPr id="139" name="SmartPot_04_Modelo_Datos"/>
                     <pic:cNvPicPr/>
                   </pic:nvPicPr>
                   <pic:blipFill>
@@ -15271,7 +16875,7 @@
       <w:pPr>
         <w:pStyle w:val="Heading1"/>
       </w:pPr>
-      <w:bookmarkStart w:id="138" w:name="sec_138"/>
+      <w:bookmarkStart w:id="140" w:name="sec_140"/>
       <w:r>
         <w:rPr>
           <w:b/>
@@ -15282,13 +16886,13 @@
         </w:rPr>
         <w:t xml:space="preserve">Aplicación web</w:t>
       </w:r>
-      <w:bookmarkEnd w:id="138"/>
+      <w:bookmarkEnd w:id="140"/>
     </w:p>
     <w:p>
       <w:pPr>
         <w:pStyle w:val="Heading2"/>
       </w:pPr>
-      <w:bookmarkStart w:id="139" w:name="sec_139"/>
+      <w:bookmarkStart w:id="141" w:name="sec_141"/>
       <w:r>
         <w:rPr>
           <w:b/>
@@ -15299,7 +16903,7 @@
         </w:rPr>
         <w:t xml:space="preserve">En palabras simples</w:t>
       </w:r>
-      <w:bookmarkEnd w:id="139"/>
+      <w:bookmarkEnd w:id="141"/>
     </w:p>
     <w:p>
       <w:pPr>
@@ -15311,7 +16915,7 @@
           <w:sz w:val="20"/>
           <w:szCs w:val="20"/>
         </w:rPr>
-        <w:t xml:space="preserve">La PWA es lo que ve el usuario: una página pública que explica SmartPot y, tras ingresar, su panel de cultivos. Se instala como una app en Android, iOS y escritorio.</w:t>
+        <w:t xml:space="preserve">La PWA es lo que ve el usuario: una página pública que explica SmartPot y, tras ingresar, un panel general con todos sus cultivos, el detalle de cada uno, un control general y un centro de acciones. Se instala como una app en Android, iOS y escritorio.</w:t>
       </w:r>
     </w:p>
     <w:p>
@@ -15341,8 +16945,8 @@
         <w:tblLook w:val="04A0" w:firstRow="1" w:firstColumn="1" w:noVBand="1"/>
       </w:tblPr>
       <w:tblGrid>
-        <w:gridCol w:w="2765"/>
-        <w:gridCol w:w="6595"/>
+        <w:gridCol w:w="2572"/>
+        <w:gridCol w:w="6788"/>
       </w:tblGrid>
       <w:tr>
         <w:trPr>
@@ -15351,7 +16955,7 @@
         </w:trPr>
         <w:tc>
           <w:tcPr>
-            <w:tcW w:w="2765" w:type="dxa"/>
+            <w:tcW w:w="2572" w:type="dxa"/>
             <w:shd w:val="clear" w:color="auto" w:fill="0B3D2B"/>
             <w:tcMar>
               <w:top w:w="70" w:type="dxa"/>
@@ -15380,7 +16984,7 @@
         </w:tc>
         <w:tc>
           <w:tcPr>
-            <w:tcW w:w="6595" w:type="dxa"/>
+            <w:tcW w:w="6788" w:type="dxa"/>
             <w:shd w:val="clear" w:color="auto" w:fill="0B3D2B"/>
             <w:tcMar>
               <w:top w:w="70" w:type="dxa"/>
@@ -15414,7 +17018,7 @@
         </w:trPr>
         <w:tc>
           <w:tcPr>
-            <w:tcW w:w="2765" w:type="dxa"/>
+            <w:tcW w:w="2572" w:type="dxa"/>
             <w:shd w:val="clear" w:color="auto" w:fill="FFFFFF"/>
             <w:tcMar>
               <w:top w:w="70" w:type="dxa"/>
@@ -15442,7 +17046,7 @@
         </w:tc>
         <w:tc>
           <w:tcPr>
-            <w:tcW w:w="6595" w:type="dxa"/>
+            <w:tcW w:w="6788" w:type="dxa"/>
             <w:shd w:val="clear" w:color="auto" w:fill="FFFFFF"/>
             <w:tcMar>
               <w:top w:w="70" w:type="dxa"/>
@@ -15473,7 +17077,7 @@
         </w:trPr>
         <w:tc>
           <w:tcPr>
-            <w:tcW w:w="2765" w:type="dxa"/>
+            <w:tcW w:w="2572" w:type="dxa"/>
             <w:shd w:val="clear" w:color="auto" w:fill="F2F7F4"/>
             <w:tcMar>
               <w:top w:w="70" w:type="dxa"/>
@@ -15501,7 +17105,7 @@
         </w:tc>
         <w:tc>
           <w:tcPr>
-            <w:tcW w:w="6595" w:type="dxa"/>
+            <w:tcW w:w="6788" w:type="dxa"/>
             <w:shd w:val="clear" w:color="auto" w:fill="F2F7F4"/>
             <w:tcMar>
               <w:top w:w="70" w:type="dxa"/>
@@ -15532,55 +17136,55 @@
         </w:trPr>
         <w:tc>
           <w:tcPr>
-            <w:tcW w:w="2765" w:type="dxa"/>
-            <w:shd w:val="clear" w:color="auto" w:fill="FFFFFF"/>
-            <w:tcMar>
-              <w:top w:w="70" w:type="dxa"/>
-              <w:left w:w="110" w:type="dxa"/>
-              <w:bottom w:w="70" w:type="dxa"/>
-              <w:right w:w="110" w:type="dxa"/>
-            </w:tcMar>
-            <w:vAlign w:val="center"/>
-          </w:tcPr>
-          <w:p>
-            <w:pPr>
-              <w:spacing w:before="0" w:after="0" w:line="252" w:lineRule="auto"/>
-            </w:pPr>
-            <w:r>
-              <w:rPr>
-                <w:b/>
-                <w:bCs/>
-                <w:color w:val="0A5A3C"/>
-                <w:sz w:val="17"/>
-                <w:szCs w:val="17"/>
-              </w:rPr>
-              <w:t xml:space="preserve">Mis cultivos</w:t>
-            </w:r>
-          </w:p>
-        </w:tc>
-        <w:tc>
-          <w:tcPr>
-            <w:tcW w:w="6595" w:type="dxa"/>
-            <w:shd w:val="clear" w:color="auto" w:fill="FFFFFF"/>
-            <w:tcMar>
-              <w:top w:w="70" w:type="dxa"/>
-              <w:left w:w="110" w:type="dxa"/>
-              <w:bottom w:w="70" w:type="dxa"/>
-              <w:right w:w="110" w:type="dxa"/>
-            </w:tcMar>
-            <w:vAlign w:val="center"/>
-          </w:tcPr>
-          <w:p>
-            <w:pPr>
-              <w:spacing w:before="0" w:after="0" w:line="252" w:lineRule="auto"/>
-            </w:pPr>
-            <w:r>
-              <w:rPr>
-                <w:color w:val="17261F"/>
-                <w:sz w:val="17"/>
-                <w:szCs w:val="17"/>
-              </w:rPr>
-              <w:t xml:space="preserve">Tarjetas con estado en línea, salud y últimas lecturas</w:t>
+            <w:tcW w:w="2572" w:type="dxa"/>
+            <w:shd w:val="clear" w:color="auto" w:fill="FFFFFF"/>
+            <w:tcMar>
+              <w:top w:w="70" w:type="dxa"/>
+              <w:left w:w="110" w:type="dxa"/>
+              <w:bottom w:w="70" w:type="dxa"/>
+              <w:right w:w="110" w:type="dxa"/>
+            </w:tcMar>
+            <w:vAlign w:val="center"/>
+          </w:tcPr>
+          <w:p>
+            <w:pPr>
+              <w:spacing w:before="0" w:after="0" w:line="252" w:lineRule="auto"/>
+            </w:pPr>
+            <w:r>
+              <w:rPr>
+                <w:b/>
+                <w:bCs/>
+                <w:color w:val="0A5A3C"/>
+                <w:sz w:val="17"/>
+                <w:szCs w:val="17"/>
+              </w:rPr>
+              <w:t xml:space="preserve">Panel general</w:t>
+            </w:r>
+          </w:p>
+        </w:tc>
+        <w:tc>
+          <w:tcPr>
+            <w:tcW w:w="6788" w:type="dxa"/>
+            <w:shd w:val="clear" w:color="auto" w:fill="FFFFFF"/>
+            <w:tcMar>
+              <w:top w:w="70" w:type="dxa"/>
+              <w:left w:w="110" w:type="dxa"/>
+              <w:bottom w:w="70" w:type="dxa"/>
+              <w:right w:w="110" w:type="dxa"/>
+            </w:tcMar>
+            <w:vAlign w:val="center"/>
+          </w:tcPr>
+          <w:p>
+            <w:pPr>
+              <w:spacing w:before="0" w:after="0" w:line="252" w:lineRule="auto"/>
+            </w:pPr>
+            <w:r>
+              <w:rPr>
+                <w:color w:val="17261F"/>
+                <w:sz w:val="17"/>
+                <w:szCs w:val="17"/>
+              </w:rPr>
+              <w:t xml:space="preserve">Salud promedio, macetas en línea y comandos del día; ranking de salud, análisis de la IA de todos los cultivos, comparación de una variable entre cultivos y tabla de últimas lecturas frente al rango ideal</w:t>
             </w:r>
           </w:p>
         </w:tc>
@@ -15591,55 +17195,55 @@
         </w:trPr>
         <w:tc>
           <w:tcPr>
-            <w:tcW w:w="2765" w:type="dxa"/>
-            <w:shd w:val="clear" w:color="auto" w:fill="F2F7F4"/>
-            <w:tcMar>
-              <w:top w:w="70" w:type="dxa"/>
-              <w:left w:w="110" w:type="dxa"/>
-              <w:bottom w:w="70" w:type="dxa"/>
-              <w:right w:w="110" w:type="dxa"/>
-            </w:tcMar>
-            <w:vAlign w:val="center"/>
-          </w:tcPr>
-          <w:p>
-            <w:pPr>
-              <w:spacing w:before="0" w:after="0" w:line="252" w:lineRule="auto"/>
-            </w:pPr>
-            <w:r>
-              <w:rPr>
-                <w:b/>
-                <w:bCs/>
-                <w:color w:val="0A5A3C"/>
-                <w:sz w:val="17"/>
-                <w:szCs w:val="17"/>
-              </w:rPr>
-              <w:t xml:space="preserve">Detalle · Resumen</w:t>
-            </w:r>
-          </w:p>
-        </w:tc>
-        <w:tc>
-          <w:tcPr>
-            <w:tcW w:w="6595" w:type="dxa"/>
-            <w:shd w:val="clear" w:color="auto" w:fill="F2F7F4"/>
-            <w:tcMar>
-              <w:top w:w="70" w:type="dxa"/>
-              <w:left w:w="110" w:type="dxa"/>
-              <w:bottom w:w="70" w:type="dxa"/>
-              <w:right w:w="110" w:type="dxa"/>
-            </w:tcMar>
-            <w:vAlign w:val="center"/>
-          </w:tcPr>
-          <w:p>
-            <w:pPr>
-              <w:spacing w:before="0" w:after="0" w:line="252" w:lineRule="auto"/>
-            </w:pPr>
-            <w:r>
-              <w:rPr>
-                <w:color w:val="17261F"/>
-                <w:sz w:val="17"/>
-                <w:szCs w:val="17"/>
-              </w:rPr>
-              <w:t xml:space="preserve">Lecturas actuales frente al rango ideal y gráfico de 24 h con la banda ideal</w:t>
+            <w:tcW w:w="2572" w:type="dxa"/>
+            <w:shd w:val="clear" w:color="auto" w:fill="F2F7F4"/>
+            <w:tcMar>
+              <w:top w:w="70" w:type="dxa"/>
+              <w:left w:w="110" w:type="dxa"/>
+              <w:bottom w:w="70" w:type="dxa"/>
+              <w:right w:w="110" w:type="dxa"/>
+            </w:tcMar>
+            <w:vAlign w:val="center"/>
+          </w:tcPr>
+          <w:p>
+            <w:pPr>
+              <w:spacing w:before="0" w:after="0" w:line="252" w:lineRule="auto"/>
+            </w:pPr>
+            <w:r>
+              <w:rPr>
+                <w:b/>
+                <w:bCs/>
+                <w:color w:val="0A5A3C"/>
+                <w:sz w:val="17"/>
+                <w:szCs w:val="17"/>
+              </w:rPr>
+              <w:t xml:space="preserve">Mis cultivos</w:t>
+            </w:r>
+          </w:p>
+        </w:tc>
+        <w:tc>
+          <w:tcPr>
+            <w:tcW w:w="6788" w:type="dxa"/>
+            <w:shd w:val="clear" w:color="auto" w:fill="F2F7F4"/>
+            <w:tcMar>
+              <w:top w:w="70" w:type="dxa"/>
+              <w:left w:w="110" w:type="dxa"/>
+              <w:bottom w:w="70" w:type="dxa"/>
+              <w:right w:w="110" w:type="dxa"/>
+            </w:tcMar>
+            <w:vAlign w:val="center"/>
+          </w:tcPr>
+          <w:p>
+            <w:pPr>
+              <w:spacing w:before="0" w:after="0" w:line="252" w:lineRule="auto"/>
+            </w:pPr>
+            <w:r>
+              <w:rPr>
+                <w:color w:val="17261F"/>
+                <w:sz w:val="17"/>
+                <w:szCs w:val="17"/>
+              </w:rPr>
+              <w:t xml:space="preserve">Tarjetas con estado en línea, salud y últimas lecturas</w:t>
             </w:r>
           </w:p>
         </w:tc>
@@ -15650,55 +17254,55 @@
         </w:trPr>
         <w:tc>
           <w:tcPr>
-            <w:tcW w:w="2765" w:type="dxa"/>
-            <w:shd w:val="clear" w:color="auto" w:fill="FFFFFF"/>
-            <w:tcMar>
-              <w:top w:w="70" w:type="dxa"/>
-              <w:left w:w="110" w:type="dxa"/>
-              <w:bottom w:w="70" w:type="dxa"/>
-              <w:right w:w="110" w:type="dxa"/>
-            </w:tcMar>
-            <w:vAlign w:val="center"/>
-          </w:tcPr>
-          <w:p>
-            <w:pPr>
-              <w:spacing w:before="0" w:after="0" w:line="252" w:lineRule="auto"/>
-            </w:pPr>
-            <w:r>
-              <w:rPr>
-                <w:b/>
-                <w:bCs/>
-                <w:color w:val="0A5A3C"/>
-                <w:sz w:val="17"/>
-                <w:szCs w:val="17"/>
-              </w:rPr>
-              <w:t xml:space="preserve">Detalle · Asistente IA</w:t>
-            </w:r>
-          </w:p>
-        </w:tc>
-        <w:tc>
-          <w:tcPr>
-            <w:tcW w:w="6595" w:type="dxa"/>
-            <w:shd w:val="clear" w:color="auto" w:fill="FFFFFF"/>
-            <w:tcMar>
-              <w:top w:w="70" w:type="dxa"/>
-              <w:left w:w="110" w:type="dxa"/>
-              <w:bottom w:w="70" w:type="dxa"/>
-              <w:right w:w="110" w:type="dxa"/>
-            </w:tcMar>
-            <w:vAlign w:val="center"/>
-          </w:tcPr>
-          <w:p>
-            <w:pPr>
-              <w:spacing w:before="0" w:after="0" w:line="252" w:lineRule="auto"/>
-            </w:pPr>
-            <w:r>
-              <w:rPr>
-                <w:color w:val="17261F"/>
-                <w:sz w:val="17"/>
-                <w:szCs w:val="17"/>
-              </w:rPr>
-              <w:t xml:space="preserve">Índice de salud, diagnóstico, conclusiones, predicciones y acciones ejecutables</w:t>
+            <w:tcW w:w="2572" w:type="dxa"/>
+            <w:shd w:val="clear" w:color="auto" w:fill="FFFFFF"/>
+            <w:tcMar>
+              <w:top w:w="70" w:type="dxa"/>
+              <w:left w:w="110" w:type="dxa"/>
+              <w:bottom w:w="70" w:type="dxa"/>
+              <w:right w:w="110" w:type="dxa"/>
+            </w:tcMar>
+            <w:vAlign w:val="center"/>
+          </w:tcPr>
+          <w:p>
+            <w:pPr>
+              <w:spacing w:before="0" w:after="0" w:line="252" w:lineRule="auto"/>
+            </w:pPr>
+            <w:r>
+              <w:rPr>
+                <w:b/>
+                <w:bCs/>
+                <w:color w:val="0A5A3C"/>
+                <w:sz w:val="17"/>
+                <w:szCs w:val="17"/>
+              </w:rPr>
+              <w:t xml:space="preserve">Control general</w:t>
+            </w:r>
+          </w:p>
+        </w:tc>
+        <w:tc>
+          <w:tcPr>
+            <w:tcW w:w="6788" w:type="dxa"/>
+            <w:shd w:val="clear" w:color="auto" w:fill="FFFFFF"/>
+            <w:tcMar>
+              <w:top w:w="70" w:type="dxa"/>
+              <w:left w:w="110" w:type="dxa"/>
+              <w:bottom w:w="70" w:type="dxa"/>
+              <w:right w:w="110" w:type="dxa"/>
+            </w:tcMar>
+            <w:vAlign w:val="center"/>
+          </w:tcPr>
+          <w:p>
+            <w:pPr>
+              <w:spacing w:before="0" w:after="0" w:line="252" w:lineRule="auto"/>
+            </w:pPr>
+            <w:r>
+              <w:rPr>
+                <w:color w:val="17261F"/>
+                <w:sz w:val="17"/>
+                <w:szCs w:val="17"/>
+              </w:rPr>
+              <w:t xml:space="preserve">Modo automático por cultivo o para todos, atajos (regar, ventilar, luz) y órdenes personalizadas a varios cultivos con el resultado de cada uno</w:t>
             </w:r>
           </w:p>
         </w:tc>
@@ -15709,55 +17313,55 @@
         </w:trPr>
         <w:tc>
           <w:tcPr>
-            <w:tcW w:w="2765" w:type="dxa"/>
-            <w:shd w:val="clear" w:color="auto" w:fill="F2F7F4"/>
-            <w:tcMar>
-              <w:top w:w="70" w:type="dxa"/>
-              <w:left w:w="110" w:type="dxa"/>
-              <w:bottom w:w="70" w:type="dxa"/>
-              <w:right w:w="110" w:type="dxa"/>
-            </w:tcMar>
-            <w:vAlign w:val="center"/>
-          </w:tcPr>
-          <w:p>
-            <w:pPr>
-              <w:spacing w:before="0" w:after="0" w:line="252" w:lineRule="auto"/>
-            </w:pPr>
-            <w:r>
-              <w:rPr>
-                <w:b/>
-                <w:bCs/>
-                <w:color w:val="0A5A3C"/>
-                <w:sz w:val="17"/>
-                <w:szCs w:val="17"/>
-              </w:rPr>
-              <w:t xml:space="preserve">Detalle · Control</w:t>
-            </w:r>
-          </w:p>
-        </w:tc>
-        <w:tc>
-          <w:tcPr>
-            <w:tcW w:w="6595" w:type="dxa"/>
-            <w:shd w:val="clear" w:color="auto" w:fill="F2F7F4"/>
-            <w:tcMar>
-              <w:top w:w="70" w:type="dxa"/>
-              <w:left w:w="110" w:type="dxa"/>
-              <w:bottom w:w="70" w:type="dxa"/>
-              <w:right w:w="110" w:type="dxa"/>
-            </w:tcMar>
-            <w:vAlign w:val="center"/>
-          </w:tcPr>
-          <w:p>
-            <w:pPr>
-              <w:spacing w:before="0" w:after="0" w:line="252" w:lineRule="auto"/>
-            </w:pPr>
-            <w:r>
-              <w:rPr>
-                <w:color w:val="17261F"/>
-                <w:sz w:val="17"/>
-                <w:szCs w:val="17"/>
-              </w:rPr>
-              <w:t xml:space="preserve">Modo automático, actuadores y últimos comandos</w:t>
+            <w:tcW w:w="2572" w:type="dxa"/>
+            <w:shd w:val="clear" w:color="auto" w:fill="F2F7F4"/>
+            <w:tcMar>
+              <w:top w:w="70" w:type="dxa"/>
+              <w:left w:w="110" w:type="dxa"/>
+              <w:bottom w:w="70" w:type="dxa"/>
+              <w:right w:w="110" w:type="dxa"/>
+            </w:tcMar>
+            <w:vAlign w:val="center"/>
+          </w:tcPr>
+          <w:p>
+            <w:pPr>
+              <w:spacing w:before="0" w:after="0" w:line="252" w:lineRule="auto"/>
+            </w:pPr>
+            <w:r>
+              <w:rPr>
+                <w:b/>
+                <w:bCs/>
+                <w:color w:val="0A5A3C"/>
+                <w:sz w:val="17"/>
+                <w:szCs w:val="17"/>
+              </w:rPr>
+              <w:t xml:space="preserve">Acciones</w:t>
+            </w:r>
+          </w:p>
+        </w:tc>
+        <w:tc>
+          <w:tcPr>
+            <w:tcW w:w="6788" w:type="dxa"/>
+            <w:shd w:val="clear" w:color="auto" w:fill="F2F7F4"/>
+            <w:tcMar>
+              <w:top w:w="70" w:type="dxa"/>
+              <w:left w:w="110" w:type="dxa"/>
+              <w:bottom w:w="70" w:type="dxa"/>
+              <w:right w:w="110" w:type="dxa"/>
+            </w:tcMar>
+            <w:vAlign w:val="center"/>
+          </w:tcPr>
+          <w:p>
+            <w:pPr>
+              <w:spacing w:before="0" w:after="0" w:line="252" w:lineRule="auto"/>
+            </w:pPr>
+            <w:r>
+              <w:rPr>
+                <w:color w:val="17261F"/>
+                <w:sz w:val="17"/>
+                <w:szCs w:val="17"/>
+              </w:rPr>
+              <w:t xml:space="preserve">Acciones sugeridas por la IA aplicables en bloque e historial de todas las órdenes, filtrado por estado y origen (persona o agente)</w:t>
             </w:r>
           </w:p>
         </w:tc>
@@ -15768,55 +17372,55 @@
         </w:trPr>
         <w:tc>
           <w:tcPr>
-            <w:tcW w:w="2765" w:type="dxa"/>
-            <w:shd w:val="clear" w:color="auto" w:fill="FFFFFF"/>
-            <w:tcMar>
-              <w:top w:w="70" w:type="dxa"/>
-              <w:left w:w="110" w:type="dxa"/>
-              <w:bottom w:w="70" w:type="dxa"/>
-              <w:right w:w="110" w:type="dxa"/>
-            </w:tcMar>
-            <w:vAlign w:val="center"/>
-          </w:tcPr>
-          <w:p>
-            <w:pPr>
-              <w:spacing w:before="0" w:after="0" w:line="252" w:lineRule="auto"/>
-            </w:pPr>
-            <w:r>
-              <w:rPr>
-                <w:b/>
-                <w:bCs/>
-                <w:color w:val="0A5A3C"/>
-                <w:sz w:val="17"/>
-                <w:szCs w:val="17"/>
-              </w:rPr>
-              <w:t xml:space="preserve">Detalle · Historial</w:t>
-            </w:r>
-          </w:p>
-        </w:tc>
-        <w:tc>
-          <w:tcPr>
-            <w:tcW w:w="6595" w:type="dxa"/>
-            <w:shd w:val="clear" w:color="auto" w:fill="FFFFFF"/>
-            <w:tcMar>
-              <w:top w:w="70" w:type="dxa"/>
-              <w:left w:w="110" w:type="dxa"/>
-              <w:bottom w:w="70" w:type="dxa"/>
-              <w:right w:w="110" w:type="dxa"/>
-            </w:tcMar>
-            <w:vAlign w:val="center"/>
-          </w:tcPr>
-          <w:p>
-            <w:pPr>
-              <w:spacing w:before="0" w:after="0" w:line="252" w:lineRule="auto"/>
-            </w:pPr>
-            <w:r>
-              <w:rPr>
-                <w:color w:val="17261F"/>
-                <w:sz w:val="17"/>
-                <w:szCs w:val="17"/>
-              </w:rPr>
-              <w:t xml:space="preserve">6 h, 24 h o 7 días por variable y exportación CSV</w:t>
+            <w:tcW w:w="2572" w:type="dxa"/>
+            <w:shd w:val="clear" w:color="auto" w:fill="FFFFFF"/>
+            <w:tcMar>
+              <w:top w:w="70" w:type="dxa"/>
+              <w:left w:w="110" w:type="dxa"/>
+              <w:bottom w:w="70" w:type="dxa"/>
+              <w:right w:w="110" w:type="dxa"/>
+            </w:tcMar>
+            <w:vAlign w:val="center"/>
+          </w:tcPr>
+          <w:p>
+            <w:pPr>
+              <w:spacing w:before="0" w:after="0" w:line="252" w:lineRule="auto"/>
+            </w:pPr>
+            <w:r>
+              <w:rPr>
+                <w:b/>
+                <w:bCs/>
+                <w:color w:val="0A5A3C"/>
+                <w:sz w:val="17"/>
+                <w:szCs w:val="17"/>
+              </w:rPr>
+              <w:t xml:space="preserve">Detalle · Resumen</w:t>
+            </w:r>
+          </w:p>
+        </w:tc>
+        <w:tc>
+          <w:tcPr>
+            <w:tcW w:w="6788" w:type="dxa"/>
+            <w:shd w:val="clear" w:color="auto" w:fill="FFFFFF"/>
+            <w:tcMar>
+              <w:top w:w="70" w:type="dxa"/>
+              <w:left w:w="110" w:type="dxa"/>
+              <w:bottom w:w="70" w:type="dxa"/>
+              <w:right w:w="110" w:type="dxa"/>
+            </w:tcMar>
+            <w:vAlign w:val="center"/>
+          </w:tcPr>
+          <w:p>
+            <w:pPr>
+              <w:spacing w:before="0" w:after="0" w:line="252" w:lineRule="auto"/>
+            </w:pPr>
+            <w:r>
+              <w:rPr>
+                <w:color w:val="17261F"/>
+                <w:sz w:val="17"/>
+                <w:szCs w:val="17"/>
+              </w:rPr>
+              <w:t xml:space="preserve">Lecturas actuales frente al rango ideal y gráfico de 24 h con la banda ideal</w:t>
             </w:r>
           </w:p>
         </w:tc>
@@ -15827,55 +17431,55 @@
         </w:trPr>
         <w:tc>
           <w:tcPr>
-            <w:tcW w:w="2765" w:type="dxa"/>
-            <w:shd w:val="clear" w:color="auto" w:fill="F2F7F4"/>
-            <w:tcMar>
-              <w:top w:w="70" w:type="dxa"/>
-              <w:left w:w="110" w:type="dxa"/>
-              <w:bottom w:w="70" w:type="dxa"/>
-              <w:right w:w="110" w:type="dxa"/>
-            </w:tcMar>
-            <w:vAlign w:val="center"/>
-          </w:tcPr>
-          <w:p>
-            <w:pPr>
-              <w:spacing w:before="0" w:after="0" w:line="252" w:lineRule="auto"/>
-            </w:pPr>
-            <w:r>
-              <w:rPr>
-                <w:b/>
-                <w:bCs/>
-                <w:color w:val="0A5A3C"/>
-                <w:sz w:val="17"/>
-                <w:szCs w:val="17"/>
-              </w:rPr>
-              <w:t xml:space="preserve">Detalle · Dispositivo</w:t>
-            </w:r>
-          </w:p>
-        </w:tc>
-        <w:tc>
-          <w:tcPr>
-            <w:tcW w:w="6595" w:type="dxa"/>
-            <w:shd w:val="clear" w:color="auto" w:fill="F2F7F4"/>
-            <w:tcMar>
-              <w:top w:w="70" w:type="dxa"/>
-              <w:left w:w="110" w:type="dxa"/>
-              <w:bottom w:w="70" w:type="dxa"/>
-              <w:right w:w="110" w:type="dxa"/>
-            </w:tcMar>
-            <w:vAlign w:val="center"/>
-          </w:tcPr>
-          <w:p>
-            <w:pPr>
-              <w:spacing w:before="0" w:after="0" w:line="252" w:lineRule="auto"/>
-            </w:pPr>
-            <w:r>
-              <w:rPr>
-                <w:color w:val="17261F"/>
-                <w:sz w:val="17"/>
-                <w:szCs w:val="17"/>
-              </w:rPr>
-              <w:t xml:space="preserve">Estado, datos de conexión MQTT, configuración para el firmware y rotación de la clave</w:t>
+            <w:tcW w:w="2572" w:type="dxa"/>
+            <w:shd w:val="clear" w:color="auto" w:fill="F2F7F4"/>
+            <w:tcMar>
+              <w:top w:w="70" w:type="dxa"/>
+              <w:left w:w="110" w:type="dxa"/>
+              <w:bottom w:w="70" w:type="dxa"/>
+              <w:right w:w="110" w:type="dxa"/>
+            </w:tcMar>
+            <w:vAlign w:val="center"/>
+          </w:tcPr>
+          <w:p>
+            <w:pPr>
+              <w:spacing w:before="0" w:after="0" w:line="252" w:lineRule="auto"/>
+            </w:pPr>
+            <w:r>
+              <w:rPr>
+                <w:b/>
+                <w:bCs/>
+                <w:color w:val="0A5A3C"/>
+                <w:sz w:val="17"/>
+                <w:szCs w:val="17"/>
+              </w:rPr>
+              <w:t xml:space="preserve">Detalle · Asistente IA</w:t>
+            </w:r>
+          </w:p>
+        </w:tc>
+        <w:tc>
+          <w:tcPr>
+            <w:tcW w:w="6788" w:type="dxa"/>
+            <w:shd w:val="clear" w:color="auto" w:fill="F2F7F4"/>
+            <w:tcMar>
+              <w:top w:w="70" w:type="dxa"/>
+              <w:left w:w="110" w:type="dxa"/>
+              <w:bottom w:w="70" w:type="dxa"/>
+              <w:right w:w="110" w:type="dxa"/>
+            </w:tcMar>
+            <w:vAlign w:val="center"/>
+          </w:tcPr>
+          <w:p>
+            <w:pPr>
+              <w:spacing w:before="0" w:after="0" w:line="252" w:lineRule="auto"/>
+            </w:pPr>
+            <w:r>
+              <w:rPr>
+                <w:color w:val="17261F"/>
+                <w:sz w:val="17"/>
+                <w:szCs w:val="17"/>
+              </w:rPr>
+              <w:t xml:space="preserve">Índice de salud y de qué depende, diagnóstico, conclusiones, predicciones, pronóstico de las próximas horas y acciones ejecutables</w:t>
             </w:r>
           </w:p>
         </w:tc>
@@ -15886,8 +17490,185 @@
         </w:trPr>
         <w:tc>
           <w:tcPr>
-            <w:tcW w:w="2765" w:type="dxa"/>
-            <w:shd w:val="clear" w:color="auto" w:fill="FFFFFF"/>
+            <w:tcW w:w="2572" w:type="dxa"/>
+            <w:shd w:val="clear" w:color="auto" w:fill="FFFFFF"/>
+            <w:tcMar>
+              <w:top w:w="70" w:type="dxa"/>
+              <w:left w:w="110" w:type="dxa"/>
+              <w:bottom w:w="70" w:type="dxa"/>
+              <w:right w:w="110" w:type="dxa"/>
+            </w:tcMar>
+            <w:vAlign w:val="center"/>
+          </w:tcPr>
+          <w:p>
+            <w:pPr>
+              <w:spacing w:before="0" w:after="0" w:line="252" w:lineRule="auto"/>
+            </w:pPr>
+            <w:r>
+              <w:rPr>
+                <w:b/>
+                <w:bCs/>
+                <w:color w:val="0A5A3C"/>
+                <w:sz w:val="17"/>
+                <w:szCs w:val="17"/>
+              </w:rPr>
+              <w:t xml:space="preserve">Detalle · Control</w:t>
+            </w:r>
+          </w:p>
+        </w:tc>
+        <w:tc>
+          <w:tcPr>
+            <w:tcW w:w="6788" w:type="dxa"/>
+            <w:shd w:val="clear" w:color="auto" w:fill="FFFFFF"/>
+            <w:tcMar>
+              <w:top w:w="70" w:type="dxa"/>
+              <w:left w:w="110" w:type="dxa"/>
+              <w:bottom w:w="70" w:type="dxa"/>
+              <w:right w:w="110" w:type="dxa"/>
+            </w:tcMar>
+            <w:vAlign w:val="center"/>
+          </w:tcPr>
+          <w:p>
+            <w:pPr>
+              <w:spacing w:before="0" w:after="0" w:line="252" w:lineRule="auto"/>
+            </w:pPr>
+            <w:r>
+              <w:rPr>
+                <w:color w:val="17261F"/>
+                <w:sz w:val="17"/>
+                <w:szCs w:val="17"/>
+              </w:rPr>
+              <w:t xml:space="preserve">Modo automático, actuadores y últimos comandos</w:t>
+            </w:r>
+          </w:p>
+        </w:tc>
+      </w:tr>
+      <w:tr>
+        <w:trPr>
+          <w:cantSplit/>
+        </w:trPr>
+        <w:tc>
+          <w:tcPr>
+            <w:tcW w:w="2572" w:type="dxa"/>
+            <w:shd w:val="clear" w:color="auto" w:fill="F2F7F4"/>
+            <w:tcMar>
+              <w:top w:w="70" w:type="dxa"/>
+              <w:left w:w="110" w:type="dxa"/>
+              <w:bottom w:w="70" w:type="dxa"/>
+              <w:right w:w="110" w:type="dxa"/>
+            </w:tcMar>
+            <w:vAlign w:val="center"/>
+          </w:tcPr>
+          <w:p>
+            <w:pPr>
+              <w:spacing w:before="0" w:after="0" w:line="252" w:lineRule="auto"/>
+            </w:pPr>
+            <w:r>
+              <w:rPr>
+                <w:b/>
+                <w:bCs/>
+                <w:color w:val="0A5A3C"/>
+                <w:sz w:val="17"/>
+                <w:szCs w:val="17"/>
+              </w:rPr>
+              <w:t xml:space="preserve">Detalle · Historial</w:t>
+            </w:r>
+          </w:p>
+        </w:tc>
+        <w:tc>
+          <w:tcPr>
+            <w:tcW w:w="6788" w:type="dxa"/>
+            <w:shd w:val="clear" w:color="auto" w:fill="F2F7F4"/>
+            <w:tcMar>
+              <w:top w:w="70" w:type="dxa"/>
+              <w:left w:w="110" w:type="dxa"/>
+              <w:bottom w:w="70" w:type="dxa"/>
+              <w:right w:w="110" w:type="dxa"/>
+            </w:tcMar>
+            <w:vAlign w:val="center"/>
+          </w:tcPr>
+          <w:p>
+            <w:pPr>
+              <w:spacing w:before="0" w:after="0" w:line="252" w:lineRule="auto"/>
+            </w:pPr>
+            <w:r>
+              <w:rPr>
+                <w:color w:val="17261F"/>
+                <w:sz w:val="17"/>
+                <w:szCs w:val="17"/>
+              </w:rPr>
+              <w:t xml:space="preserve">6 h, 24 h o 7 días por variable y exportación CSV</w:t>
+            </w:r>
+          </w:p>
+        </w:tc>
+      </w:tr>
+      <w:tr>
+        <w:trPr>
+          <w:cantSplit/>
+        </w:trPr>
+        <w:tc>
+          <w:tcPr>
+            <w:tcW w:w="2572" w:type="dxa"/>
+            <w:shd w:val="clear" w:color="auto" w:fill="FFFFFF"/>
+            <w:tcMar>
+              <w:top w:w="70" w:type="dxa"/>
+              <w:left w:w="110" w:type="dxa"/>
+              <w:bottom w:w="70" w:type="dxa"/>
+              <w:right w:w="110" w:type="dxa"/>
+            </w:tcMar>
+            <w:vAlign w:val="center"/>
+          </w:tcPr>
+          <w:p>
+            <w:pPr>
+              <w:spacing w:before="0" w:after="0" w:line="252" w:lineRule="auto"/>
+            </w:pPr>
+            <w:r>
+              <w:rPr>
+                <w:b/>
+                <w:bCs/>
+                <w:color w:val="0A5A3C"/>
+                <w:sz w:val="17"/>
+                <w:szCs w:val="17"/>
+              </w:rPr>
+              <w:t xml:space="preserve">Detalle · Dispositivo</w:t>
+            </w:r>
+          </w:p>
+        </w:tc>
+        <w:tc>
+          <w:tcPr>
+            <w:tcW w:w="6788" w:type="dxa"/>
+            <w:shd w:val="clear" w:color="auto" w:fill="FFFFFF"/>
+            <w:tcMar>
+              <w:top w:w="70" w:type="dxa"/>
+              <w:left w:w="110" w:type="dxa"/>
+              <w:bottom w:w="70" w:type="dxa"/>
+              <w:right w:w="110" w:type="dxa"/>
+            </w:tcMar>
+            <w:vAlign w:val="center"/>
+          </w:tcPr>
+          <w:p>
+            <w:pPr>
+              <w:spacing w:before="0" w:after="0" w:line="252" w:lineRule="auto"/>
+            </w:pPr>
+            <w:r>
+              <w:rPr>
+                <w:color w:val="17261F"/>
+                <w:sz w:val="17"/>
+                <w:szCs w:val="17"/>
+              </w:rPr>
+              <w:t xml:space="preserve">Estado, datos de conexión MQTT, configuración para el firmware y rotación de la clave</w:t>
+            </w:r>
+          </w:p>
+        </w:tc>
+      </w:tr>
+      <w:tr>
+        <w:trPr>
+          <w:cantSplit/>
+        </w:trPr>
+        <w:tc>
+          <w:tcPr>
+            <w:tcW w:w="2572" w:type="dxa"/>
+            <w:shd w:val="clear" w:color="auto" w:fill="F2F7F4"/>
             <w:tcMar>
               <w:top w:w="70" w:type="dxa"/>
               <w:left w:w="110" w:type="dxa"/>
@@ -15914,8 +17695,8 @@
         </w:tc>
         <w:tc>
           <w:tcPr>
-            <w:tcW w:w="6595" w:type="dxa"/>
-            <w:shd w:val="clear" w:color="auto" w:fill="FFFFFF"/>
+            <w:tcW w:w="6788" w:type="dxa"/>
+            <w:shd w:val="clear" w:color="auto" w:fill="F2F7F4"/>
             <w:tcMar>
               <w:top w:w="70" w:type="dxa"/>
               <w:left w:w="110" w:type="dxa"/>
@@ -15952,7 +17733,7 @@
       <w:pPr>
         <w:pStyle w:val="Heading2"/>
       </w:pPr>
-      <w:bookmarkStart w:id="140" w:name="sec_140"/>
+      <w:bookmarkStart w:id="142" w:name="sec_142"/>
       <w:r>
         <w:rPr>
           <w:b/>
@@ -15963,7 +17744,7 @@
         </w:rPr>
         <w:t xml:space="preserve">8.1 Identidad visual</w:t>
       </w:r>
-      <w:bookmarkEnd w:id="140"/>
+      <w:bookmarkEnd w:id="142"/>
     </w:p>
     <w:p>
       <w:pPr>
@@ -15992,9 +17773,9 @@
         <w:tblLook w:val="04A0" w:firstRow="1" w:firstColumn="1" w:noVBand="1"/>
       </w:tblPr>
       <w:tblGrid>
-        <w:gridCol w:w="2565"/>
-        <w:gridCol w:w="3211"/>
-        <w:gridCol w:w="3584"/>
+        <w:gridCol w:w="2259"/>
+        <w:gridCol w:w="2682"/>
+        <w:gridCol w:w="4419"/>
       </w:tblGrid>
       <w:tr>
         <w:trPr>
@@ -16003,7 +17784,7 @@
         </w:trPr>
         <w:tc>
           <w:tcPr>
-            <w:tcW w:w="2565" w:type="dxa"/>
+            <w:tcW w:w="2259" w:type="dxa"/>
             <w:shd w:val="clear" w:color="auto" w:fill="0B3D2B"/>
             <w:tcMar>
               <w:top w:w="70" w:type="dxa"/>
@@ -16032,7 +17813,7 @@
         </w:tc>
         <w:tc>
           <w:tcPr>
-            <w:tcW w:w="3211" w:type="dxa"/>
+            <w:tcW w:w="2682" w:type="dxa"/>
             <w:shd w:val="clear" w:color="auto" w:fill="0B3D2B"/>
             <w:tcMar>
               <w:top w:w="70" w:type="dxa"/>
@@ -16061,7 +17842,7 @@
         </w:tc>
         <w:tc>
           <w:tcPr>
-            <w:tcW w:w="3584" w:type="dxa"/>
+            <w:tcW w:w="4419" w:type="dxa"/>
             <w:shd w:val="clear" w:color="auto" w:fill="0B3D2B"/>
             <w:tcMar>
               <w:top w:w="70" w:type="dxa"/>
@@ -16095,7 +17876,7 @@
         </w:trPr>
         <w:tc>
           <w:tcPr>
-            <w:tcW w:w="2565" w:type="dxa"/>
+            <w:tcW w:w="2259" w:type="dxa"/>
             <w:shd w:val="clear" w:color="auto" w:fill="FFFFFF"/>
             <w:tcMar>
               <w:top w:w="70" w:type="dxa"/>
@@ -16124,7 +17905,7 @@
         </w:tc>
         <w:tc>
           <w:tcPr>
-            <w:tcW w:w="3211" w:type="dxa"/>
+            <w:tcW w:w="2682" w:type="dxa"/>
             <w:shd w:val="clear" w:color="auto" w:fill="FFFFFF"/>
             <w:tcMar>
               <w:top w:w="70" w:type="dxa"/>
@@ -16151,27 +17932,27 @@
         </w:tc>
         <w:tc>
           <w:tcPr>
-            <w:tcW w:w="3584" w:type="dxa"/>
-            <w:shd w:val="clear" w:color="auto" w:fill="FFFFFF"/>
-            <w:tcMar>
-              <w:top w:w="70" w:type="dxa"/>
-              <w:left w:w="110" w:type="dxa"/>
-              <w:bottom w:w="70" w:type="dxa"/>
-              <w:right w:w="110" w:type="dxa"/>
-            </w:tcMar>
-            <w:vAlign w:val="center"/>
-          </w:tcPr>
-          <w:p>
-            <w:pPr>
-              <w:spacing w:before="0" w:after="0" w:line="252" w:lineRule="auto"/>
-            </w:pPr>
-            <w:r>
-              <w:rPr>
-                <w:color w:val="17261F"/>
-                <w:sz w:val="17"/>
-                <w:szCs w:val="17"/>
-              </w:rPr>
-              <w:t xml:space="preserve">Fondos de marca y color de tema de la PWA</w:t>
+            <w:tcW w:w="4419" w:type="dxa"/>
+            <w:shd w:val="clear" w:color="auto" w:fill="FFFFFF"/>
+            <w:tcMar>
+              <w:top w:w="70" w:type="dxa"/>
+              <w:left w:w="110" w:type="dxa"/>
+              <w:bottom w:w="70" w:type="dxa"/>
+              <w:right w:w="110" w:type="dxa"/>
+            </w:tcMar>
+            <w:vAlign w:val="center"/>
+          </w:tcPr>
+          <w:p>
+            <w:pPr>
+              <w:spacing w:before="0" w:after="0" w:line="252" w:lineRule="auto"/>
+            </w:pPr>
+            <w:r>
+              <w:rPr>
+                <w:color w:val="17261F"/>
+                <w:sz w:val="17"/>
+                <w:szCs w:val="17"/>
+              </w:rPr>
+              <w:t xml:space="preserve">Barra lateral, navegación, encabezados y color de tema de la PWA</w:t>
             </w:r>
           </w:p>
         </w:tc>
@@ -16182,7 +17963,7 @@
         </w:trPr>
         <w:tc>
           <w:tcPr>
-            <w:tcW w:w="2565" w:type="dxa"/>
+            <w:tcW w:w="2259" w:type="dxa"/>
             <w:shd w:val="clear" w:color="auto" w:fill="F2F7F4"/>
             <w:tcMar>
               <w:top w:w="70" w:type="dxa"/>
@@ -16211,7 +17992,7 @@
         </w:tc>
         <w:tc>
           <w:tcPr>
-            <w:tcW w:w="3211" w:type="dxa"/>
+            <w:tcW w:w="2682" w:type="dxa"/>
             <w:shd w:val="clear" w:color="auto" w:fill="F2F7F4"/>
             <w:tcMar>
               <w:top w:w="70" w:type="dxa"/>
@@ -16238,7 +18019,7 @@
         </w:tc>
         <w:tc>
           <w:tcPr>
-            <w:tcW w:w="3584" w:type="dxa"/>
+            <w:tcW w:w="4419" w:type="dxa"/>
             <w:shd w:val="clear" w:color="auto" w:fill="F2F7F4"/>
             <w:tcMar>
               <w:top w:w="70" w:type="dxa"/>
@@ -16269,7 +18050,7 @@
         </w:trPr>
         <w:tc>
           <w:tcPr>
-            <w:tcW w:w="2565" w:type="dxa"/>
+            <w:tcW w:w="2259" w:type="dxa"/>
             <w:shd w:val="clear" w:color="auto" w:fill="FFFFFF"/>
             <w:tcMar>
               <w:top w:w="70" w:type="dxa"/>
@@ -16298,7 +18079,7 @@
         </w:tc>
         <w:tc>
           <w:tcPr>
-            <w:tcW w:w="3211" w:type="dxa"/>
+            <w:tcW w:w="2682" w:type="dxa"/>
             <w:shd w:val="clear" w:color="auto" w:fill="FFFFFF"/>
             <w:tcMar>
               <w:top w:w="70" w:type="dxa"/>
@@ -16325,7 +18106,7 @@
         </w:tc>
         <w:tc>
           <w:tcPr>
-            <w:tcW w:w="3584" w:type="dxa"/>
+            <w:tcW w:w="4419" w:type="dxa"/>
             <w:shd w:val="clear" w:color="auto" w:fill="FFFFFF"/>
             <w:tcMar>
               <w:top w:w="70" w:type="dxa"/>
@@ -16356,7 +18137,7 @@
         </w:trPr>
         <w:tc>
           <w:tcPr>
-            <w:tcW w:w="2565" w:type="dxa"/>
+            <w:tcW w:w="2259" w:type="dxa"/>
             <w:shd w:val="clear" w:color="auto" w:fill="F2F7F4"/>
             <w:tcMar>
               <w:top w:w="70" w:type="dxa"/>
@@ -16385,7 +18166,7 @@
         </w:tc>
         <w:tc>
           <w:tcPr>
-            <w:tcW w:w="3211" w:type="dxa"/>
+            <w:tcW w:w="2682" w:type="dxa"/>
             <w:shd w:val="clear" w:color="auto" w:fill="F2F7F4"/>
             <w:tcMar>
               <w:top w:w="70" w:type="dxa"/>
@@ -16412,7 +18193,7 @@
         </w:tc>
         <w:tc>
           <w:tcPr>
-            <w:tcW w:w="3584" w:type="dxa"/>
+            <w:tcW w:w="4419" w:type="dxa"/>
             <w:shd w:val="clear" w:color="auto" w:fill="F2F7F4"/>
             <w:tcMar>
               <w:top w:w="70" w:type="dxa"/>
@@ -16443,7 +18224,7 @@
         </w:trPr>
         <w:tc>
           <w:tcPr>
-            <w:tcW w:w="2565" w:type="dxa"/>
+            <w:tcW w:w="2259" w:type="dxa"/>
             <w:shd w:val="clear" w:color="auto" w:fill="FFFFFF"/>
             <w:tcMar>
               <w:top w:w="70" w:type="dxa"/>
@@ -16472,7 +18253,7 @@
         </w:tc>
         <w:tc>
           <w:tcPr>
-            <w:tcW w:w="3211" w:type="dxa"/>
+            <w:tcW w:w="2682" w:type="dxa"/>
             <w:shd w:val="clear" w:color="auto" w:fill="FFFFFF"/>
             <w:tcMar>
               <w:top w:w="70" w:type="dxa"/>
@@ -16499,7 +18280,7 @@
         </w:tc>
         <w:tc>
           <w:tcPr>
-            <w:tcW w:w="3584" w:type="dxa"/>
+            <w:tcW w:w="4419" w:type="dxa"/>
             <w:shd w:val="clear" w:color="auto" w:fill="FFFFFF"/>
             <w:tcMar>
               <w:top w:w="70" w:type="dxa"/>
@@ -16530,7 +18311,7 @@
         </w:trPr>
         <w:tc>
           <w:tcPr>
-            <w:tcW w:w="2565" w:type="dxa"/>
+            <w:tcW w:w="2259" w:type="dxa"/>
             <w:shd w:val="clear" w:color="auto" w:fill="F2F7F4"/>
             <w:tcMar>
               <w:top w:w="70" w:type="dxa"/>
@@ -16559,7 +18340,7 @@
         </w:tc>
         <w:tc>
           <w:tcPr>
-            <w:tcW w:w="3211" w:type="dxa"/>
+            <w:tcW w:w="2682" w:type="dxa"/>
             <w:shd w:val="clear" w:color="auto" w:fill="F2F7F4"/>
             <w:tcMar>
               <w:top w:w="70" w:type="dxa"/>
@@ -16586,7 +18367,7 @@
         </w:tc>
         <w:tc>
           <w:tcPr>
-            <w:tcW w:w="3584" w:type="dxa"/>
+            <w:tcW w:w="4419" w:type="dxa"/>
             <w:shd w:val="clear" w:color="auto" w:fill="F2F7F4"/>
             <w:tcMar>
               <w:top w:w="70" w:type="dxa"/>
@@ -16617,7 +18398,7 @@
         </w:trPr>
         <w:tc>
           <w:tcPr>
-            <w:tcW w:w="2565" w:type="dxa"/>
+            <w:tcW w:w="2259" w:type="dxa"/>
             <w:shd w:val="clear" w:color="auto" w:fill="FFFFFF"/>
             <w:tcMar>
               <w:top w:w="70" w:type="dxa"/>
@@ -16646,7 +18427,7 @@
         </w:tc>
         <w:tc>
           <w:tcPr>
-            <w:tcW w:w="3211" w:type="dxa"/>
+            <w:tcW w:w="2682" w:type="dxa"/>
             <w:shd w:val="clear" w:color="auto" w:fill="FFFFFF"/>
             <w:tcMar>
               <w:top w:w="70" w:type="dxa"/>
@@ -16673,7 +18454,7 @@
         </w:tc>
         <w:tc>
           <w:tcPr>
-            <w:tcW w:w="3584" w:type="dxa"/>
+            <w:tcW w:w="4419" w:type="dxa"/>
             <w:shd w:val="clear" w:color="auto" w:fill="FFFFFF"/>
             <w:tcMar>
               <w:top w:w="70" w:type="dxa"/>
@@ -16704,7 +18485,7 @@
         </w:trPr>
         <w:tc>
           <w:tcPr>
-            <w:tcW w:w="2565" w:type="dxa"/>
+            <w:tcW w:w="2259" w:type="dxa"/>
             <w:shd w:val="clear" w:color="auto" w:fill="F2F7F4"/>
             <w:tcMar>
               <w:top w:w="70" w:type="dxa"/>
@@ -16796,7 +18577,7 @@
         </w:tc>
         <w:tc>
           <w:tcPr>
-            <w:tcW w:w="3211" w:type="dxa"/>
+            <w:tcW w:w="2682" w:type="dxa"/>
             <w:shd w:val="clear" w:color="auto" w:fill="F2F7F4"/>
             <w:tcMar>
               <w:top w:w="70" w:type="dxa"/>
@@ -16874,7 +18655,7 @@
         </w:tc>
         <w:tc>
           <w:tcPr>
-            <w:tcW w:w="3584" w:type="dxa"/>
+            <w:tcW w:w="4419" w:type="dxa"/>
             <w:shd w:val="clear" w:color="auto" w:fill="F2F7F4"/>
             <w:tcMar>
               <w:top w:w="70" w:type="dxa"/>
@@ -16954,14 +18735,150 @@
           <w:sz w:val="20"/>
           <w:szCs w:val="20"/>
         </w:rPr>
-        <w:t xml:space="preserve"> en el cuerpo, servidas desde la propia aplicación.</w:t>
+        <w:t xml:space="preserve"> en el cuerpo, servidas desde la propia aplicación. Las comparativas entre cultivos usan 8 colores en orden fijo (</w:t>
+      </w:r>
+      <w:r>
+        <w:rPr>
+          <w:rFonts w:ascii="JetBrains Mono" w:hAnsi="JetBrains Mono" w:eastAsia="JetBrains Mono" w:cs="JetBrains Mono"/>
+          <w:color w:val="0A5A3C"/>
+          <w:sz w:val="18"/>
+          <w:szCs w:val="18"/>
+        </w:rPr>
+        <w:t xml:space="preserve">#009A64</w:t>
+      </w:r>
+      <w:r>
+        <w:rPr>
+          <w:color w:val="17261F"/>
+          <w:sz w:val="20"/>
+          <w:szCs w:val="20"/>
+        </w:rPr>
+        <w:t xml:space="preserve">, </w:t>
+      </w:r>
+      <w:r>
+        <w:rPr>
+          <w:rFonts w:ascii="JetBrains Mono" w:hAnsi="JetBrains Mono" w:eastAsia="JetBrains Mono" w:cs="JetBrains Mono"/>
+          <w:color w:val="0A5A3C"/>
+          <w:sz w:val="18"/>
+          <w:szCs w:val="18"/>
+        </w:rPr>
+        <w:t xml:space="preserve">#2D9CDB</w:t>
+      </w:r>
+      <w:r>
+        <w:rPr>
+          <w:color w:val="17261F"/>
+          <w:sz w:val="20"/>
+          <w:szCs w:val="20"/>
+        </w:rPr>
+        <w:t xml:space="preserve">, </w:t>
+      </w:r>
+      <w:r>
+        <w:rPr>
+          <w:rFonts w:ascii="JetBrains Mono" w:hAnsi="JetBrains Mono" w:eastAsia="JetBrains Mono" w:cs="JetBrains Mono"/>
+          <w:color w:val="0A5A3C"/>
+          <w:sz w:val="18"/>
+          <w:szCs w:val="18"/>
+        </w:rPr>
+        <w:t xml:space="preserve">#D9734E</w:t>
+      </w:r>
+      <w:r>
+        <w:rPr>
+          <w:color w:val="17261F"/>
+          <w:sz w:val="20"/>
+          <w:szCs w:val="20"/>
+        </w:rPr>
+        <w:t xml:space="preserve">, </w:t>
+      </w:r>
+      <w:r>
+        <w:rPr>
+          <w:rFonts w:ascii="JetBrains Mono" w:hAnsi="JetBrains Mono" w:eastAsia="JetBrains Mono" w:cs="JetBrains Mono"/>
+          <w:color w:val="0A5A3C"/>
+          <w:sz w:val="18"/>
+          <w:szCs w:val="18"/>
+        </w:rPr>
+        <w:t xml:space="preserve">#1F6FA0</w:t>
+      </w:r>
+      <w:r>
+        <w:rPr>
+          <w:color w:val="17261F"/>
+          <w:sz w:val="20"/>
+          <w:szCs w:val="20"/>
+        </w:rPr>
+        <w:t xml:space="preserve">, </w:t>
+      </w:r>
+      <w:r>
+        <w:rPr>
+          <w:rFonts w:ascii="JetBrains Mono" w:hAnsi="JetBrains Mono" w:eastAsia="JetBrains Mono" w:cs="JetBrains Mono"/>
+          <w:color w:val="0A5A3C"/>
+          <w:sz w:val="18"/>
+          <w:szCs w:val="18"/>
+        </w:rPr>
+        <w:t xml:space="preserve">#C98D12</w:t>
+      </w:r>
+      <w:r>
+        <w:rPr>
+          <w:color w:val="17261F"/>
+          <w:sz w:val="20"/>
+          <w:szCs w:val="20"/>
+        </w:rPr>
+        <w:t xml:space="preserve">, </w:t>
+      </w:r>
+      <w:r>
+        <w:rPr>
+          <w:rFonts w:ascii="JetBrains Mono" w:hAnsi="JetBrains Mono" w:eastAsia="JetBrains Mono" w:cs="JetBrains Mono"/>
+          <w:color w:val="0A5A3C"/>
+          <w:sz w:val="18"/>
+          <w:szCs w:val="18"/>
+        </w:rPr>
+        <w:t xml:space="preserve">#067A52</w:t>
+      </w:r>
+      <w:r>
+        <w:rPr>
+          <w:color w:val="17261F"/>
+          <w:sz w:val="20"/>
+          <w:szCs w:val="20"/>
+        </w:rPr>
+        <w:t xml:space="preserve">, </w:t>
+      </w:r>
+      <w:r>
+        <w:rPr>
+          <w:rFonts w:ascii="JetBrains Mono" w:hAnsi="JetBrains Mono" w:eastAsia="JetBrains Mono" w:cs="JetBrains Mono"/>
+          <w:color w:val="0A5A3C"/>
+          <w:sz w:val="18"/>
+          <w:szCs w:val="18"/>
+        </w:rPr>
+        <w:t xml:space="preserve">#7A5AC8</w:t>
+      </w:r>
+      <w:r>
+        <w:rPr>
+          <w:color w:val="17261F"/>
+          <w:sz w:val="20"/>
+          <w:szCs w:val="20"/>
+        </w:rPr>
+        <w:t xml:space="preserve">, </w:t>
+      </w:r>
+      <w:r>
+        <w:rPr>
+          <w:rFonts w:ascii="JetBrains Mono" w:hAnsi="JetBrains Mono" w:eastAsia="JetBrains Mono" w:cs="JetBrains Mono"/>
+          <w:color w:val="0A5A3C"/>
+          <w:sz w:val="18"/>
+          <w:szCs w:val="18"/>
+        </w:rPr>
+        <w:t xml:space="preserve">#B85A38</w:t>
+      </w:r>
+      <w:r>
+        <w:rPr>
+          <w:color w:val="17261F"/>
+          <w:sz w:val="20"/>
+          <w:szCs w:val="20"/>
+        </w:rPr>
+        <w:t xml:space="preserve">), validados para daltonismo y contraste entre vecinos; cada cultivo conserva su color mientras siga en la comparación.</w:t>
       </w:r>
     </w:p>
     <w:p>
       <w:pPr>
         <w:pStyle w:val="Heading2"/>
       </w:pPr>
-      <w:bookmarkStart w:id="141" w:name="sec_141"/>
+      <w:bookmarkStart w:id="143" w:name="sec_143"/>
       <w:r>
         <w:rPr>
           <w:b/>
@@ -16972,7 +18889,7 @@
         </w:rPr>
         <w:t xml:space="preserve">8.2 SEO y PWA</w:t>
       </w:r>
-      <w:bookmarkEnd w:id="141"/>
+      <w:bookmarkEnd w:id="143"/>
     </w:p>
     <w:p>
       <w:pPr>
@@ -17186,7 +19103,7 @@
       <w:pPr>
         <w:pStyle w:val="Heading1"/>
       </w:pPr>
-      <w:bookmarkStart w:id="142" w:name="sec_142"/>
+      <w:bookmarkStart w:id="144" w:name="sec_144"/>
       <w:r>
         <w:rPr>
           <w:b/>
@@ -17197,13 +19114,13 @@
         </w:rPr>
         <w:t xml:space="preserve">Firmware y simulador</w:t>
       </w:r>
-      <w:bookmarkEnd w:id="142"/>
+      <w:bookmarkEnd w:id="144"/>
     </w:p>
     <w:p>
       <w:pPr>
         <w:pStyle w:val="Heading2"/>
       </w:pPr>
-      <w:bookmarkStart w:id="143" w:name="sec_143"/>
+      <w:bookmarkStart w:id="145" w:name="sec_145"/>
       <w:r>
         <w:rPr>
           <w:b/>
@@ -17214,7 +19131,7 @@
         </w:rPr>
         <w:t xml:space="preserve">9.1 Maceta ESP32</w:t>
       </w:r>
-      <w:bookmarkEnd w:id="143"/>
+      <w:bookmarkEnd w:id="145"/>
     </w:p>
     <w:p>
       <w:pPr>
@@ -18185,7 +20102,7 @@
       <w:pPr>
         <w:pStyle w:val="Heading2"/>
       </w:pPr>
-      <w:bookmarkStart w:id="144" w:name="sec_144"/>
+      <w:bookmarkStart w:id="146" w:name="sec_146"/>
       <w:r>
         <w:rPr>
           <w:b/>
@@ -18196,7 +20113,7 @@
         </w:rPr>
         <w:t xml:space="preserve">9.2 Simulador</w:t>
       </w:r>
-      <w:bookmarkEnd w:id="144"/>
+      <w:bookmarkEnd w:id="146"/>
     </w:p>
     <w:p>
       <w:pPr>
@@ -18357,7 +20274,7 @@
       <w:pPr>
         <w:pStyle w:val="Heading1"/>
       </w:pPr>
-      <w:bookmarkStart w:id="145" w:name="sec_145"/>
+      <w:bookmarkStart w:id="147" w:name="sec_147"/>
       <w:r>
         <w:rPr>
           <w:b/>
@@ -18368,13 +20285,13 @@
         </w:rPr>
         <w:t xml:space="preserve">Seguridad</w:t>
       </w:r>
-      <w:bookmarkEnd w:id="145"/>
+      <w:bookmarkEnd w:id="147"/>
     </w:p>
     <w:p>
       <w:pPr>
         <w:pStyle w:val="Heading2"/>
       </w:pPr>
-      <w:bookmarkStart w:id="146" w:name="sec_146"/>
+      <w:bookmarkStart w:id="148" w:name="sec_148"/>
       <w:r>
         <w:rPr>
           <w:b/>
@@ -18385,7 +20302,7 @@
         </w:rPr>
         <w:t xml:space="preserve">En palabras simples</w:t>
       </w:r>
-      <w:bookmarkEnd w:id="146"/>
+      <w:bookmarkEnd w:id="148"/>
     </w:p>
     <w:p>
       <w:pPr>
@@ -19348,7 +21265,7 @@
       <w:pPr>
         <w:pStyle w:val="Heading1"/>
       </w:pPr>
-      <w:bookmarkStart w:id="147" w:name="sec_147"/>
+      <w:bookmarkStart w:id="149" w:name="sec_149"/>
       <w:r>
         <w:rPr>
           <w:b/>
@@ -19359,13 +21276,13 @@
         </w:rPr>
         <w:t xml:space="preserve">Despliegue</w:t>
       </w:r>
-      <w:bookmarkEnd w:id="147"/>
+      <w:bookmarkEnd w:id="149"/>
     </w:p>
     <w:p>
       <w:pPr>
         <w:pStyle w:val="Heading2"/>
       </w:pPr>
-      <w:bookmarkStart w:id="148" w:name="sec_148"/>
+      <w:bookmarkStart w:id="150" w:name="sec_150"/>
       <w:r>
         <w:rPr>
           <w:b/>
@@ -19376,7 +21293,7 @@
         </w:rPr>
         <w:t xml:space="preserve">11.1 Entornos</w:t>
       </w:r>
-      <w:bookmarkEnd w:id="148"/>
+      <w:bookmarkEnd w:id="150"/>
     </w:p>
     <w:p>
       <w:pPr>
@@ -20002,7 +21919,7 @@
       <w:pPr>
         <w:pStyle w:val="Heading2"/>
       </w:pPr>
-      <w:bookmarkStart w:id="149" w:name="sec_149"/>
+      <w:bookmarkStart w:id="151" w:name="sec_151"/>
       <w:r>
         <w:rPr>
           <w:b/>
@@ -20013,7 +21930,7 @@
         </w:rPr>
         <w:t xml:space="preserve">11.2 Despliegue automático</w:t>
       </w:r>
-      <w:bookmarkEnd w:id="149"/>
+      <w:bookmarkEnd w:id="151"/>
     </w:p>
     <w:p>
       <w:pPr>
@@ -20024,8 +21941,8 @@
       <w:r>
         <w:drawing>
           <wp:inline distT="0" distB="0" distL="0" distR="0">
-            <wp:extent cx="5943600" cy="6273052"/>
-            <wp:docPr id="150" name="SmartPot_06_Despliegue"/>
+            <wp:extent cx="5943600" cy="6238180"/>
+            <wp:docPr id="152" name="SmartPot_06_Despliegue"/>
             <wp:cNvGraphicFramePr>
               <a:graphicFrameLocks noChangeAspect="1"/>
             </wp:cNvGraphicFramePr>
@@ -20033,7 +21950,7 @@
               <a:graphicData uri="http://schemas.openxmlformats.org/drawingml/2006/picture">
                 <pic:pic>
                   <pic:nvPicPr>
-                    <pic:cNvPr id="150" name="SmartPot_06_Despliegue"/>
+                    <pic:cNvPr id="152" name="SmartPot_06_Despliegue"/>
                     <pic:cNvPicPr/>
                   </pic:nvPicPr>
                   <pic:blipFill>
@@ -20045,7 +21962,7 @@
                   <pic:spPr>
                     <a:xfrm>
                       <a:off x="0" y="0"/>
-                      <a:ext cx="5943600" cy="6273052"/>
+                      <a:ext cx="5943600" cy="6238180"/>
                     </a:xfrm>
                     <a:prstGeom prst="rect">
                       <a:avLst/>
@@ -20111,7 +22028,7 @@
           <w:sz w:val="20"/>
           <w:szCs w:val="20"/>
         </w:rPr>
-        <w:t xml:space="preserve"> y llama al workflow central </w:t>
+        <w:t xml:space="preserve"> (y en Docker Hub si tiene </w:t>
       </w:r>
       <w:r>
         <w:rPr>
@@ -20120,6 +22037,74 @@
           <w:sz w:val="18"/>
           <w:szCs w:val="18"/>
         </w:rPr>
+        <w:t xml:space="preserve">DOCKER_USERNAME</w:t>
+      </w:r>
+      <w:r>
+        <w:rPr>
+          <w:color w:val="17261F"/>
+          <w:sz w:val="20"/>
+          <w:szCs w:val="20"/>
+        </w:rPr>
+        <w:t xml:space="preserve"> y </w:t>
+      </w:r>
+      <w:r>
+        <w:rPr>
+          <w:rFonts w:ascii="JetBrains Mono" w:hAnsi="JetBrains Mono" w:eastAsia="JetBrains Mono" w:cs="JetBrains Mono"/>
+          <w:color w:val="0A5A3C"/>
+          <w:sz w:val="18"/>
+          <w:szCs w:val="18"/>
+        </w:rPr>
+        <w:t xml:space="preserve">DOCKER_PASSWORD</w:t>
+      </w:r>
+      <w:r>
+        <w:rPr>
+          <w:color w:val="17261F"/>
+          <w:sz w:val="20"/>
+          <w:szCs w:val="20"/>
+        </w:rPr>
+        <w:t xml:space="preserve">) y pide el despliegue al workflow central con </w:t>
+      </w:r>
+      <w:r>
+        <w:rPr>
+          <w:rFonts w:ascii="JetBrains Mono" w:hAnsi="JetBrains Mono" w:eastAsia="JetBrains Mono" w:cs="JetBrains Mono"/>
+          <w:color w:val="0A5A3C"/>
+          <w:sz w:val="18"/>
+          <w:szCs w:val="18"/>
+        </w:rPr>
+        <w:t xml:space="preserve">request-deploy.yml</w:t>
+      </w:r>
+      <w:r>
+        <w:rPr>
+          <w:color w:val="17261F"/>
+          <w:sz w:val="20"/>
+          <w:szCs w:val="20"/>
+        </w:rPr>
+        <w:t xml:space="preserve">, que espera el resultado. Solo </w:t>
+      </w:r>
+      <w:r>
+        <w:rPr>
+          <w:rFonts w:ascii="JetBrains Mono" w:hAnsi="JetBrains Mono" w:eastAsia="JetBrains Mono" w:cs="JetBrains Mono"/>
+          <w:color w:val="0A5A3C"/>
+          <w:sz w:val="18"/>
+          <w:szCs w:val="18"/>
+        </w:rPr>
+        <w:t xml:space="preserve">SmartPotTech/.github</w:t>
+      </w:r>
+      <w:r>
+        <w:rPr>
+          <w:color w:val="17261F"/>
+          <w:sz w:val="20"/>
+          <w:szCs w:val="20"/>
+        </w:rPr>
+        <w:t xml:space="preserve"> se conecta al servidor, y su </w:t>
+      </w:r>
+      <w:r>
+        <w:rPr>
+          <w:rFonts w:ascii="JetBrains Mono" w:hAnsi="JetBrains Mono" w:eastAsia="JetBrains Mono" w:cs="JetBrains Mono"/>
+          <w:color w:val="0A5A3C"/>
+          <w:sz w:val="18"/>
+          <w:szCs w:val="18"/>
+        </w:rPr>
         <w:t xml:space="preserve">deploy.yml</w:t>
       </w:r>
       <w:r>
@@ -20128,7 +22113,24 @@
           <w:sz w:val="20"/>
           <w:szCs w:val="20"/>
         </w:rPr>
-        <w:t xml:space="preserve">. El workflow valida el </w:t>
+        <w:t xml:space="preserve"> corre de a uno (</w:t>
+      </w:r>
+      <w:r>
+        <w:rPr>
+          <w:rFonts w:ascii="JetBrains Mono" w:hAnsi="JetBrains Mono" w:eastAsia="JetBrains Mono" w:cs="JetBrains Mono"/>
+          <w:color w:val="0A5A3C"/>
+          <w:sz w:val="18"/>
+          <w:szCs w:val="18"/>
+        </w:rPr>
+        <w:t xml:space="preserve">concurrency</w:t>
+      </w:r>
+      <w:r>
+        <w:rPr>
+          <w:color w:val="17261F"/>
+          <w:sz w:val="20"/>
+          <w:szCs w:val="20"/>
+        </w:rPr>
+        <w:t xml:space="preserve">): si llegan varios pedidos mientras despliega, queda en espera solo el más reciente, porque cada despliegue descarga todas las imágenes. El workflow valida el </w:t>
       </w:r>
       <w:r>
         <w:rPr>
@@ -20226,8 +22228,8 @@
         <w:tblLook w:val="04A0" w:firstRow="1" w:firstColumn="1" w:noVBand="1"/>
       </w:tblPr>
       <w:tblGrid>
-        <w:gridCol w:w="5680"/>
-        <w:gridCol w:w="3680"/>
+        <w:gridCol w:w="4349"/>
+        <w:gridCol w:w="5011"/>
       </w:tblGrid>
       <w:tr>
         <w:trPr>
@@ -20236,7 +22238,7 @@
         </w:trPr>
         <w:tc>
           <w:tcPr>
-            <w:tcW w:w="5680" w:type="dxa"/>
+            <w:tcW w:w="4349" w:type="dxa"/>
             <w:shd w:val="clear" w:color="auto" w:fill="0B3D2B"/>
             <w:tcMar>
               <w:top w:w="70" w:type="dxa"/>
@@ -20265,7 +22267,7 @@
         </w:tc>
         <w:tc>
           <w:tcPr>
-            <w:tcW w:w="3680" w:type="dxa"/>
+            <w:tcW w:w="5011" w:type="dxa"/>
             <w:shd w:val="clear" w:color="auto" w:fill="0B3D2B"/>
             <w:tcMar>
               <w:top w:w="70" w:type="dxa"/>
@@ -20299,7 +22301,7 @@
         </w:trPr>
         <w:tc>
           <w:tcPr>
-            <w:tcW w:w="5680" w:type="dxa"/>
+            <w:tcW w:w="4349" w:type="dxa"/>
             <w:shd w:val="clear" w:color="auto" w:fill="FFFFFF"/>
             <w:tcMar>
               <w:top w:w="70" w:type="dxa"/>
@@ -20391,7 +22393,7 @@
         </w:tc>
         <w:tc>
           <w:tcPr>
-            <w:tcW w:w="3680" w:type="dxa"/>
+            <w:tcW w:w="5011" w:type="dxa"/>
             <w:shd w:val="clear" w:color="auto" w:fill="FFFFFF"/>
             <w:tcMar>
               <w:top w:w="70" w:type="dxa"/>
@@ -20422,7 +22424,7 @@
         </w:trPr>
         <w:tc>
           <w:tcPr>
-            <w:tcW w:w="5680" w:type="dxa"/>
+            <w:tcW w:w="4349" w:type="dxa"/>
             <w:shd w:val="clear" w:color="auto" w:fill="F2F7F4"/>
             <w:tcMar>
               <w:top w:w="70" w:type="dxa"/>
@@ -20451,7 +22453,7 @@
         </w:tc>
         <w:tc>
           <w:tcPr>
-            <w:tcW w:w="3680" w:type="dxa"/>
+            <w:tcW w:w="5011" w:type="dxa"/>
             <w:shd w:val="clear" w:color="auto" w:fill="F2F7F4"/>
             <w:tcMar>
               <w:top w:w="70" w:type="dxa"/>
@@ -20482,7 +22484,7 @@
         </w:trPr>
         <w:tc>
           <w:tcPr>
-            <w:tcW w:w="5680" w:type="dxa"/>
+            <w:tcW w:w="4349" w:type="dxa"/>
             <w:shd w:val="clear" w:color="auto" w:fill="FFFFFF"/>
             <w:tcMar>
               <w:top w:w="70" w:type="dxa"/>
@@ -20511,7 +22513,7 @@
         </w:tc>
         <w:tc>
           <w:tcPr>
-            <w:tcW w:w="3680" w:type="dxa"/>
+            <w:tcW w:w="5011" w:type="dxa"/>
             <w:shd w:val="clear" w:color="auto" w:fill="FFFFFF"/>
             <w:tcMar>
               <w:top w:w="70" w:type="dxa"/>
@@ -20542,7 +22544,7 @@
         </w:trPr>
         <w:tc>
           <w:tcPr>
-            <w:tcW w:w="5680" w:type="dxa"/>
+            <w:tcW w:w="4349" w:type="dxa"/>
             <w:shd w:val="clear" w:color="auto" w:fill="F2F7F4"/>
             <w:tcMar>
               <w:top w:w="70" w:type="dxa"/>
@@ -20571,7 +22573,7 @@
         </w:tc>
         <w:tc>
           <w:tcPr>
-            <w:tcW w:w="3680" w:type="dxa"/>
+            <w:tcW w:w="5011" w:type="dxa"/>
             <w:shd w:val="clear" w:color="auto" w:fill="F2F7F4"/>
             <w:tcMar>
               <w:top w:w="70" w:type="dxa"/>
@@ -20611,7 +22613,7 @@
         </w:trPr>
         <w:tc>
           <w:tcPr>
-            <w:tcW w:w="5680" w:type="dxa"/>
+            <w:tcW w:w="4349" w:type="dxa"/>
             <w:shd w:val="clear" w:color="auto" w:fill="FFFFFF"/>
             <w:tcMar>
               <w:top w:w="70" w:type="dxa"/>
@@ -20682,7 +22684,7 @@
         </w:tc>
         <w:tc>
           <w:tcPr>
-            <w:tcW w:w="3680" w:type="dxa"/>
+            <w:tcW w:w="5011" w:type="dxa"/>
             <w:shd w:val="clear" w:color="auto" w:fill="FFFFFF"/>
             <w:tcMar>
               <w:top w:w="70" w:type="dxa"/>
@@ -20703,6 +22705,202 @@
                 <w:szCs w:val="17"/>
               </w:rPr>
               <w:t xml:space="preserve">Certificados del broker (opcionales)</w:t>
+            </w:r>
+          </w:p>
+        </w:tc>
+      </w:tr>
+      <w:tr>
+        <w:trPr>
+          <w:cantSplit/>
+        </w:trPr>
+        <w:tc>
+          <w:tcPr>
+            <w:tcW w:w="4349" w:type="dxa"/>
+            <w:shd w:val="clear" w:color="auto" w:fill="F2F7F4"/>
+            <w:tcMar>
+              <w:top w:w="70" w:type="dxa"/>
+              <w:left w:w="110" w:type="dxa"/>
+              <w:bottom w:w="70" w:type="dxa"/>
+              <w:right w:w="110" w:type="dxa"/>
+            </w:tcMar>
+            <w:vAlign w:val="center"/>
+          </w:tcPr>
+          <w:p>
+            <w:pPr>
+              <w:spacing w:before="0" w:after="0" w:line="252" w:lineRule="auto"/>
+            </w:pPr>
+            <w:r>
+              <w:rPr>
+                <w:rFonts w:ascii="JetBrains Mono" w:hAnsi="JetBrains Mono" w:eastAsia="JetBrains Mono" w:cs="JetBrains Mono"/>
+                <w:b/>
+                <w:bCs/>
+                <w:color w:val="0A5A3C"/>
+                <w:sz w:val="15"/>
+                <w:szCs w:val="15"/>
+              </w:rPr>
+              <w:t xml:space="preserve">DEPLOY_DISPATCH_TOKEN</w:t>
+            </w:r>
+            <w:r>
+              <w:rPr>
+                <w:b/>
+                <w:bCs/>
+                <w:color w:val="0A5A3C"/>
+                <w:sz w:val="17"/>
+                <w:szCs w:val="17"/>
+              </w:rPr>
+              <w:t xml:space="preserve"> (en cada servicio)</w:t>
+            </w:r>
+          </w:p>
+        </w:tc>
+        <w:tc>
+          <w:tcPr>
+            <w:tcW w:w="5011" w:type="dxa"/>
+            <w:shd w:val="clear" w:color="auto" w:fill="F2F7F4"/>
+            <w:tcMar>
+              <w:top w:w="70" w:type="dxa"/>
+              <w:left w:w="110" w:type="dxa"/>
+              <w:bottom w:w="70" w:type="dxa"/>
+              <w:right w:w="110" w:type="dxa"/>
+            </w:tcMar>
+            <w:vAlign w:val="center"/>
+          </w:tcPr>
+          <w:p>
+            <w:pPr>
+              <w:spacing w:before="0" w:after="0" w:line="252" w:lineRule="auto"/>
+            </w:pPr>
+            <w:r>
+              <w:rPr>
+                <w:color w:val="17261F"/>
+                <w:sz w:val="17"/>
+                <w:szCs w:val="17"/>
+              </w:rPr>
+              <w:t xml:space="preserve">Token con permiso </w:t>
+            </w:r>
+            <w:r>
+              <w:rPr>
+                <w:b/>
+                <w:bCs/>
+                <w:color w:val="17261F"/>
+                <w:sz w:val="17"/>
+                <w:szCs w:val="17"/>
+              </w:rPr>
+              <w:t xml:space="preserve">Actions: Read and write</w:t>
+            </w:r>
+            <w:r>
+              <w:rPr>
+                <w:color w:val="17261F"/>
+                <w:sz w:val="17"/>
+                <w:szCs w:val="17"/>
+              </w:rPr>
+              <w:t xml:space="preserve"> solo sobre </w:t>
+            </w:r>
+            <w:r>
+              <w:rPr>
+                <w:rFonts w:ascii="JetBrains Mono" w:hAnsi="JetBrains Mono" w:eastAsia="JetBrains Mono" w:cs="JetBrains Mono"/>
+                <w:color w:val="0A5A3C"/>
+                <w:sz w:val="15"/>
+                <w:szCs w:val="15"/>
+              </w:rPr>
+              <w:t xml:space="preserve">.github</w:t>
+            </w:r>
+            <w:r>
+              <w:rPr>
+                <w:color w:val="17261F"/>
+                <w:sz w:val="17"/>
+                <w:szCs w:val="17"/>
+              </w:rPr>
+              <w:t xml:space="preserve">, para pedir el despliegue</w:t>
+            </w:r>
+          </w:p>
+        </w:tc>
+      </w:tr>
+      <w:tr>
+        <w:trPr>
+          <w:cantSplit/>
+        </w:trPr>
+        <w:tc>
+          <w:tcPr>
+            <w:tcW w:w="4349" w:type="dxa"/>
+            <w:shd w:val="clear" w:color="auto" w:fill="FFFFFF"/>
+            <w:tcMar>
+              <w:top w:w="70" w:type="dxa"/>
+              <w:left w:w="110" w:type="dxa"/>
+              <w:bottom w:w="70" w:type="dxa"/>
+              <w:right w:w="110" w:type="dxa"/>
+            </w:tcMar>
+            <w:vAlign w:val="center"/>
+          </w:tcPr>
+          <w:p>
+            <w:pPr>
+              <w:spacing w:before="0" w:after="0" w:line="252" w:lineRule="auto"/>
+            </w:pPr>
+            <w:r>
+              <w:rPr>
+                <w:rFonts w:ascii="JetBrains Mono" w:hAnsi="JetBrains Mono" w:eastAsia="JetBrains Mono" w:cs="JetBrains Mono"/>
+                <w:b/>
+                <w:bCs/>
+                <w:color w:val="0A5A3C"/>
+                <w:sz w:val="15"/>
+                <w:szCs w:val="15"/>
+              </w:rPr>
+              <w:t xml:space="preserve">DOCKER_USERNAME</w:t>
+            </w:r>
+            <w:r>
+              <w:rPr>
+                <w:b/>
+                <w:bCs/>
+                <w:color w:val="0A5A3C"/>
+                <w:sz w:val="17"/>
+                <w:szCs w:val="17"/>
+              </w:rPr>
+              <w:t xml:space="preserve">, </w:t>
+            </w:r>
+            <w:r>
+              <w:rPr>
+                <w:rFonts w:ascii="JetBrains Mono" w:hAnsi="JetBrains Mono" w:eastAsia="JetBrains Mono" w:cs="JetBrains Mono"/>
+                <w:b/>
+                <w:bCs/>
+                <w:color w:val="0A5A3C"/>
+                <w:sz w:val="15"/>
+                <w:szCs w:val="15"/>
+              </w:rPr>
+              <w:t xml:space="preserve">DOCKER_PASSWORD</w:t>
+            </w:r>
+            <w:r>
+              <w:rPr>
+                <w:b/>
+                <w:bCs/>
+                <w:color w:val="0A5A3C"/>
+                <w:sz w:val="17"/>
+                <w:szCs w:val="17"/>
+              </w:rPr>
+              <w:t xml:space="preserve"> (en cada servicio, opcionales)</w:t>
+            </w:r>
+          </w:p>
+        </w:tc>
+        <w:tc>
+          <w:tcPr>
+            <w:tcW w:w="5011" w:type="dxa"/>
+            <w:shd w:val="clear" w:color="auto" w:fill="FFFFFF"/>
+            <w:tcMar>
+              <w:top w:w="70" w:type="dxa"/>
+              <w:left w:w="110" w:type="dxa"/>
+              <w:bottom w:w="70" w:type="dxa"/>
+              <w:right w:w="110" w:type="dxa"/>
+            </w:tcMar>
+            <w:vAlign w:val="center"/>
+          </w:tcPr>
+          <w:p>
+            <w:pPr>
+              <w:spacing w:before="0" w:after="0" w:line="252" w:lineRule="auto"/>
+            </w:pPr>
+            <w:r>
+              <w:rPr>
+                <w:color w:val="17261F"/>
+                <w:sz w:val="17"/>
+                <w:szCs w:val="17"/>
+              </w:rPr>
+              <w:t xml:space="preserve">Publicación en Docker Hub</w:t>
             </w:r>
           </w:p>
         </w:tc>
@@ -20720,7 +22918,7 @@
       <w:pPr>
         <w:pStyle w:val="Heading2"/>
       </w:pPr>
-      <w:bookmarkStart w:id="151" w:name="sec_151"/>
+      <w:bookmarkStart w:id="153" w:name="sec_153"/>
       <w:r>
         <w:rPr>
           <w:b/>
@@ -20731,7 +22929,7 @@
         </w:rPr>
         <w:t xml:space="preserve">11.3 Red de producción</w:t>
       </w:r>
-      <w:bookmarkEnd w:id="151"/>
+      <w:bookmarkEnd w:id="153"/>
     </w:p>
     <w:p>
       <w:pPr>
@@ -21193,7 +23391,7 @@
         <w:drawing>
           <wp:inline distT="0" distB="0" distL="0" distR="0">
             <wp:extent cx="5943600" cy="4997065"/>
-            <wp:docPr id="152" name="SmartPot_07_Redes"/>
+            <wp:docPr id="154" name="SmartPot_07_Redes"/>
             <wp:cNvGraphicFramePr>
               <a:graphicFrameLocks noChangeAspect="1"/>
             </wp:cNvGraphicFramePr>
@@ -21201,7 +23399,7 @@
               <a:graphicData uri="http://schemas.openxmlformats.org/drawingml/2006/picture">
                 <pic:pic>
                   <pic:nvPicPr>
-                    <pic:cNvPr id="152" name="SmartPot_07_Redes"/>
+                    <pic:cNvPr id="154" name="SmartPot_07_Redes"/>
                     <pic:cNvPicPr/>
                   </pic:nvPicPr>
                   <pic:blipFill>
@@ -21273,7 +23471,7 @@
       <w:pPr>
         <w:pStyle w:val="Heading1"/>
       </w:pPr>
-      <w:bookmarkStart w:id="153" w:name="sec_153"/>
+      <w:bookmarkStart w:id="155" w:name="sec_155"/>
       <w:r>
         <w:rPr>
           <w:b/>
@@ -21284,7 +23482,7 @@
         </w:rPr>
         <w:t xml:space="preserve">Calidad</w:t>
       </w:r>
-      <w:bookmarkEnd w:id="153"/>
+      <w:bookmarkEnd w:id="155"/>
     </w:p>
     <w:p>
       <w:pPr>
@@ -21296,7 +23494,7 @@
         <w:drawing>
           <wp:inline distT="0" distB="0" distL="0" distR="0">
             <wp:extent cx="5943600" cy="2650447"/>
-            <wp:docPr id="154" name="SmartPot_08_QA"/>
+            <wp:docPr id="156" name="SmartPot_08_QA"/>
             <wp:cNvGraphicFramePr>
               <a:graphicFrameLocks noChangeAspect="1"/>
             </wp:cNvGraphicFramePr>
@@ -21304,7 +23502,7 @@
               <a:graphicData uri="http://schemas.openxmlformats.org/drawingml/2006/picture">
                 <pic:pic>
                   <pic:nvPicPr>
-                    <pic:cNvPr id="154" name="SmartPot_08_QA"/>
+                    <pic:cNvPr id="156" name="SmartPot_08_QA"/>
                     <pic:cNvPicPr/>
                   </pic:nvPicPr>
                   <pic:blipFill>
@@ -21533,7 +23731,7 @@
                 <w:sz w:val="17"/>
                 <w:szCs w:val="17"/>
               </w:rPr>
-              <w:t xml:space="preserve">64</w:t>
+              <w:t xml:space="preserve">75</w:t>
             </w:r>
           </w:p>
         </w:tc>
@@ -21559,7 +23757,7 @@
                 <w:sz w:val="17"/>
                 <w:szCs w:val="17"/>
               </w:rPr>
-              <w:t xml:space="preserve">Cifrado, JWT, contraseñas, MQTT, aprovisionamiento, comandos, cultivos, agente, caché, hora local para la IA y seguridad de los controladores</w:t>
+              <w:t xml:space="preserve">Cifrado, JWT, contraseñas, MQTT, aprovisionamiento, comandos, cultivos, agente, caché, historial con hora para la IA, panel general, órdenes y automatización en bloque, y seguridad de los controladores</w:t>
             </w:r>
           </w:p>
         </w:tc>
@@ -21618,7 +23816,7 @@
                 <w:sz w:val="17"/>
                 <w:szCs w:val="17"/>
               </w:rPr>
-              <w:t xml:space="preserve">43</w:t>
+              <w:t xml:space="preserve">59</w:t>
             </w:r>
           </w:p>
         </w:tc>
@@ -21644,7 +23842,7 @@
                 <w:sz w:val="17"/>
                 <w:szCs w:val="17"/>
               </w:rPr>
-              <w:t xml:space="preserve">Base de conocimiento, reglas, descanso nocturno, índice difuso, exactitud de los modelos, agente y contrato HTTP</w:t>
+              <w:t xml:space="preserve">Base de conocimiento, reglas, descanso nocturno, pronóstico Theil-Sen, acciones preventivas, análisis de flota, índice difuso, exactitud de los modelos, agente y contrato HTTP</w:t>
             </w:r>
           </w:p>
         </w:tc>
@@ -21703,7 +23901,7 @@
                 <w:sz w:val="17"/>
                 <w:szCs w:val="17"/>
               </w:rPr>
-              <w:t xml:space="preserve">29</w:t>
+              <w:t xml:space="preserve">35</w:t>
             </w:r>
           </w:p>
         </w:tc>
@@ -21729,7 +23927,7 @@
                 <w:sz w:val="17"/>
                 <w:szCs w:val="17"/>
               </w:rPr>
-              <w:t xml:space="preserve">Cliente HTTP, sesión, validaciones, ingreso, componentes del cultivo, asistente y requisitos de SEO y PWA</w:t>
+              <w:t xml:space="preserve">Cliente HTTP, sesión, validaciones, ingreso, componentes del cultivo, asistente con pronóstico, panel general (ranking, colores estables, acciones en bloque) y requisitos de SEO y PWA</w:t>
             </w:r>
           </w:p>
         </w:tc>
@@ -22128,7 +24326,7 @@
                 <w:sz w:val="17"/>
                 <w:szCs w:val="17"/>
               </w:rPr>
-              <w:t xml:space="preserve">15 comprobaciones</w:t>
+              <w:t xml:space="preserve">21 comprobaciones</w:t>
             </w:r>
           </w:p>
         </w:tc>
@@ -22154,7 +24352,7 @@
                 <w:sz w:val="17"/>
                 <w:szCs w:val="17"/>
               </w:rPr>
-              <w:t xml:space="preserve">Registro, cultivo, telemetría MQTT, clave incorrecta rechazada, comando con ACK, asistente y borrado</w:t>
+              <w:t xml:space="preserve">Registro, cultivo, telemetría MQTT, clave incorrecta rechazada, comando con ACK, asistente, panel general, series, análisis de flota, orden y automatización en bloque, y borrado</w:t>
             </w:r>
           </w:p>
         </w:tc>
@@ -22189,7 +24387,7 @@
       <w:pPr>
         <w:pStyle w:val="Heading1"/>
       </w:pPr>
-      <w:bookmarkStart w:id="155" w:name="sec_155"/>
+      <w:bookmarkStart w:id="157" w:name="sec_157"/>
       <w:r>
         <w:rPr>
           <w:b/>
@@ -22200,7 +24398,7 @@
         </w:rPr>
         <w:t xml:space="preserve">Operación</w:t>
       </w:r>
-      <w:bookmarkEnd w:id="155"/>
+      <w:bookmarkEnd w:id="157"/>
     </w:p>
     <w:p>
       <w:pPr>
@@ -23079,7 +25277,7 @@
       <w:pPr>
         <w:pStyle w:val="Heading1"/>
       </w:pPr>
-      <w:bookmarkStart w:id="156" w:name="sec_156"/>
+      <w:bookmarkStart w:id="158" w:name="sec_158"/>
       <w:r>
         <w:rPr>
           <w:b/>
@@ -23090,7 +25288,7 @@
         </w:rPr>
         <w:t xml:space="preserve">Glosario</w:t>
       </w:r>
-      <w:bookmarkEnd w:id="156"/>
+      <w:bookmarkEnd w:id="158"/>
     </w:p>
     <w:p>
       <w:pPr>
@@ -24236,7 +26434,7 @@
             <w:drawing>
               <wp:inline distT="0" distB="0" distL="0" distR="0">
                 <wp:extent cx="180000" cy="180000"/>
-                <wp:docPr id="157" name="Icono"/>
+                <wp:docPr id="159" name="Icono"/>
                 <wp:cNvGraphicFramePr>
                   <a:graphicFrameLocks noChangeAspect="1"/>
                 </wp:cNvGraphicFramePr>
@@ -24244,7 +26442,7 @@
                   <a:graphicData uri="http://schemas.openxmlformats.org/drawingml/2006/picture">
                     <pic:pic>
                       <pic:nvPicPr>
-                        <pic:cNvPr id="157" name="Icono"/>
+                        <pic:cNvPr id="159" name="Icono"/>
                         <pic:cNvPicPr/>
                       </pic:nvPicPr>
                       <pic:blipFill>
